--- a/Documentación-Oráculo.docx
+++ b/Documentación-Oráculo.docx
@@ -5,6 +5,7 @@
     <w:p>
       <w:pPr>
         <w:rPr>
+          <w:rFonts w:ascii="Calibri" w:hAnsi="Calibri" w:cs="Calibri"/>
           <w:b/>
           <w:bCs/>
           <w:lang w:val="es-CR"/>
@@ -12,6 +13,7 @@
       </w:pPr>
       <w:r>
         <w:rPr>
+          <w:rFonts w:ascii="Calibri" w:hAnsi="Calibri" w:cs="Calibri"/>
           <w:b/>
           <w:bCs/>
           <w:lang w:val="es-CR"/>
@@ -22,11 +24,13 @@
     <w:p>
       <w:pPr>
         <w:rPr>
-          <w:lang w:val="es-CR"/>
-        </w:rPr>
-      </w:pPr>
-      <w:r>
-        <w:rPr>
+          <w:rFonts w:ascii="Calibri" w:hAnsi="Calibri" w:cs="Calibri"/>
+          <w:lang w:val="es-CR"/>
+        </w:rPr>
+      </w:pPr>
+      <w:r>
+        <w:rPr>
+          <w:rFonts w:ascii="Calibri" w:hAnsi="Calibri" w:cs="Calibri"/>
           <w:b/>
           <w:bCs/>
           <w:lang w:val="es-CR"/>
@@ -35,25 +39,22 @@
       </w:r>
       <w:r>
         <w:rPr>
-          <w:lang w:val="es-CR"/>
-        </w:rPr>
-        <w:t xml:space="preserve"> Árbol de Decisión Interactivo </w:t>
-      </w:r>
-      <w:r>
-        <w:rPr>
-          <w:lang w:val="es-CR"/>
-        </w:rPr>
-        <w:t>- Oráculo</w:t>
+          <w:rFonts w:ascii="Calibri" w:hAnsi="Calibri" w:cs="Calibri"/>
+          <w:lang w:val="es-CR"/>
+        </w:rPr>
+        <w:t xml:space="preserve"> Árbol de Decisión Interactivo - Oráculo</w:t>
       </w:r>
     </w:p>
     <w:p>
       <w:pPr>
         <w:rPr>
-          <w:lang w:val="es-CR"/>
-        </w:rPr>
-      </w:pPr>
-      <w:r>
-        <w:rPr>
+          <w:rFonts w:ascii="Calibri" w:hAnsi="Calibri" w:cs="Calibri"/>
+          <w:lang w:val="es-CR"/>
+        </w:rPr>
+      </w:pPr>
+      <w:r>
+        <w:rPr>
+          <w:rFonts w:ascii="Calibri" w:hAnsi="Calibri" w:cs="Calibri"/>
           <w:b/>
           <w:bCs/>
           <w:lang w:val="es-CR"/>
@@ -62,6 +63,7 @@
       </w:r>
       <w:r>
         <w:rPr>
+          <w:rFonts w:ascii="Calibri" w:hAnsi="Calibri" w:cs="Calibri"/>
           <w:lang w:val="es-CR"/>
         </w:rPr>
         <w:t xml:space="preserve"> Taller de Programación</w:t>
@@ -70,11 +72,13 @@
     <w:p>
       <w:pPr>
         <w:rPr>
-          <w:lang w:val="es-CR"/>
-        </w:rPr>
-      </w:pPr>
-      <w:r>
-        <w:rPr>
+          <w:rFonts w:ascii="Calibri" w:hAnsi="Calibri" w:cs="Calibri"/>
+          <w:lang w:val="es-CR"/>
+        </w:rPr>
+      </w:pPr>
+      <w:r>
+        <w:rPr>
+          <w:rFonts w:ascii="Calibri" w:hAnsi="Calibri" w:cs="Calibri"/>
           <w:b/>
           <w:bCs/>
           <w:lang w:val="es-CR"/>
@@ -83,29 +87,50 @@
       </w:r>
       <w:r>
         <w:rPr>
+          <w:rFonts w:ascii="Calibri" w:hAnsi="Calibri" w:cs="Calibri"/>
           <w:lang w:val="es-CR"/>
         </w:rPr>
         <w:t xml:space="preserve"> Junio, 2026</w:t>
       </w:r>
     </w:p>
     <w:p>
-      <w:r>
+      <w:pPr>
+        <w:rPr>
+          <w:rFonts w:ascii="Calibri" w:hAnsi="Calibri" w:cs="Calibri"/>
+        </w:rPr>
+      </w:pPr>
+      <w:r>
+        <w:rPr>
+          <w:rFonts w:ascii="Calibri" w:hAnsi="Calibri" w:cs="Calibri"/>
+        </w:rPr>
         <w:t xml:space="preserve">1. </w:t>
       </w:r>
       <w:proofErr w:type="spellStart"/>
       <w:r>
+        <w:rPr>
+          <w:rFonts w:ascii="Calibri" w:hAnsi="Calibri" w:cs="Calibri"/>
+        </w:rPr>
         <w:t>Representación</w:t>
       </w:r>
       <w:proofErr w:type="spellEnd"/>
       <w:r>
+        <w:rPr>
+          <w:rFonts w:ascii="Calibri" w:hAnsi="Calibri" w:cs="Calibri"/>
+        </w:rPr>
         <w:t xml:space="preserve"> y </w:t>
       </w:r>
       <w:proofErr w:type="spellStart"/>
       <w:r>
+        <w:rPr>
+          <w:rFonts w:ascii="Calibri" w:hAnsi="Calibri" w:cs="Calibri"/>
+        </w:rPr>
         <w:t>Recorrido</w:t>
       </w:r>
       <w:proofErr w:type="spellEnd"/>
       <w:r>
+        <w:rPr>
+          <w:rFonts w:ascii="Calibri" w:hAnsi="Calibri" w:cs="Calibri"/>
+        </w:rPr>
         <w:t xml:space="preserve"> del Árbol </w:t>
       </w:r>
     </w:p>
@@ -116,11 +141,13 @@
           <w:numId w:val="1"/>
         </w:numPr>
         <w:rPr>
-          <w:lang w:val="es-CR"/>
-        </w:rPr>
-      </w:pPr>
-      <w:r>
-        <w:rPr>
+          <w:rFonts w:ascii="Calibri" w:hAnsi="Calibri" w:cs="Calibri"/>
+          <w:lang w:val="es-CR"/>
+        </w:rPr>
+      </w:pPr>
+      <w:r>
+        <w:rPr>
+          <w:rFonts w:ascii="Calibri" w:hAnsi="Calibri" w:cs="Calibri"/>
           <w:b/>
           <w:bCs/>
           <w:lang w:val="es-CR"/>
@@ -129,12 +156,14 @@
       </w:r>
       <w:r>
         <w:rPr>
+          <w:rFonts w:ascii="Calibri" w:hAnsi="Calibri" w:cs="Calibri"/>
           <w:lang w:val="es-CR"/>
         </w:rPr>
         <w:t xml:space="preserve"> El árbol de decisión se representa mediante una estructura de </w:t>
       </w:r>
       <w:r>
         <w:rPr>
+          <w:rFonts w:ascii="Calibri" w:hAnsi="Calibri" w:cs="Calibri"/>
           <w:b/>
           <w:bCs/>
           <w:lang w:val="es-CR"/>
@@ -143,6 +172,7 @@
       </w:r>
       <w:r>
         <w:rPr>
+          <w:rFonts w:ascii="Calibri" w:hAnsi="Calibri" w:cs="Calibri"/>
           <w:lang w:val="es-CR"/>
         </w:rPr>
         <w:t xml:space="preserve"> basada en nodos dinámicos enlazados en memoria. Cada pregunta es un nodo interno que ramifica la lógica hacia dos caminos posibles mediante punteros (si y no). Los elementos finales o predicciones del sistema se ubican exclusivamente en los nodos hoja (terminales) del árbol. </w:t>
@@ -155,11 +185,13 @@
           <w:numId w:val="1"/>
         </w:numPr>
         <w:rPr>
-          <w:lang w:val="es-CR"/>
-        </w:rPr>
-      </w:pPr>
-      <w:r>
-        <w:rPr>
+          <w:rFonts w:ascii="Calibri" w:hAnsi="Calibri" w:cs="Calibri"/>
+          <w:lang w:val="es-CR"/>
+        </w:rPr>
+      </w:pPr>
+      <w:r>
+        <w:rPr>
+          <w:rFonts w:ascii="Calibri" w:hAnsi="Calibri" w:cs="Calibri"/>
           <w:b/>
           <w:bCs/>
           <w:lang w:val="es-CR"/>
@@ -168,12 +200,14 @@
       </w:r>
       <w:r>
         <w:rPr>
+          <w:rFonts w:ascii="Calibri" w:hAnsi="Calibri" w:cs="Calibri"/>
           <w:lang w:val="es-CR"/>
         </w:rPr>
         <w:t xml:space="preserve"> El recorrido se realiza en tiempo real de manera interactiva según las respuestas de </w:t>
       </w:r>
       <w:r>
         <w:rPr>
+          <w:rFonts w:ascii="Calibri" w:hAnsi="Calibri" w:cs="Calibri"/>
           <w:b/>
           <w:bCs/>
           <w:lang w:val="es-CR"/>
@@ -182,6 +216,7 @@
       </w:r>
       <w:r>
         <w:rPr>
+          <w:rFonts w:ascii="Calibri" w:hAnsi="Calibri" w:cs="Calibri"/>
           <w:lang w:val="es-CR"/>
         </w:rPr>
         <w:t xml:space="preserve"> suministradas por el usuario. El sistema inicia con un puntero en el nodo </w:t>
@@ -189,6 +224,7 @@
       <w:proofErr w:type="spellStart"/>
       <w:r>
         <w:rPr>
+          <w:rFonts w:ascii="Calibri" w:hAnsi="Calibri" w:cs="Calibri"/>
           <w:lang w:val="es-CR"/>
         </w:rPr>
         <w:t>raiz</w:t>
@@ -196,6 +232,7 @@
       <w:proofErr w:type="spellEnd"/>
       <w:r>
         <w:rPr>
+          <w:rFonts w:ascii="Calibri" w:hAnsi="Calibri" w:cs="Calibri"/>
           <w:lang w:val="es-CR"/>
         </w:rPr>
         <w:t>. Si el usuario presiona "SÍ", el puntero se desplaza hacia el hijo izquierdo (</w:t>
@@ -203,6 +240,7 @@
       <w:proofErr w:type="spellStart"/>
       <w:r>
         <w:rPr>
+          <w:rFonts w:ascii="Calibri" w:hAnsi="Calibri" w:cs="Calibri"/>
           <w:lang w:val="es-CR"/>
         </w:rPr>
         <w:t>nodo.si</w:t>
@@ -211,6 +249,7 @@
       <w:proofErr w:type="gramStart"/>
       <w:r>
         <w:rPr>
+          <w:rFonts w:ascii="Calibri" w:hAnsi="Calibri" w:cs="Calibri"/>
           <w:lang w:val="es-CR"/>
         </w:rPr>
         <w:t>) ;</w:t>
@@ -218,6 +257,7 @@
       <w:proofErr w:type="gramEnd"/>
       <w:r>
         <w:rPr>
+          <w:rFonts w:ascii="Calibri" w:hAnsi="Calibri" w:cs="Calibri"/>
           <w:lang w:val="es-CR"/>
         </w:rPr>
         <w:t xml:space="preserve"> si presiona "NO", se desplaza hacia el hijo derecho (</w:t>
@@ -225,6 +265,7 @@
       <w:proofErr w:type="spellStart"/>
       <w:r>
         <w:rPr>
+          <w:rFonts w:ascii="Calibri" w:hAnsi="Calibri" w:cs="Calibri"/>
           <w:lang w:val="es-CR"/>
         </w:rPr>
         <w:t>nodo.no</w:t>
@@ -232,6 +273,7 @@
       <w:proofErr w:type="spellEnd"/>
       <w:r>
         <w:rPr>
+          <w:rFonts w:ascii="Calibri" w:hAnsi="Calibri" w:cs="Calibri"/>
           <w:lang w:val="es-CR"/>
         </w:rPr>
         <w:t xml:space="preserve">). Este proceso se repite cíclicamente hasta que el puntero alcanza un nodo donde el atributo </w:t>
@@ -239,6 +281,7 @@
       <w:proofErr w:type="spellStart"/>
       <w:r>
         <w:rPr>
+          <w:rFonts w:ascii="Calibri" w:hAnsi="Calibri" w:cs="Calibri"/>
           <w:lang w:val="es-CR"/>
         </w:rPr>
         <w:t>es_pregunta</w:t>
@@ -246,37 +289,64 @@
       <w:proofErr w:type="spellEnd"/>
       <w:r>
         <w:rPr>
+          <w:rFonts w:ascii="Calibri" w:hAnsi="Calibri" w:cs="Calibri"/>
           <w:lang w:val="es-CR"/>
         </w:rPr>
         <w:t xml:space="preserve"> es False (un nodo hoja). </w:t>
       </w:r>
     </w:p>
     <w:p>
-      <w:r>
+      <w:pPr>
+        <w:rPr>
+          <w:rFonts w:ascii="Calibri" w:hAnsi="Calibri" w:cs="Calibri"/>
+        </w:rPr>
+      </w:pPr>
+      <w:r>
+        <w:rPr>
+          <w:rFonts w:ascii="Calibri" w:hAnsi="Calibri" w:cs="Calibri"/>
+        </w:rPr>
         <w:t xml:space="preserve">2. </w:t>
       </w:r>
       <w:proofErr w:type="spellStart"/>
       <w:r>
+        <w:rPr>
+          <w:rFonts w:ascii="Calibri" w:hAnsi="Calibri" w:cs="Calibri"/>
+        </w:rPr>
         <w:t>Mecanismos</w:t>
       </w:r>
       <w:proofErr w:type="spellEnd"/>
       <w:r>
+        <w:rPr>
+          <w:rFonts w:ascii="Calibri" w:hAnsi="Calibri" w:cs="Calibri"/>
+        </w:rPr>
         <w:t xml:space="preserve"> de </w:t>
       </w:r>
       <w:proofErr w:type="spellStart"/>
       <w:r>
+        <w:rPr>
+          <w:rFonts w:ascii="Calibri" w:hAnsi="Calibri" w:cs="Calibri"/>
+        </w:rPr>
         <w:t>Aprendizaje</w:t>
       </w:r>
       <w:proofErr w:type="spellEnd"/>
       <w:r>
+        <w:rPr>
+          <w:rFonts w:ascii="Calibri" w:hAnsi="Calibri" w:cs="Calibri"/>
+        </w:rPr>
         <w:t xml:space="preserve"> y </w:t>
       </w:r>
       <w:proofErr w:type="spellStart"/>
       <w:r>
+        <w:rPr>
+          <w:rFonts w:ascii="Calibri" w:hAnsi="Calibri" w:cs="Calibri"/>
+        </w:rPr>
         <w:t>Persistencia</w:t>
       </w:r>
       <w:proofErr w:type="spellEnd"/>
       <w:r>
+        <w:rPr>
+          <w:rFonts w:ascii="Calibri" w:hAnsi="Calibri" w:cs="Calibri"/>
+        </w:rPr>
         <w:t xml:space="preserve"> </w:t>
       </w:r>
     </w:p>
@@ -287,11 +357,13 @@
           <w:numId w:val="2"/>
         </w:numPr>
         <w:rPr>
-          <w:lang w:val="es-CR"/>
-        </w:rPr>
-      </w:pPr>
-      <w:r>
-        <w:rPr>
+          <w:rFonts w:ascii="Calibri" w:hAnsi="Calibri" w:cs="Calibri"/>
+          <w:lang w:val="es-CR"/>
+        </w:rPr>
+      </w:pPr>
+      <w:r>
+        <w:rPr>
+          <w:rFonts w:ascii="Calibri" w:hAnsi="Calibri" w:cs="Calibri"/>
           <w:b/>
           <w:bCs/>
           <w:lang w:val="es-CR"/>
@@ -300,12 +372,14 @@
       </w:r>
       <w:r>
         <w:rPr>
+          <w:rFonts w:ascii="Calibri" w:hAnsi="Calibri" w:cs="Calibri"/>
           <w:lang w:val="es-CR"/>
         </w:rPr>
         <w:t xml:space="preserve"> Cuando el sistema falla en su predicción final, se activa el módulo de aprendizaje. El sistema solicita al usuario el objeto real, una pregunta diferenciadora y la respuesta lógica para su objeto. En memoria, el nodo hoja que contenía la predicción incorrecta se </w:t>
       </w:r>
       <w:r>
         <w:rPr>
+          <w:rFonts w:ascii="Calibri" w:hAnsi="Calibri" w:cs="Calibri"/>
           <w:b/>
           <w:bCs/>
           <w:lang w:val="es-CR"/>
@@ -314,6 +388,7 @@
       </w:r>
       <w:r>
         <w:rPr>
+          <w:rFonts w:ascii="Calibri" w:hAnsi="Calibri" w:cs="Calibri"/>
           <w:lang w:val="es-CR"/>
         </w:rPr>
         <w:t xml:space="preserve"> por un nuevo objeto </w:t>
@@ -321,6 +396,7 @@
       <w:proofErr w:type="spellStart"/>
       <w:r>
         <w:rPr>
+          <w:rFonts w:ascii="Calibri" w:hAnsi="Calibri" w:cs="Calibri"/>
           <w:lang w:val="es-CR"/>
         </w:rPr>
         <w:t>NodoDecision</w:t>
@@ -328,6 +404,7 @@
       <w:proofErr w:type="spellEnd"/>
       <w:r>
         <w:rPr>
+          <w:rFonts w:ascii="Calibri" w:hAnsi="Calibri" w:cs="Calibri"/>
           <w:lang w:val="es-CR"/>
         </w:rPr>
         <w:t xml:space="preserve"> de tipo pregunta. Las dos ramas de esta nueva pregunta se enlazan: una apunta hacia el nuevo objeto aprendido y la otra hacia el objeto que falló originalmente, ordenándose según el veredicto ("Sí" o "No") indicado por el usuario. </w:t>
@@ -340,11 +417,13 @@
           <w:numId w:val="2"/>
         </w:numPr>
         <w:rPr>
-          <w:lang w:val="es-CR"/>
-        </w:rPr>
-      </w:pPr>
-      <w:r>
-        <w:rPr>
+          <w:rFonts w:ascii="Calibri" w:hAnsi="Calibri" w:cs="Calibri"/>
+          <w:lang w:val="es-CR"/>
+        </w:rPr>
+      </w:pPr>
+      <w:r>
+        <w:rPr>
+          <w:rFonts w:ascii="Calibri" w:hAnsi="Calibri" w:cs="Calibri"/>
           <w:b/>
           <w:bCs/>
           <w:lang w:val="es-CR"/>
@@ -353,6 +432,7 @@
       </w:r>
       <w:r>
         <w:rPr>
+          <w:rFonts w:ascii="Calibri" w:hAnsi="Calibri" w:cs="Calibri"/>
           <w:lang w:val="es-CR"/>
         </w:rPr>
         <w:t xml:space="preserve"> El método </w:t>
@@ -360,6 +440,7 @@
       <w:proofErr w:type="spellStart"/>
       <w:r>
         <w:rPr>
+          <w:rFonts w:ascii="Calibri" w:hAnsi="Calibri" w:cs="Calibri"/>
           <w:lang w:val="es-CR"/>
         </w:rPr>
         <w:t>guardar_en_archivo</w:t>
@@ -367,6 +448,7 @@
       <w:proofErr w:type="spellEnd"/>
       <w:r>
         <w:rPr>
+          <w:rFonts w:ascii="Calibri" w:hAnsi="Calibri" w:cs="Calibri"/>
           <w:lang w:val="es-CR"/>
         </w:rPr>
         <w:t xml:space="preserve"> transforma recursivamente la estructura jerárquica de objetos de la memoria a un diccionario estándar de Python (_</w:t>
@@ -374,6 +456,7 @@
       <w:proofErr w:type="spellStart"/>
       <w:r>
         <w:rPr>
+          <w:rFonts w:ascii="Calibri" w:hAnsi="Calibri" w:cs="Calibri"/>
           <w:lang w:val="es-CR"/>
         </w:rPr>
         <w:t>nodo_a_diccionario</w:t>
@@ -381,12 +464,14 @@
       <w:proofErr w:type="spellEnd"/>
       <w:r>
         <w:rPr>
+          <w:rFonts w:ascii="Calibri" w:hAnsi="Calibri" w:cs="Calibri"/>
           <w:lang w:val="es-CR"/>
         </w:rPr>
         <w:t xml:space="preserve">), el cual es serializado automáticamente a un archivo físico con formato </w:t>
       </w:r>
       <w:r>
         <w:rPr>
+          <w:rFonts w:ascii="Calibri" w:hAnsi="Calibri" w:cs="Calibri"/>
           <w:b/>
           <w:bCs/>
           <w:lang w:val="es-CR"/>
@@ -395,6 +480,7 @@
       </w:r>
       <w:r>
         <w:rPr>
+          <w:rFonts w:ascii="Calibri" w:hAnsi="Calibri" w:cs="Calibri"/>
           <w:lang w:val="es-CR"/>
         </w:rPr>
         <w:t xml:space="preserve"> mediante la librería nativa </w:t>
@@ -402,6 +488,7 @@
       <w:proofErr w:type="spellStart"/>
       <w:r>
         <w:rPr>
+          <w:rFonts w:ascii="Calibri" w:hAnsi="Calibri" w:cs="Calibri"/>
           <w:lang w:val="es-CR"/>
         </w:rPr>
         <w:t>json</w:t>
@@ -409,6 +496,7 @@
       <w:proofErr w:type="spellEnd"/>
       <w:r>
         <w:rPr>
+          <w:rFonts w:ascii="Calibri" w:hAnsi="Calibri" w:cs="Calibri"/>
           <w:lang w:val="es-CR"/>
         </w:rPr>
         <w:t xml:space="preserve"> de Python. Este guardado se detona de manera automática inmediatamente después de que el árbol aprende una nueva rama. </w:t>
@@ -421,11 +509,13 @@
           <w:numId w:val="2"/>
         </w:numPr>
         <w:rPr>
-          <w:lang w:val="es-CR"/>
-        </w:rPr>
-      </w:pPr>
-      <w:r>
-        <w:rPr>
+          <w:rFonts w:ascii="Calibri" w:hAnsi="Calibri" w:cs="Calibri"/>
+          <w:lang w:val="es-CR"/>
+        </w:rPr>
+      </w:pPr>
+      <w:r>
+        <w:rPr>
+          <w:rFonts w:ascii="Calibri" w:hAnsi="Calibri" w:cs="Calibri"/>
           <w:b/>
           <w:bCs/>
           <w:lang w:val="es-CR"/>
@@ -434,6 +524,7 @@
       </w:r>
       <w:r>
         <w:rPr>
+          <w:rFonts w:ascii="Calibri" w:hAnsi="Calibri" w:cs="Calibri"/>
           <w:lang w:val="es-CR"/>
         </w:rPr>
         <w:t xml:space="preserve"> El método </w:t>
@@ -441,6 +532,7 @@
       <w:proofErr w:type="spellStart"/>
       <w:r>
         <w:rPr>
+          <w:rFonts w:ascii="Calibri" w:hAnsi="Calibri" w:cs="Calibri"/>
           <w:lang w:val="es-CR"/>
         </w:rPr>
         <w:t>cargar_desde_archivo</w:t>
@@ -448,20 +540,23 @@
       <w:proofErr w:type="spellEnd"/>
       <w:r>
         <w:rPr>
-          <w:lang w:val="es-CR"/>
-        </w:rPr>
-        <w:t xml:space="preserve"> lee el archivo JSON en disco, maneja posibles excepciones de lectura (control de archivos </w:t>
-      </w:r>
-      <w:r>
-        <w:rPr>
+          <w:rFonts w:ascii="Calibri" w:hAnsi="Calibri" w:cs="Calibri"/>
+          <w:lang w:val="es-CR"/>
+        </w:rPr>
+        <w:t xml:space="preserve"> lee el archivo JSON en disco, maneja posibles excepciones de lectura (control de archivos corruptos o </w:t>
+      </w:r>
+      <w:r>
+        <w:rPr>
+          <w:rFonts w:ascii="Calibri" w:hAnsi="Calibri" w:cs="Calibri"/>
           <w:lang w:val="es-CR"/>
         </w:rPr>
         <w:lastRenderedPageBreak/>
-        <w:t>corruptos o vacíos) y reconstruye recursivamente los objetos en memoria mediante la función auxiliar _</w:t>
-      </w:r>
-      <w:proofErr w:type="spellStart"/>
-      <w:r>
-        <w:rPr>
+        <w:t>vacíos) y reconstruye recursivamente los objetos en memoria mediante la función auxiliar _</w:t>
+      </w:r>
+      <w:proofErr w:type="spellStart"/>
+      <w:r>
+        <w:rPr>
+          <w:rFonts w:ascii="Calibri" w:hAnsi="Calibri" w:cs="Calibri"/>
           <w:lang w:val="es-CR"/>
         </w:rPr>
         <w:t>diccionario_a_nodo</w:t>
@@ -469,6 +564,7 @@
       <w:proofErr w:type="spellEnd"/>
       <w:r>
         <w:rPr>
+          <w:rFonts w:ascii="Calibri" w:hAnsi="Calibri" w:cs="Calibri"/>
           <w:lang w:val="es-CR"/>
         </w:rPr>
         <w:t xml:space="preserve">, restableciendo los punteros y los estados del juego exactamente como estaban antes de cerrar el programa. </w:t>
@@ -477,11 +573,13 @@
     <w:p>
       <w:pPr>
         <w:rPr>
-          <w:lang w:val="es-CR"/>
-        </w:rPr>
-      </w:pPr>
-      <w:r>
-        <w:rPr>
+          <w:rFonts w:ascii="Calibri" w:hAnsi="Calibri" w:cs="Calibri"/>
+          <w:lang w:val="es-CR"/>
+        </w:rPr>
+      </w:pPr>
+      <w:r>
+        <w:rPr>
+          <w:rFonts w:ascii="Calibri" w:hAnsi="Calibri" w:cs="Calibri"/>
           <w:lang w:val="es-CR"/>
         </w:rPr>
         <w:t xml:space="preserve">3. Estructura de Clases y Responsabilidades </w:t>
@@ -490,6 +588,7 @@
     <w:p>
       <w:pPr>
         <w:rPr>
+          <w:rFonts w:ascii="Calibri" w:hAnsi="Calibri" w:cs="Calibri"/>
           <w:b/>
           <w:bCs/>
           <w:lang w:val="es-CR"/>
@@ -497,6 +596,7 @@
       </w:pPr>
       <w:r>
         <w:rPr>
+          <w:rFonts w:ascii="Calibri" w:hAnsi="Calibri" w:cs="Calibri"/>
           <w:b/>
           <w:bCs/>
           <w:lang w:val="es-CR"/>
@@ -506,6 +606,7 @@
       <w:proofErr w:type="spellStart"/>
       <w:r>
         <w:rPr>
+          <w:rFonts w:ascii="Calibri" w:hAnsi="Calibri" w:cs="Calibri"/>
           <w:b/>
           <w:bCs/>
           <w:lang w:val="es-CR"/>
@@ -521,11 +622,13 @@
           <w:numId w:val="3"/>
         </w:numPr>
         <w:rPr>
-          <w:lang w:val="es-CR"/>
-        </w:rPr>
-      </w:pPr>
-      <w:r>
-        <w:rPr>
+          <w:rFonts w:ascii="Calibri" w:hAnsi="Calibri" w:cs="Calibri"/>
+          <w:lang w:val="es-CR"/>
+        </w:rPr>
+      </w:pPr>
+      <w:r>
+        <w:rPr>
+          <w:rFonts w:ascii="Calibri" w:hAnsi="Calibri" w:cs="Calibri"/>
           <w:b/>
           <w:bCs/>
           <w:lang w:val="es-CR"/>
@@ -534,6 +637,7 @@
       </w:r>
       <w:r>
         <w:rPr>
+          <w:rFonts w:ascii="Calibri" w:hAnsi="Calibri" w:cs="Calibri"/>
           <w:lang w:val="es-CR"/>
         </w:rPr>
         <w:t xml:space="preserve"> Representar de manera atómica cada unidad o punto de bifurcación dentro del árbol binario. </w:t>
@@ -545,9 +649,13 @@
           <w:ilvl w:val="0"/>
           <w:numId w:val="3"/>
         </w:numPr>
-      </w:pPr>
-      <w:r>
-        <w:rPr>
+        <w:rPr>
+          <w:rFonts w:ascii="Calibri" w:hAnsi="Calibri" w:cs="Calibri"/>
+        </w:rPr>
+      </w:pPr>
+      <w:r>
+        <w:rPr>
+          <w:rFonts w:ascii="Calibri" w:hAnsi="Calibri" w:cs="Calibri"/>
           <w:b/>
           <w:bCs/>
         </w:rPr>
@@ -556,6 +664,7 @@
       <w:proofErr w:type="spellStart"/>
       <w:r>
         <w:rPr>
+          <w:rFonts w:ascii="Calibri" w:hAnsi="Calibri" w:cs="Calibri"/>
           <w:b/>
           <w:bCs/>
         </w:rPr>
@@ -564,6 +673,7 @@
       <w:proofErr w:type="spellEnd"/>
       <w:r>
         <w:rPr>
+          <w:rFonts w:ascii="Calibri" w:hAnsi="Calibri" w:cs="Calibri"/>
           <w:b/>
           <w:bCs/>
         </w:rPr>
@@ -577,11 +687,13 @@
           <w:numId w:val="3"/>
         </w:numPr>
         <w:rPr>
-          <w:lang w:val="es-CR"/>
-        </w:rPr>
-      </w:pPr>
-      <w:r>
-        <w:rPr>
+          <w:rFonts w:ascii="Calibri" w:hAnsi="Calibri" w:cs="Calibri"/>
+          <w:lang w:val="es-CR"/>
+        </w:rPr>
+      </w:pPr>
+      <w:r>
+        <w:rPr>
+          <w:rFonts w:ascii="Calibri" w:hAnsi="Calibri" w:cs="Calibri"/>
           <w:lang w:val="es-CR"/>
         </w:rPr>
         <w:t xml:space="preserve">texto (String): Almacena la pregunta o el nombre de la predicción final. </w:t>
@@ -594,12 +706,14 @@
           <w:numId w:val="3"/>
         </w:numPr>
         <w:rPr>
-          <w:lang w:val="es-CR"/>
-        </w:rPr>
-      </w:pPr>
-      <w:proofErr w:type="spellStart"/>
-      <w:r>
-        <w:rPr>
+          <w:rFonts w:ascii="Calibri" w:hAnsi="Calibri" w:cs="Calibri"/>
+          <w:lang w:val="es-CR"/>
+        </w:rPr>
+      </w:pPr>
+      <w:proofErr w:type="spellStart"/>
+      <w:r>
+        <w:rPr>
+          <w:rFonts w:ascii="Calibri" w:hAnsi="Calibri" w:cs="Calibri"/>
           <w:lang w:val="es-CR"/>
         </w:rPr>
         <w:t>es_pregunta</w:t>
@@ -607,6 +721,7 @@
       <w:proofErr w:type="spellEnd"/>
       <w:r>
         <w:rPr>
+          <w:rFonts w:ascii="Calibri" w:hAnsi="Calibri" w:cs="Calibri"/>
           <w:lang w:val="es-CR"/>
         </w:rPr>
         <w:t xml:space="preserve"> (Booleano): Bandera para diferenciar si el nodo requiere una bifurcación (True) o es una hoja de veredicto (False). </w:t>
@@ -619,12 +734,14 @@
           <w:numId w:val="3"/>
         </w:numPr>
         <w:rPr>
-          <w:lang w:val="es-CR"/>
-        </w:rPr>
-      </w:pPr>
-      <w:proofErr w:type="spellStart"/>
-      <w:r>
-        <w:rPr>
+          <w:rFonts w:ascii="Calibri" w:hAnsi="Calibri" w:cs="Calibri"/>
+          <w:lang w:val="es-CR"/>
+        </w:rPr>
+      </w:pPr>
+      <w:proofErr w:type="spellStart"/>
+      <w:r>
+        <w:rPr>
+          <w:rFonts w:ascii="Calibri" w:hAnsi="Calibri" w:cs="Calibri"/>
           <w:lang w:val="es-CR"/>
         </w:rPr>
         <w:t>si</w:t>
@@ -632,6 +749,7 @@
       <w:proofErr w:type="spellEnd"/>
       <w:r>
         <w:rPr>
+          <w:rFonts w:ascii="Calibri" w:hAnsi="Calibri" w:cs="Calibri"/>
           <w:lang w:val="es-CR"/>
         </w:rPr>
         <w:t xml:space="preserve"> (</w:t>
@@ -639,6 +757,7 @@
       <w:proofErr w:type="spellStart"/>
       <w:r>
         <w:rPr>
+          <w:rFonts w:ascii="Calibri" w:hAnsi="Calibri" w:cs="Calibri"/>
           <w:lang w:val="es-CR"/>
         </w:rPr>
         <w:t>NodoDecision</w:t>
@@ -646,6 +765,7 @@
       <w:proofErr w:type="spellEnd"/>
       <w:r>
         <w:rPr>
+          <w:rFonts w:ascii="Calibri" w:hAnsi="Calibri" w:cs="Calibri"/>
           <w:lang w:val="es-CR"/>
         </w:rPr>
         <w:t xml:space="preserve">): Puntero de referencia hacia el nodo hijo izquierdo (camino afirmativo). </w:t>
@@ -658,11 +778,13 @@
           <w:numId w:val="3"/>
         </w:numPr>
         <w:rPr>
-          <w:lang w:val="es-CR"/>
-        </w:rPr>
-      </w:pPr>
-      <w:r>
-        <w:rPr>
+          <w:rFonts w:ascii="Calibri" w:hAnsi="Calibri" w:cs="Calibri"/>
+          <w:lang w:val="es-CR"/>
+        </w:rPr>
+      </w:pPr>
+      <w:r>
+        <w:rPr>
+          <w:rFonts w:ascii="Calibri" w:hAnsi="Calibri" w:cs="Calibri"/>
           <w:lang w:val="es-CR"/>
         </w:rPr>
         <w:t>no (</w:t>
@@ -670,6 +792,7 @@
       <w:proofErr w:type="spellStart"/>
       <w:r>
         <w:rPr>
+          <w:rFonts w:ascii="Calibri" w:hAnsi="Calibri" w:cs="Calibri"/>
           <w:lang w:val="es-CR"/>
         </w:rPr>
         <w:t>NodoDecision</w:t>
@@ -677,6 +800,7 @@
       <w:proofErr w:type="spellEnd"/>
       <w:r>
         <w:rPr>
+          <w:rFonts w:ascii="Calibri" w:hAnsi="Calibri" w:cs="Calibri"/>
           <w:lang w:val="es-CR"/>
         </w:rPr>
         <w:t xml:space="preserve">): Puntero de referencia hacia el nodo hijo derecho (camino negativo). </w:t>
@@ -685,12 +809,14 @@
     <w:p>
       <w:pPr>
         <w:rPr>
+          <w:rFonts w:ascii="Calibri" w:hAnsi="Calibri" w:cs="Calibri"/>
           <w:b/>
           <w:bCs/>
         </w:rPr>
       </w:pPr>
       <w:r>
         <w:rPr>
+          <w:rFonts w:ascii="Calibri" w:hAnsi="Calibri" w:cs="Calibri"/>
           <w:b/>
           <w:bCs/>
         </w:rPr>
@@ -699,6 +825,7 @@
       <w:proofErr w:type="spellStart"/>
       <w:r>
         <w:rPr>
+          <w:rFonts w:ascii="Calibri" w:hAnsi="Calibri" w:cs="Calibri"/>
           <w:b/>
           <w:bCs/>
         </w:rPr>
@@ -713,11 +840,13 @@
           <w:numId w:val="4"/>
         </w:numPr>
         <w:rPr>
-          <w:lang w:val="es-CR"/>
-        </w:rPr>
-      </w:pPr>
-      <w:r>
-        <w:rPr>
+          <w:rFonts w:ascii="Calibri" w:hAnsi="Calibri" w:cs="Calibri"/>
+          <w:lang w:val="es-CR"/>
+        </w:rPr>
+      </w:pPr>
+      <w:r>
+        <w:rPr>
+          <w:rFonts w:ascii="Calibri" w:hAnsi="Calibri" w:cs="Calibri"/>
           <w:b/>
           <w:bCs/>
           <w:lang w:val="es-CR"/>
@@ -726,6 +855,7 @@
       </w:r>
       <w:r>
         <w:rPr>
+          <w:rFonts w:ascii="Calibri" w:hAnsi="Calibri" w:cs="Calibri"/>
           <w:lang w:val="es-CR"/>
         </w:rPr>
         <w:t xml:space="preserve"> Gestionar la estructura global del árbol binario, controlando los algoritmos recursivos de conversión estructural, persistencia en disco y validación de integridad. </w:t>
@@ -737,9 +867,13 @@
           <w:ilvl w:val="0"/>
           <w:numId w:val="4"/>
         </w:numPr>
-      </w:pPr>
-      <w:r>
-        <w:rPr>
+        <w:rPr>
+          <w:rFonts w:ascii="Calibri" w:hAnsi="Calibri" w:cs="Calibri"/>
+        </w:rPr>
+      </w:pPr>
+      <w:r>
+        <w:rPr>
+          <w:rFonts w:ascii="Calibri" w:hAnsi="Calibri" w:cs="Calibri"/>
           <w:b/>
           <w:bCs/>
         </w:rPr>
@@ -748,6 +882,7 @@
       <w:proofErr w:type="spellStart"/>
       <w:r>
         <w:rPr>
+          <w:rFonts w:ascii="Calibri" w:hAnsi="Calibri" w:cs="Calibri"/>
           <w:b/>
           <w:bCs/>
         </w:rPr>
@@ -756,6 +891,7 @@
       <w:proofErr w:type="spellEnd"/>
       <w:r>
         <w:rPr>
+          <w:rFonts w:ascii="Calibri" w:hAnsi="Calibri" w:cs="Calibri"/>
           <w:b/>
           <w:bCs/>
         </w:rPr>
@@ -769,12 +905,14 @@
           <w:numId w:val="4"/>
         </w:numPr>
         <w:rPr>
-          <w:lang w:val="es-CR"/>
-        </w:rPr>
-      </w:pPr>
-      <w:proofErr w:type="spellStart"/>
-      <w:r>
-        <w:rPr>
+          <w:rFonts w:ascii="Calibri" w:hAnsi="Calibri" w:cs="Calibri"/>
+          <w:lang w:val="es-CR"/>
+        </w:rPr>
+      </w:pPr>
+      <w:proofErr w:type="spellStart"/>
+      <w:r>
+        <w:rPr>
+          <w:rFonts w:ascii="Calibri" w:hAnsi="Calibri" w:cs="Calibri"/>
           <w:lang w:val="es-CR"/>
         </w:rPr>
         <w:t>raiz</w:t>
@@ -782,6 +920,7 @@
       <w:proofErr w:type="spellEnd"/>
       <w:r>
         <w:rPr>
+          <w:rFonts w:ascii="Calibri" w:hAnsi="Calibri" w:cs="Calibri"/>
           <w:lang w:val="es-CR"/>
         </w:rPr>
         <w:t xml:space="preserve"> (</w:t>
@@ -789,6 +928,7 @@
       <w:proofErr w:type="spellStart"/>
       <w:r>
         <w:rPr>
+          <w:rFonts w:ascii="Calibri" w:hAnsi="Calibri" w:cs="Calibri"/>
           <w:lang w:val="es-CR"/>
         </w:rPr>
         <w:t>NodoDecision</w:t>
@@ -796,6 +936,7 @@
       <w:proofErr w:type="spellEnd"/>
       <w:r>
         <w:rPr>
+          <w:rFonts w:ascii="Calibri" w:hAnsi="Calibri" w:cs="Calibri"/>
           <w:lang w:val="es-CR"/>
         </w:rPr>
         <w:t xml:space="preserve">): Puntero principal que referencia el origen o nodo inicial de todo el árbol lógico. </w:t>
@@ -807,10 +948,14 @@
           <w:ilvl w:val="0"/>
           <w:numId w:val="4"/>
         </w:numPr>
-      </w:pPr>
-      <w:proofErr w:type="spellStart"/>
-      <w:r>
-        <w:rPr>
+        <w:rPr>
+          <w:rFonts w:ascii="Calibri" w:hAnsi="Calibri" w:cs="Calibri"/>
+        </w:rPr>
+      </w:pPr>
+      <w:proofErr w:type="spellStart"/>
+      <w:r>
+        <w:rPr>
+          <w:rFonts w:ascii="Calibri" w:hAnsi="Calibri" w:cs="Calibri"/>
           <w:b/>
           <w:bCs/>
         </w:rPr>
@@ -819,6 +964,7 @@
       <w:proofErr w:type="spellEnd"/>
       <w:r>
         <w:rPr>
+          <w:rFonts w:ascii="Calibri" w:hAnsi="Calibri" w:cs="Calibri"/>
           <w:b/>
           <w:bCs/>
         </w:rPr>
@@ -827,6 +973,7 @@
       <w:proofErr w:type="spellStart"/>
       <w:r>
         <w:rPr>
+          <w:rFonts w:ascii="Calibri" w:hAnsi="Calibri" w:cs="Calibri"/>
           <w:b/>
           <w:bCs/>
         </w:rPr>
@@ -835,6 +982,7 @@
       <w:proofErr w:type="spellEnd"/>
       <w:r>
         <w:rPr>
+          <w:rFonts w:ascii="Calibri" w:hAnsi="Calibri" w:cs="Calibri"/>
           <w:b/>
           <w:bCs/>
         </w:rPr>
@@ -848,11 +996,13 @@
           <w:numId w:val="4"/>
         </w:numPr>
         <w:rPr>
-          <w:lang w:val="es-CR"/>
-        </w:rPr>
-      </w:pPr>
-      <w:r>
-        <w:rPr>
+          <w:rFonts w:ascii="Calibri" w:hAnsi="Calibri" w:cs="Calibri"/>
+          <w:lang w:val="es-CR"/>
+        </w:rPr>
+      </w:pPr>
+      <w:r>
+        <w:rPr>
+          <w:rFonts w:ascii="Calibri" w:hAnsi="Calibri" w:cs="Calibri"/>
           <w:lang w:val="es-CR"/>
         </w:rPr>
         <w:t>_</w:t>
@@ -860,6 +1010,7 @@
       <w:proofErr w:type="spellStart"/>
       <w:r>
         <w:rPr>
+          <w:rFonts w:ascii="Calibri" w:hAnsi="Calibri" w:cs="Calibri"/>
           <w:lang w:val="es-CR"/>
         </w:rPr>
         <w:t>nodo_a_diccionario</w:t>
@@ -867,6 +1018,7 @@
       <w:proofErr w:type="spellEnd"/>
       <w:r>
         <w:rPr>
+          <w:rFonts w:ascii="Calibri" w:hAnsi="Calibri" w:cs="Calibri"/>
           <w:lang w:val="es-CR"/>
         </w:rPr>
         <w:t>(nodo): Método privado recursivo que mapea el árbol de objetos a una estructura anidada de diccionarios apta para JSON.</w:t>
@@ -879,11 +1031,13 @@
           <w:numId w:val="4"/>
         </w:numPr>
         <w:rPr>
-          <w:lang w:val="es-CR"/>
-        </w:rPr>
-      </w:pPr>
-      <w:r>
-        <w:rPr>
+          <w:rFonts w:ascii="Calibri" w:hAnsi="Calibri" w:cs="Calibri"/>
+          <w:lang w:val="es-CR"/>
+        </w:rPr>
+      </w:pPr>
+      <w:r>
+        <w:rPr>
+          <w:rFonts w:ascii="Calibri" w:hAnsi="Calibri" w:cs="Calibri"/>
           <w:lang w:val="es-CR"/>
         </w:rPr>
         <w:t>_</w:t>
@@ -891,6 +1045,7 @@
       <w:proofErr w:type="spellStart"/>
       <w:r>
         <w:rPr>
+          <w:rFonts w:ascii="Calibri" w:hAnsi="Calibri" w:cs="Calibri"/>
           <w:lang w:val="es-CR"/>
         </w:rPr>
         <w:t>diccionario_a_nodo</w:t>
@@ -898,6 +1053,7 @@
       <w:proofErr w:type="spellEnd"/>
       <w:r>
         <w:rPr>
+          <w:rFonts w:ascii="Calibri" w:hAnsi="Calibri" w:cs="Calibri"/>
           <w:lang w:val="es-CR"/>
         </w:rPr>
         <w:t xml:space="preserve">(datos): Método privado recursivo que procesa la sintaxis del JSON y reconstruye la jerarquía original de objetos </w:t>
@@ -905,6 +1061,7 @@
       <w:proofErr w:type="spellStart"/>
       <w:r>
         <w:rPr>
+          <w:rFonts w:ascii="Calibri" w:hAnsi="Calibri" w:cs="Calibri"/>
           <w:lang w:val="es-CR"/>
         </w:rPr>
         <w:t>NodoDecision</w:t>
@@ -912,6 +1069,7 @@
       <w:proofErr w:type="spellEnd"/>
       <w:r>
         <w:rPr>
+          <w:rFonts w:ascii="Calibri" w:hAnsi="Calibri" w:cs="Calibri"/>
           <w:lang w:val="es-CR"/>
         </w:rPr>
         <w:t>.</w:t>
@@ -924,12 +1082,14 @@
           <w:numId w:val="4"/>
         </w:numPr>
         <w:rPr>
-          <w:lang w:val="es-CR"/>
-        </w:rPr>
-      </w:pPr>
-      <w:proofErr w:type="spellStart"/>
-      <w:r>
-        <w:rPr>
+          <w:rFonts w:ascii="Calibri" w:hAnsi="Calibri" w:cs="Calibri"/>
+          <w:lang w:val="es-CR"/>
+        </w:rPr>
+      </w:pPr>
+      <w:proofErr w:type="spellStart"/>
+      <w:r>
+        <w:rPr>
+          <w:rFonts w:ascii="Calibri" w:hAnsi="Calibri" w:cs="Calibri"/>
           <w:lang w:val="es-CR"/>
         </w:rPr>
         <w:t>guardar_en_archivo</w:t>
@@ -937,6 +1097,7 @@
       <w:proofErr w:type="spellEnd"/>
       <w:r>
         <w:rPr>
+          <w:rFonts w:ascii="Calibri" w:hAnsi="Calibri" w:cs="Calibri"/>
           <w:lang w:val="es-CR"/>
         </w:rPr>
         <w:t>(</w:t>
@@ -944,6 +1105,7 @@
       <w:proofErr w:type="spellStart"/>
       <w:r>
         <w:rPr>
+          <w:rFonts w:ascii="Calibri" w:hAnsi="Calibri" w:cs="Calibri"/>
           <w:lang w:val="es-CR"/>
         </w:rPr>
         <w:t>ruta_archivo</w:t>
@@ -951,6 +1113,7 @@
       <w:proofErr w:type="spellEnd"/>
       <w:r>
         <w:rPr>
+          <w:rFonts w:ascii="Calibri" w:hAnsi="Calibri" w:cs="Calibri"/>
           <w:lang w:val="es-CR"/>
         </w:rPr>
         <w:t xml:space="preserve">): Escribe el estado actual del árbol en un archivo físico serializado en JSON. </w:t>
@@ -963,12 +1126,14 @@
           <w:numId w:val="4"/>
         </w:numPr>
         <w:rPr>
-          <w:lang w:val="es-CR"/>
-        </w:rPr>
-      </w:pPr>
-      <w:proofErr w:type="spellStart"/>
-      <w:r>
-        <w:rPr>
+          <w:rFonts w:ascii="Calibri" w:hAnsi="Calibri" w:cs="Calibri"/>
+          <w:lang w:val="es-CR"/>
+        </w:rPr>
+      </w:pPr>
+      <w:proofErr w:type="spellStart"/>
+      <w:r>
+        <w:rPr>
+          <w:rFonts w:ascii="Calibri" w:hAnsi="Calibri" w:cs="Calibri"/>
           <w:lang w:val="es-CR"/>
         </w:rPr>
         <w:lastRenderedPageBreak/>
@@ -977,6 +1142,7 @@
       <w:proofErr w:type="spellEnd"/>
       <w:r>
         <w:rPr>
+          <w:rFonts w:ascii="Calibri" w:hAnsi="Calibri" w:cs="Calibri"/>
           <w:lang w:val="es-CR"/>
         </w:rPr>
         <w:t>(</w:t>
@@ -984,6 +1150,7 @@
       <w:proofErr w:type="spellStart"/>
       <w:r>
         <w:rPr>
+          <w:rFonts w:ascii="Calibri" w:hAnsi="Calibri" w:cs="Calibri"/>
           <w:lang w:val="es-CR"/>
         </w:rPr>
         <w:t>ruta_archivo</w:t>
@@ -991,6 +1158,7 @@
       <w:proofErr w:type="spellEnd"/>
       <w:r>
         <w:rPr>
+          <w:rFonts w:ascii="Calibri" w:hAnsi="Calibri" w:cs="Calibri"/>
           <w:lang w:val="es-CR"/>
         </w:rPr>
         <w:t xml:space="preserve">): Lee un archivo del disco, valida que no esté corrupto y lo inyecta como la nueva raíz lúdica activa. </w:t>
@@ -999,12 +1167,14 @@
     <w:p>
       <w:pPr>
         <w:rPr>
+          <w:rFonts w:ascii="Calibri" w:hAnsi="Calibri" w:cs="Calibri"/>
           <w:b/>
           <w:bCs/>
         </w:rPr>
       </w:pPr>
       <w:r>
         <w:rPr>
+          <w:rFonts w:ascii="Calibri" w:hAnsi="Calibri" w:cs="Calibri"/>
           <w:b/>
           <w:bCs/>
         </w:rPr>
@@ -1013,6 +1183,7 @@
       <w:proofErr w:type="spellStart"/>
       <w:r>
         <w:rPr>
+          <w:rFonts w:ascii="Calibri" w:hAnsi="Calibri" w:cs="Calibri"/>
           <w:b/>
           <w:bCs/>
         </w:rPr>
@@ -1027,11 +1198,13 @@
           <w:numId w:val="5"/>
         </w:numPr>
         <w:rPr>
-          <w:lang w:val="es-CR"/>
-        </w:rPr>
-      </w:pPr>
-      <w:r>
-        <w:rPr>
+          <w:rFonts w:ascii="Calibri" w:hAnsi="Calibri" w:cs="Calibri"/>
+          <w:lang w:val="es-CR"/>
+        </w:rPr>
+      </w:pPr>
+      <w:r>
+        <w:rPr>
+          <w:rFonts w:ascii="Calibri" w:hAnsi="Calibri" w:cs="Calibri"/>
           <w:b/>
           <w:bCs/>
           <w:lang w:val="es-CR"/>
@@ -1040,6 +1213,7 @@
       </w:r>
       <w:r>
         <w:rPr>
+          <w:rFonts w:ascii="Calibri" w:hAnsi="Calibri" w:cs="Calibri"/>
           <w:lang w:val="es-CR"/>
         </w:rPr>
         <w:t xml:space="preserve"> Administrar la interfaz gráfica de usuario (GUI), capturar los eventos de los botones, desplegar los formularios de captura y controlar el estado visual del flujo de las partidas. </w:t>
@@ -1051,9 +1225,13 @@
           <w:ilvl w:val="0"/>
           <w:numId w:val="5"/>
         </w:numPr>
-      </w:pPr>
-      <w:r>
-        <w:rPr>
+        <w:rPr>
+          <w:rFonts w:ascii="Calibri" w:hAnsi="Calibri" w:cs="Calibri"/>
+        </w:rPr>
+      </w:pPr>
+      <w:r>
+        <w:rPr>
+          <w:rFonts w:ascii="Calibri" w:hAnsi="Calibri" w:cs="Calibri"/>
           <w:b/>
           <w:bCs/>
         </w:rPr>
@@ -1062,6 +1240,7 @@
       <w:proofErr w:type="spellStart"/>
       <w:r>
         <w:rPr>
+          <w:rFonts w:ascii="Calibri" w:hAnsi="Calibri" w:cs="Calibri"/>
           <w:b/>
           <w:bCs/>
         </w:rPr>
@@ -1070,6 +1249,7 @@
       <w:proofErr w:type="spellEnd"/>
       <w:r>
         <w:rPr>
+          <w:rFonts w:ascii="Calibri" w:hAnsi="Calibri" w:cs="Calibri"/>
           <w:b/>
           <w:bCs/>
         </w:rPr>
@@ -1083,11 +1263,13 @@
           <w:numId w:val="5"/>
         </w:numPr>
         <w:rPr>
-          <w:lang w:val="es-CR"/>
-        </w:rPr>
-      </w:pPr>
-      <w:r>
-        <w:rPr>
+          <w:rFonts w:ascii="Calibri" w:hAnsi="Calibri" w:cs="Calibri"/>
+          <w:lang w:val="es-CR"/>
+        </w:rPr>
+      </w:pPr>
+      <w:r>
+        <w:rPr>
+          <w:rFonts w:ascii="Calibri" w:hAnsi="Calibri" w:cs="Calibri"/>
           <w:lang w:val="es-CR"/>
         </w:rPr>
         <w:t>ventana (</w:t>
@@ -1095,6 +1277,7 @@
       <w:proofErr w:type="spellStart"/>
       <w:r>
         <w:rPr>
+          <w:rFonts w:ascii="Calibri" w:hAnsi="Calibri" w:cs="Calibri"/>
           <w:lang w:val="es-CR"/>
         </w:rPr>
         <w:t>Tk</w:t>
@@ -1102,6 +1285,7 @@
       <w:proofErr w:type="spellEnd"/>
       <w:r>
         <w:rPr>
+          <w:rFonts w:ascii="Calibri" w:hAnsi="Calibri" w:cs="Calibri"/>
           <w:lang w:val="es-CR"/>
         </w:rPr>
         <w:t xml:space="preserve">): Ventana principal contenedora provista por la librería </w:t>
@@ -1109,6 +1293,7 @@
       <w:proofErr w:type="spellStart"/>
       <w:r>
         <w:rPr>
+          <w:rFonts w:ascii="Calibri" w:hAnsi="Calibri" w:cs="Calibri"/>
           <w:lang w:val="es-CR"/>
         </w:rPr>
         <w:t>Tkinter</w:t>
@@ -1116,6 +1301,7 @@
       <w:proofErr w:type="spellEnd"/>
       <w:r>
         <w:rPr>
+          <w:rFonts w:ascii="Calibri" w:hAnsi="Calibri" w:cs="Calibri"/>
           <w:lang w:val="es-CR"/>
         </w:rPr>
         <w:t xml:space="preserve">. </w:t>
@@ -1128,12 +1314,14 @@
           <w:numId w:val="5"/>
         </w:numPr>
         <w:rPr>
-          <w:lang w:val="es-CR"/>
-        </w:rPr>
-      </w:pPr>
-      <w:proofErr w:type="spellStart"/>
-      <w:r>
-        <w:rPr>
+          <w:rFonts w:ascii="Calibri" w:hAnsi="Calibri" w:cs="Calibri"/>
+          <w:lang w:val="es-CR"/>
+        </w:rPr>
+      </w:pPr>
+      <w:proofErr w:type="spellStart"/>
+      <w:r>
+        <w:rPr>
+          <w:rFonts w:ascii="Calibri" w:hAnsi="Calibri" w:cs="Calibri"/>
           <w:lang w:val="es-CR"/>
         </w:rPr>
         <w:t>arbol_logico</w:t>
@@ -1141,6 +1329,7 @@
       <w:proofErr w:type="spellEnd"/>
       <w:r>
         <w:rPr>
+          <w:rFonts w:ascii="Calibri" w:hAnsi="Calibri" w:cs="Calibri"/>
           <w:lang w:val="es-CR"/>
         </w:rPr>
         <w:t xml:space="preserve"> (</w:t>
@@ -1148,6 +1337,7 @@
       <w:proofErr w:type="spellStart"/>
       <w:r>
         <w:rPr>
+          <w:rFonts w:ascii="Calibri" w:hAnsi="Calibri" w:cs="Calibri"/>
           <w:lang w:val="es-CR"/>
         </w:rPr>
         <w:t>ArbolDecision</w:t>
@@ -1155,6 +1345,7 @@
       <w:proofErr w:type="spellEnd"/>
       <w:r>
         <w:rPr>
+          <w:rFonts w:ascii="Calibri" w:hAnsi="Calibri" w:cs="Calibri"/>
           <w:lang w:val="es-CR"/>
         </w:rPr>
         <w:t xml:space="preserve">): Instancia del </w:t>
@@ -1162,6 +1353,7 @@
       <w:proofErr w:type="spellStart"/>
       <w:r>
         <w:rPr>
+          <w:rFonts w:ascii="Calibri" w:hAnsi="Calibri" w:cs="Calibri"/>
           <w:lang w:val="es-CR"/>
         </w:rPr>
         <w:t>backend</w:t>
@@ -1169,6 +1361,7 @@
       <w:proofErr w:type="spellEnd"/>
       <w:r>
         <w:rPr>
+          <w:rFonts w:ascii="Calibri" w:hAnsi="Calibri" w:cs="Calibri"/>
           <w:lang w:val="es-CR"/>
         </w:rPr>
         <w:t xml:space="preserve"> encargada de resolver las operaciones lógicas y persistencia. </w:t>
@@ -1181,12 +1374,14 @@
           <w:numId w:val="5"/>
         </w:numPr>
         <w:rPr>
-          <w:lang w:val="es-CR"/>
-        </w:rPr>
-      </w:pPr>
-      <w:proofErr w:type="spellStart"/>
-      <w:r>
-        <w:rPr>
+          <w:rFonts w:ascii="Calibri" w:hAnsi="Calibri" w:cs="Calibri"/>
+          <w:lang w:val="es-CR"/>
+        </w:rPr>
+      </w:pPr>
+      <w:proofErr w:type="spellStart"/>
+      <w:r>
+        <w:rPr>
+          <w:rFonts w:ascii="Calibri" w:hAnsi="Calibri" w:cs="Calibri"/>
           <w:lang w:val="es-CR"/>
         </w:rPr>
         <w:t>nodo_actual</w:t>
@@ -1194,6 +1389,7 @@
       <w:proofErr w:type="spellEnd"/>
       <w:r>
         <w:rPr>
+          <w:rFonts w:ascii="Calibri" w:hAnsi="Calibri" w:cs="Calibri"/>
           <w:lang w:val="es-CR"/>
         </w:rPr>
         <w:t xml:space="preserve"> (</w:t>
@@ -1201,6 +1397,7 @@
       <w:proofErr w:type="spellStart"/>
       <w:r>
         <w:rPr>
+          <w:rFonts w:ascii="Calibri" w:hAnsi="Calibri" w:cs="Calibri"/>
           <w:lang w:val="es-CR"/>
         </w:rPr>
         <w:t>NodoDecision</w:t>
@@ -1208,6 +1405,7 @@
       <w:proofErr w:type="spellEnd"/>
       <w:r>
         <w:rPr>
+          <w:rFonts w:ascii="Calibri" w:hAnsi="Calibri" w:cs="Calibri"/>
           <w:lang w:val="es-CR"/>
         </w:rPr>
         <w:t xml:space="preserve">): Puntero de control que rastrea en cuál pregunta o sospecha se encuentra el jugador en la partida actual. </w:t>
@@ -1220,12 +1418,14 @@
           <w:numId w:val="5"/>
         </w:numPr>
         <w:rPr>
-          <w:lang w:val="es-CR"/>
-        </w:rPr>
-      </w:pPr>
-      <w:proofErr w:type="spellStart"/>
-      <w:r>
-        <w:rPr>
+          <w:rFonts w:ascii="Calibri" w:hAnsi="Calibri" w:cs="Calibri"/>
+          <w:lang w:val="es-CR"/>
+        </w:rPr>
+      </w:pPr>
+      <w:proofErr w:type="spellStart"/>
+      <w:r>
+        <w:rPr>
+          <w:rFonts w:ascii="Calibri" w:hAnsi="Calibri" w:cs="Calibri"/>
           <w:lang w:val="es-CR"/>
         </w:rPr>
         <w:t>archivo_guardado_automatico</w:t>
@@ -1233,6 +1433,7 @@
       <w:proofErr w:type="spellEnd"/>
       <w:r>
         <w:rPr>
+          <w:rFonts w:ascii="Calibri" w:hAnsi="Calibri" w:cs="Calibri"/>
           <w:lang w:val="es-CR"/>
         </w:rPr>
         <w:t xml:space="preserve"> (String): Almacena la ruta dinámica absoluta calculada en caliente para el </w:t>
@@ -1241,6 +1442,7 @@
       <w:proofErr w:type="gramStart"/>
       <w:r>
         <w:rPr>
+          <w:rFonts w:ascii="Calibri" w:hAnsi="Calibri" w:cs="Calibri"/>
           <w:lang w:val="es-CR"/>
         </w:rPr>
         <w:t>auto-guardado</w:t>
@@ -1249,6 +1451,7 @@
       <w:proofErr w:type="gramEnd"/>
       <w:r>
         <w:rPr>
+          <w:rFonts w:ascii="Calibri" w:hAnsi="Calibri" w:cs="Calibri"/>
           <w:lang w:val="es-CR"/>
         </w:rPr>
         <w:t xml:space="preserve"> en segundo plano.</w:t>
@@ -1260,10 +1463,14 @@
           <w:ilvl w:val="0"/>
           <w:numId w:val="5"/>
         </w:numPr>
-      </w:pPr>
-      <w:proofErr w:type="spellStart"/>
-      <w:r>
-        <w:rPr>
+        <w:rPr>
+          <w:rFonts w:ascii="Calibri" w:hAnsi="Calibri" w:cs="Calibri"/>
+        </w:rPr>
+      </w:pPr>
+      <w:proofErr w:type="spellStart"/>
+      <w:r>
+        <w:rPr>
+          <w:rFonts w:ascii="Calibri" w:hAnsi="Calibri" w:cs="Calibri"/>
           <w:b/>
           <w:bCs/>
         </w:rPr>
@@ -1272,6 +1479,7 @@
       <w:proofErr w:type="spellEnd"/>
       <w:r>
         <w:rPr>
+          <w:rFonts w:ascii="Calibri" w:hAnsi="Calibri" w:cs="Calibri"/>
           <w:b/>
           <w:bCs/>
         </w:rPr>
@@ -1280,6 +1488,7 @@
       <w:proofErr w:type="spellStart"/>
       <w:r>
         <w:rPr>
+          <w:rFonts w:ascii="Calibri" w:hAnsi="Calibri" w:cs="Calibri"/>
           <w:b/>
           <w:bCs/>
         </w:rPr>
@@ -1288,6 +1497,7 @@
       <w:proofErr w:type="spellEnd"/>
       <w:r>
         <w:rPr>
+          <w:rFonts w:ascii="Calibri" w:hAnsi="Calibri" w:cs="Calibri"/>
           <w:b/>
           <w:bCs/>
         </w:rPr>
@@ -1301,12 +1511,14 @@
           <w:numId w:val="5"/>
         </w:numPr>
         <w:rPr>
-          <w:lang w:val="es-CR"/>
-        </w:rPr>
-      </w:pPr>
-      <w:proofErr w:type="spellStart"/>
-      <w:r>
-        <w:rPr>
+          <w:rFonts w:ascii="Calibri" w:hAnsi="Calibri" w:cs="Calibri"/>
+          <w:lang w:val="es-CR"/>
+        </w:rPr>
+      </w:pPr>
+      <w:proofErr w:type="spellStart"/>
+      <w:r>
+        <w:rPr>
+          <w:rFonts w:ascii="Calibri" w:hAnsi="Calibri" w:cs="Calibri"/>
           <w:lang w:val="es-CR"/>
         </w:rPr>
         <w:t>mostrar_menu_</w:t>
@@ -1314,6 +1526,7 @@
       <w:proofErr w:type="gramStart"/>
       <w:r>
         <w:rPr>
+          <w:rFonts w:ascii="Calibri" w:hAnsi="Calibri" w:cs="Calibri"/>
           <w:lang w:val="es-CR"/>
         </w:rPr>
         <w:t>inicio</w:t>
@@ -1321,6 +1534,7 @@
       <w:proofErr w:type="spellEnd"/>
       <w:r>
         <w:rPr>
+          <w:rFonts w:ascii="Calibri" w:hAnsi="Calibri" w:cs="Calibri"/>
           <w:lang w:val="es-CR"/>
         </w:rPr>
         <w:t>(</w:t>
@@ -1328,6 +1542,7 @@
       <w:proofErr w:type="gramEnd"/>
       <w:r>
         <w:rPr>
+          <w:rFonts w:ascii="Calibri" w:hAnsi="Calibri" w:cs="Calibri"/>
           <w:lang w:val="es-CR"/>
         </w:rPr>
         <w:t xml:space="preserve">): Dibuja la pantalla inicial con las opciones de arranque, carga de archivos y salida del sistema. </w:t>
@@ -1340,12 +1555,14 @@
           <w:numId w:val="5"/>
         </w:numPr>
         <w:rPr>
-          <w:lang w:val="es-CR"/>
-        </w:rPr>
-      </w:pPr>
-      <w:proofErr w:type="spellStart"/>
-      <w:r>
-        <w:rPr>
+          <w:rFonts w:ascii="Calibri" w:hAnsi="Calibri" w:cs="Calibri"/>
+          <w:lang w:val="es-CR"/>
+        </w:rPr>
+      </w:pPr>
+      <w:proofErr w:type="spellStart"/>
+      <w:r>
+        <w:rPr>
+          <w:rFonts w:ascii="Calibri" w:hAnsi="Calibri" w:cs="Calibri"/>
           <w:lang w:val="es-CR"/>
         </w:rPr>
         <w:t>iniciar_</w:t>
@@ -1353,6 +1570,7 @@
       <w:proofErr w:type="gramStart"/>
       <w:r>
         <w:rPr>
+          <w:rFonts w:ascii="Calibri" w:hAnsi="Calibri" w:cs="Calibri"/>
           <w:lang w:val="es-CR"/>
         </w:rPr>
         <w:t>partida</w:t>
@@ -1360,6 +1578,7 @@
       <w:proofErr w:type="spellEnd"/>
       <w:r>
         <w:rPr>
+          <w:rFonts w:ascii="Calibri" w:hAnsi="Calibri" w:cs="Calibri"/>
           <w:lang w:val="es-CR"/>
         </w:rPr>
         <w:t>(</w:t>
@@ -1367,6 +1586,7 @@
       <w:proofErr w:type="gramEnd"/>
       <w:r>
         <w:rPr>
+          <w:rFonts w:ascii="Calibri" w:hAnsi="Calibri" w:cs="Calibri"/>
           <w:lang w:val="es-CR"/>
         </w:rPr>
         <w:t xml:space="preserve">): Inicializa y </w:t>
@@ -1374,6 +1594,7 @@
       <w:proofErr w:type="gramStart"/>
       <w:r>
         <w:rPr>
+          <w:rFonts w:ascii="Calibri" w:hAnsi="Calibri" w:cs="Calibri"/>
           <w:lang w:val="es-CR"/>
         </w:rPr>
         <w:t>resetea</w:t>
@@ -1381,6 +1602,7 @@
       <w:proofErr w:type="gramEnd"/>
       <w:r>
         <w:rPr>
+          <w:rFonts w:ascii="Calibri" w:hAnsi="Calibri" w:cs="Calibri"/>
           <w:lang w:val="es-CR"/>
         </w:rPr>
         <w:t xml:space="preserve"> los punteros lúdicos apuntando de vuelta a la raíz del árbol. </w:t>
@@ -1393,12 +1615,14 @@
           <w:numId w:val="5"/>
         </w:numPr>
         <w:rPr>
-          <w:lang w:val="es-CR"/>
-        </w:rPr>
-      </w:pPr>
-      <w:proofErr w:type="spellStart"/>
-      <w:r>
-        <w:rPr>
+          <w:rFonts w:ascii="Calibri" w:hAnsi="Calibri" w:cs="Calibri"/>
+          <w:lang w:val="es-CR"/>
+        </w:rPr>
+      </w:pPr>
+      <w:proofErr w:type="spellStart"/>
+      <w:r>
+        <w:rPr>
+          <w:rFonts w:ascii="Calibri" w:hAnsi="Calibri" w:cs="Calibri"/>
           <w:lang w:val="es-CR"/>
         </w:rPr>
         <w:t>mostrar_pantalla_pregunta_o_</w:t>
@@ -1406,6 +1630,7 @@
       <w:proofErr w:type="gramStart"/>
       <w:r>
         <w:rPr>
+          <w:rFonts w:ascii="Calibri" w:hAnsi="Calibri" w:cs="Calibri"/>
           <w:lang w:val="es-CR"/>
         </w:rPr>
         <w:t>sospecha</w:t>
@@ -1413,6 +1638,7 @@
       <w:proofErr w:type="spellEnd"/>
       <w:r>
         <w:rPr>
+          <w:rFonts w:ascii="Calibri" w:hAnsi="Calibri" w:cs="Calibri"/>
           <w:lang w:val="es-CR"/>
         </w:rPr>
         <w:t>(</w:t>
@@ -1420,6 +1646,7 @@
       <w:proofErr w:type="gramEnd"/>
       <w:r>
         <w:rPr>
+          <w:rFonts w:ascii="Calibri" w:hAnsi="Calibri" w:cs="Calibri"/>
           <w:lang w:val="es-CR"/>
         </w:rPr>
         <w:t xml:space="preserve">): Renderiza dinámicamente las tarjetas gráficas de preguntas o el </w:t>
@@ -1427,6 +1654,7 @@
       <w:proofErr w:type="gramStart"/>
       <w:r>
         <w:rPr>
+          <w:rFonts w:ascii="Calibri" w:hAnsi="Calibri" w:cs="Calibri"/>
           <w:lang w:val="es-CR"/>
         </w:rPr>
         <w:t>veredicto final</w:t>
@@ -1434,6 +1662,7 @@
       <w:proofErr w:type="gramEnd"/>
       <w:r>
         <w:rPr>
+          <w:rFonts w:ascii="Calibri" w:hAnsi="Calibri" w:cs="Calibri"/>
           <w:lang w:val="es-CR"/>
         </w:rPr>
         <w:t xml:space="preserve"> según el tipo de nodo activo. </w:t>
@@ -1446,12 +1675,14 @@
           <w:numId w:val="5"/>
         </w:numPr>
         <w:rPr>
-          <w:lang w:val="es-CR"/>
-        </w:rPr>
-      </w:pPr>
-      <w:proofErr w:type="spellStart"/>
-      <w:r>
-        <w:rPr>
+          <w:rFonts w:ascii="Calibri" w:hAnsi="Calibri" w:cs="Calibri"/>
+          <w:lang w:val="es-CR"/>
+        </w:rPr>
+      </w:pPr>
+      <w:proofErr w:type="spellStart"/>
+      <w:r>
+        <w:rPr>
+          <w:rFonts w:ascii="Calibri" w:hAnsi="Calibri" w:cs="Calibri"/>
           <w:lang w:val="es-CR"/>
         </w:rPr>
         <w:t>mostrar_pantalla_</w:t>
@@ -1459,6 +1690,7 @@
       <w:proofErr w:type="gramStart"/>
       <w:r>
         <w:rPr>
+          <w:rFonts w:ascii="Calibri" w:hAnsi="Calibri" w:cs="Calibri"/>
           <w:lang w:val="es-CR"/>
         </w:rPr>
         <w:t>aprendizaje</w:t>
@@ -1466,6 +1698,7 @@
       <w:proofErr w:type="spellEnd"/>
       <w:r>
         <w:rPr>
+          <w:rFonts w:ascii="Calibri" w:hAnsi="Calibri" w:cs="Calibri"/>
           <w:lang w:val="es-CR"/>
         </w:rPr>
         <w:t>(</w:t>
@@ -1473,6 +1706,7 @@
       <w:proofErr w:type="gramEnd"/>
       <w:r>
         <w:rPr>
+          <w:rFonts w:ascii="Calibri" w:hAnsi="Calibri" w:cs="Calibri"/>
           <w:lang w:val="es-CR"/>
         </w:rPr>
         <w:t xml:space="preserve">): Despliega el formulario de inputs de texto para que el usuario enseñe un nuevo elemento cuando la IA falla. </w:t>
@@ -1485,12 +1719,14 @@
           <w:numId w:val="5"/>
         </w:numPr>
         <w:rPr>
-          <w:lang w:val="es-CR"/>
-        </w:rPr>
-      </w:pPr>
-      <w:proofErr w:type="spellStart"/>
-      <w:r>
-        <w:rPr>
+          <w:rFonts w:ascii="Calibri" w:hAnsi="Calibri" w:cs="Calibri"/>
+          <w:lang w:val="es-CR"/>
+        </w:rPr>
+      </w:pPr>
+      <w:proofErr w:type="spellStart"/>
+      <w:r>
+        <w:rPr>
+          <w:rFonts w:ascii="Calibri" w:hAnsi="Calibri" w:cs="Calibri"/>
           <w:lang w:val="es-CR"/>
         </w:rPr>
         <w:t>ejecutar_registro_</w:t>
@@ -1498,6 +1734,7 @@
       <w:proofErr w:type="gramStart"/>
       <w:r>
         <w:rPr>
+          <w:rFonts w:ascii="Calibri" w:hAnsi="Calibri" w:cs="Calibri"/>
           <w:lang w:val="es-CR"/>
         </w:rPr>
         <w:t>aprendizaje</w:t>
@@ -1505,6 +1742,7 @@
       <w:proofErr w:type="spellEnd"/>
       <w:r>
         <w:rPr>
+          <w:rFonts w:ascii="Calibri" w:hAnsi="Calibri" w:cs="Calibri"/>
           <w:lang w:val="es-CR"/>
         </w:rPr>
         <w:t>(</w:t>
@@ -1512,6 +1750,7 @@
       <w:proofErr w:type="gramEnd"/>
       <w:r>
         <w:rPr>
+          <w:rFonts w:ascii="Calibri" w:hAnsi="Calibri" w:cs="Calibri"/>
           <w:lang w:val="es-CR"/>
         </w:rPr>
         <w:t xml:space="preserve">): Valida los campos del formulario, reestructura las propiedades de los nodos enlazados en el </w:t>
@@ -1519,6 +1758,7 @@
       <w:proofErr w:type="spellStart"/>
       <w:r>
         <w:rPr>
+          <w:rFonts w:ascii="Calibri" w:hAnsi="Calibri" w:cs="Calibri"/>
           <w:lang w:val="es-CR"/>
         </w:rPr>
         <w:t>backend</w:t>
@@ -1526,6 +1766,7 @@
       <w:proofErr w:type="spellEnd"/>
       <w:r>
         <w:rPr>
+          <w:rFonts w:ascii="Calibri" w:hAnsi="Calibri" w:cs="Calibri"/>
           <w:lang w:val="es-CR"/>
         </w:rPr>
         <w:t xml:space="preserve"> y gatilla el almacenamiento automático en disco. </w:t>
@@ -1538,12 +1779,14 @@
           <w:numId w:val="5"/>
         </w:numPr>
         <w:rPr>
-          <w:lang w:val="es-CR"/>
-        </w:rPr>
-      </w:pPr>
-      <w:proofErr w:type="spellStart"/>
-      <w:r>
-        <w:rPr>
+          <w:rFonts w:ascii="Calibri" w:hAnsi="Calibri" w:cs="Calibri"/>
+          <w:lang w:val="es-CR"/>
+        </w:rPr>
+      </w:pPr>
+      <w:proofErr w:type="spellStart"/>
+      <w:r>
+        <w:rPr>
+          <w:rFonts w:ascii="Calibri" w:hAnsi="Calibri" w:cs="Calibri"/>
           <w:lang w:val="es-CR"/>
         </w:rPr>
         <w:t>presionar_boton_</w:t>
@@ -1551,6 +1794,7 @@
       <w:proofErr w:type="gramStart"/>
       <w:r>
         <w:rPr>
+          <w:rFonts w:ascii="Calibri" w:hAnsi="Calibri" w:cs="Calibri"/>
           <w:lang w:val="es-CR"/>
         </w:rPr>
         <w:t>cargar</w:t>
@@ -1558,6 +1802,7 @@
       <w:proofErr w:type="spellEnd"/>
       <w:r>
         <w:rPr>
+          <w:rFonts w:ascii="Calibri" w:hAnsi="Calibri" w:cs="Calibri"/>
           <w:lang w:val="es-CR"/>
         </w:rPr>
         <w:t>(</w:t>
@@ -1565,6 +1810,7 @@
       <w:proofErr w:type="gramEnd"/>
       <w:r>
         <w:rPr>
+          <w:rFonts w:ascii="Calibri" w:hAnsi="Calibri" w:cs="Calibri"/>
           <w:lang w:val="es-CR"/>
         </w:rPr>
         <w:t xml:space="preserve">) y </w:t>
@@ -1572,6 +1818,7 @@
       <w:proofErr w:type="spellStart"/>
       <w:r>
         <w:rPr>
+          <w:rFonts w:ascii="Calibri" w:hAnsi="Calibri" w:cs="Calibri"/>
           <w:lang w:val="es-CR"/>
         </w:rPr>
         <w:t>presionar_boton_</w:t>
@@ -1579,6 +1826,7 @@
       <w:proofErr w:type="gramStart"/>
       <w:r>
         <w:rPr>
+          <w:rFonts w:ascii="Calibri" w:hAnsi="Calibri" w:cs="Calibri"/>
           <w:lang w:val="es-CR"/>
         </w:rPr>
         <w:t>guardar</w:t>
@@ -1586,6 +1834,7 @@
       <w:proofErr w:type="spellEnd"/>
       <w:r>
         <w:rPr>
+          <w:rFonts w:ascii="Calibri" w:hAnsi="Calibri" w:cs="Calibri"/>
           <w:lang w:val="es-CR"/>
         </w:rPr>
         <w:t>(</w:t>
@@ -1593,6 +1842,7 @@
       <w:proofErr w:type="gramEnd"/>
       <w:r>
         <w:rPr>
+          <w:rFonts w:ascii="Calibri" w:hAnsi="Calibri" w:cs="Calibri"/>
           <w:lang w:val="es-CR"/>
         </w:rPr>
         <w:t xml:space="preserve">): Controladores asociados a los botones de archivos para abrir el explorador nativo de directorios de </w:t>
@@ -1600,6 +1850,7 @@
       <w:proofErr w:type="spellStart"/>
       <w:r>
         <w:rPr>
+          <w:rFonts w:ascii="Calibri" w:hAnsi="Calibri" w:cs="Calibri"/>
           <w:lang w:val="es-CR"/>
         </w:rPr>
         <w:t>Tkinter</w:t>
@@ -1607,6 +1858,7 @@
       <w:proofErr w:type="spellEnd"/>
       <w:r>
         <w:rPr>
+          <w:rFonts w:ascii="Calibri" w:hAnsi="Calibri" w:cs="Calibri"/>
           <w:lang w:val="es-CR"/>
         </w:rPr>
         <w:t xml:space="preserve"> con filtros estrictos para </w:t>
@@ -1614,6 +1866,7 @@
       <w:proofErr w:type="gramStart"/>
       <w:r>
         <w:rPr>
+          <w:rFonts w:ascii="Calibri" w:hAnsi="Calibri" w:cs="Calibri"/>
           <w:lang w:val="es-CR"/>
         </w:rPr>
         <w:t>archivos .</w:t>
@@ -1621,6 +1874,7 @@
       <w:proofErr w:type="spellStart"/>
       <w:r>
         <w:rPr>
+          <w:rFonts w:ascii="Calibri" w:hAnsi="Calibri" w:cs="Calibri"/>
           <w:lang w:val="es-CR"/>
         </w:rPr>
         <w:t>json</w:t>
@@ -1629,6 +1883,7 @@
       <w:proofErr w:type="gramEnd"/>
       <w:r>
         <w:rPr>
+          <w:rFonts w:ascii="Calibri" w:hAnsi="Calibri" w:cs="Calibri"/>
           <w:lang w:val="es-CR"/>
         </w:rPr>
         <w:t xml:space="preserve">. </w:t>
@@ -1677,8 +1932,14 @@
             <w:hideMark/>
           </w:tcPr>
           <w:p>
+            <w:pPr>
+              <w:rPr>
+                <w:rFonts w:ascii="Calibri" w:hAnsi="Calibri" w:cs="Calibri"/>
+              </w:rPr>
+            </w:pPr>
             <w:r>
               <w:rPr>
+                <w:rFonts w:ascii="Calibri" w:hAnsi="Calibri" w:cs="Calibri"/>
                 <w:b/>
                 <w:bCs/>
               </w:rPr>
@@ -1706,8 +1967,14 @@
             <w:hideMark/>
           </w:tcPr>
           <w:p>
+            <w:pPr>
+              <w:rPr>
+                <w:rFonts w:ascii="Calibri" w:hAnsi="Calibri" w:cs="Calibri"/>
+              </w:rPr>
+            </w:pPr>
             <w:r>
               <w:rPr>
+                <w:rFonts w:ascii="Calibri" w:hAnsi="Calibri" w:cs="Calibri"/>
                 <w:b/>
                 <w:bCs/>
               </w:rPr>
@@ -1734,8 +2001,14 @@
             <w:hideMark/>
           </w:tcPr>
           <w:p>
+            <w:pPr>
+              <w:rPr>
+                <w:rFonts w:ascii="Calibri" w:hAnsi="Calibri" w:cs="Calibri"/>
+              </w:rPr>
+            </w:pPr>
             <w:r>
               <w:rPr>
+                <w:rFonts w:ascii="Calibri" w:hAnsi="Calibri" w:cs="Calibri"/>
                 <w:b/>
                 <w:bCs/>
               </w:rPr>
@@ -1744,6 +2017,7 @@
             <w:proofErr w:type="spellStart"/>
             <w:r>
               <w:rPr>
+                <w:rFonts w:ascii="Calibri" w:hAnsi="Calibri" w:cs="Calibri"/>
                 <w:b/>
                 <w:bCs/>
               </w:rPr>
@@ -1771,9 +2045,15 @@
             <w:hideMark/>
           </w:tcPr>
           <w:p>
+            <w:pPr>
+              <w:rPr>
+                <w:rFonts w:ascii="Calibri" w:hAnsi="Calibri" w:cs="Calibri"/>
+              </w:rPr>
+            </w:pPr>
             <w:proofErr w:type="spellStart"/>
             <w:r>
               <w:rPr>
+                <w:rFonts w:ascii="Calibri" w:hAnsi="Calibri" w:cs="Calibri"/>
                 <w:b/>
                 <w:bCs/>
               </w:rPr>
@@ -1801,9 +2081,15 @@
             <w:hideMark/>
           </w:tcPr>
           <w:p>
+            <w:pPr>
+              <w:rPr>
+                <w:rFonts w:ascii="Calibri" w:hAnsi="Calibri" w:cs="Calibri"/>
+              </w:rPr>
+            </w:pPr>
             <w:proofErr w:type="spellStart"/>
             <w:r>
               <w:rPr>
+                <w:rFonts w:ascii="Calibri" w:hAnsi="Calibri" w:cs="Calibri"/>
                 <w:b/>
                 <w:bCs/>
               </w:rPr>
@@ -1812,6 +2098,7 @@
             <w:proofErr w:type="spellEnd"/>
             <w:r>
               <w:rPr>
+                <w:rFonts w:ascii="Calibri" w:hAnsi="Calibri" w:cs="Calibri"/>
                 <w:b/>
                 <w:bCs/>
               </w:rPr>
@@ -1820,6 +2107,7 @@
             <w:proofErr w:type="spellStart"/>
             <w:r>
               <w:rPr>
+                <w:rFonts w:ascii="Calibri" w:hAnsi="Calibri" w:cs="Calibri"/>
                 <w:b/>
                 <w:bCs/>
               </w:rPr>
@@ -1852,8 +2140,16 @@
             <w:hideMark/>
           </w:tcPr>
           <w:p>
+            <w:pPr>
+              <w:rPr>
+                <w:rFonts w:ascii="Calibri" w:hAnsi="Calibri" w:cs="Calibri"/>
+              </w:rPr>
+            </w:pPr>
             <w:proofErr w:type="spellStart"/>
             <w:r>
+              <w:rPr>
+                <w:rFonts w:ascii="Calibri" w:hAnsi="Calibri" w:cs="Calibri"/>
+              </w:rPr>
               <w:t>AppJuego</w:t>
             </w:r>
             <w:proofErr w:type="spellEnd"/>
@@ -1878,8 +2174,16 @@
             <w:hideMark/>
           </w:tcPr>
           <w:p>
+            <w:pPr>
+              <w:rPr>
+                <w:rFonts w:ascii="Calibri" w:hAnsi="Calibri" w:cs="Calibri"/>
+              </w:rPr>
+            </w:pPr>
             <w:proofErr w:type="spellStart"/>
             <w:r>
+              <w:rPr>
+                <w:rFonts w:ascii="Calibri" w:hAnsi="Calibri" w:cs="Calibri"/>
+              </w:rPr>
               <w:t>ArbolDecision</w:t>
             </w:r>
             <w:proofErr w:type="spellEnd"/>
@@ -1904,9 +2208,15 @@
             <w:hideMark/>
           </w:tcPr>
           <w:p>
+            <w:pPr>
+              <w:rPr>
+                <w:rFonts w:ascii="Calibri" w:hAnsi="Calibri" w:cs="Calibri"/>
+              </w:rPr>
+            </w:pPr>
             <w:proofErr w:type="spellStart"/>
             <w:r>
               <w:rPr>
+                <w:rFonts w:ascii="Calibri" w:hAnsi="Calibri" w:cs="Calibri"/>
                 <w:b/>
                 <w:bCs/>
               </w:rPr>
@@ -1915,6 +2225,7 @@
             <w:proofErr w:type="spellEnd"/>
             <w:r>
               <w:rPr>
+                <w:rFonts w:ascii="Calibri" w:hAnsi="Calibri" w:cs="Calibri"/>
                 <w:b/>
                 <w:bCs/>
               </w:rPr>
@@ -1923,6 +2234,7 @@
             <w:proofErr w:type="spellStart"/>
             <w:r>
               <w:rPr>
+                <w:rFonts w:ascii="Calibri" w:hAnsi="Calibri" w:cs="Calibri"/>
                 <w:b/>
                 <w:bCs/>
               </w:rPr>
@@ -1950,7 +2262,15 @@
             <w:hideMark/>
           </w:tcPr>
           <w:p>
+            <w:pPr>
+              <w:rPr>
+                <w:rFonts w:ascii="Calibri" w:hAnsi="Calibri" w:cs="Calibri"/>
+              </w:rPr>
+            </w:pPr>
             <w:r>
+              <w:rPr>
+                <w:rFonts w:ascii="Calibri" w:hAnsi="Calibri" w:cs="Calibri"/>
+              </w:rPr>
               <w:t>1 a 1</w:t>
             </w:r>
           </w:p>
@@ -1976,11 +2296,13 @@
           <w:p>
             <w:pPr>
               <w:rPr>
+                <w:rFonts w:ascii="Calibri" w:hAnsi="Calibri" w:cs="Calibri"/>
                 <w:lang w:val="es-CR"/>
               </w:rPr>
             </w:pPr>
             <w:r>
               <w:rPr>
+                <w:rFonts w:ascii="Calibri" w:hAnsi="Calibri" w:cs="Calibri"/>
                 <w:lang w:val="es-CR"/>
               </w:rPr>
               <w:t xml:space="preserve">La interfaz gráfica posee una instancia del árbol lógico para comunicarse con el </w:t>
@@ -1988,6 +2310,7 @@
             <w:proofErr w:type="spellStart"/>
             <w:r>
               <w:rPr>
+                <w:rFonts w:ascii="Calibri" w:hAnsi="Calibri" w:cs="Calibri"/>
                 <w:lang w:val="es-CR"/>
               </w:rPr>
               <w:t>backend</w:t>
@@ -1995,6 +2318,7 @@
             <w:proofErr w:type="spellEnd"/>
             <w:r>
               <w:rPr>
+                <w:rFonts w:ascii="Calibri" w:hAnsi="Calibri" w:cs="Calibri"/>
                 <w:lang w:val="es-CR"/>
               </w:rPr>
               <w:t>, pero el ciclo de vida del árbol es independiente de la vista.</w:t>
@@ -2025,8 +2349,16 @@
             <w:hideMark/>
           </w:tcPr>
           <w:p>
+            <w:pPr>
+              <w:rPr>
+                <w:rFonts w:ascii="Calibri" w:hAnsi="Calibri" w:cs="Calibri"/>
+              </w:rPr>
+            </w:pPr>
             <w:proofErr w:type="spellStart"/>
             <w:r>
+              <w:rPr>
+                <w:rFonts w:ascii="Calibri" w:hAnsi="Calibri" w:cs="Calibri"/>
+              </w:rPr>
               <w:t>ArbolDecision</w:t>
             </w:r>
             <w:proofErr w:type="spellEnd"/>
@@ -2051,8 +2383,16 @@
             <w:hideMark/>
           </w:tcPr>
           <w:p>
+            <w:pPr>
+              <w:rPr>
+                <w:rFonts w:ascii="Calibri" w:hAnsi="Calibri" w:cs="Calibri"/>
+              </w:rPr>
+            </w:pPr>
             <w:proofErr w:type="spellStart"/>
             <w:r>
+              <w:rPr>
+                <w:rFonts w:ascii="Calibri" w:hAnsi="Calibri" w:cs="Calibri"/>
+              </w:rPr>
               <w:t>NodoDecision</w:t>
             </w:r>
             <w:proofErr w:type="spellEnd"/>
@@ -2077,9 +2417,15 @@
             <w:hideMark/>
           </w:tcPr>
           <w:p>
+            <w:pPr>
+              <w:rPr>
+                <w:rFonts w:ascii="Calibri" w:hAnsi="Calibri" w:cs="Calibri"/>
+              </w:rPr>
+            </w:pPr>
             <w:proofErr w:type="spellStart"/>
             <w:r>
               <w:rPr>
+                <w:rFonts w:ascii="Calibri" w:hAnsi="Calibri" w:cs="Calibri"/>
                 <w:b/>
                 <w:bCs/>
               </w:rPr>
@@ -2107,15 +2453,29 @@
             <w:hideMark/>
           </w:tcPr>
           <w:p>
+            <w:pPr>
+              <w:rPr>
+                <w:rFonts w:ascii="Calibri" w:hAnsi="Calibri" w:cs="Calibri"/>
+              </w:rPr>
+            </w:pPr>
             <w:r>
+              <w:rPr>
+                <w:rFonts w:ascii="Calibri" w:hAnsi="Calibri" w:cs="Calibri"/>
+              </w:rPr>
               <w:t>1 a 1 (</w:t>
             </w:r>
             <w:proofErr w:type="spellStart"/>
             <w:r>
+              <w:rPr>
+                <w:rFonts w:ascii="Calibri" w:hAnsi="Calibri" w:cs="Calibri"/>
+              </w:rPr>
               <w:t>Raíz</w:t>
             </w:r>
             <w:proofErr w:type="spellEnd"/>
             <w:r>
+              <w:rPr>
+                <w:rFonts w:ascii="Calibri" w:hAnsi="Calibri" w:cs="Calibri"/>
+              </w:rPr>
               <w:t>)</w:t>
             </w:r>
           </w:p>
@@ -2141,11 +2501,13 @@
           <w:p>
             <w:pPr>
               <w:rPr>
+                <w:rFonts w:ascii="Calibri" w:hAnsi="Calibri" w:cs="Calibri"/>
                 <w:lang w:val="es-CR"/>
               </w:rPr>
             </w:pPr>
             <w:r>
               <w:rPr>
+                <w:rFonts w:ascii="Calibri" w:hAnsi="Calibri" w:cs="Calibri"/>
                 <w:lang w:val="es-CR"/>
               </w:rPr>
               <w:t>El árbol mantiene y controla directamente el nodo raíz primordial. Si el árbol se destruye, la raíz y sus descendientes dejan de existir.</w:t>
@@ -2176,8 +2538,16 @@
             <w:hideMark/>
           </w:tcPr>
           <w:p>
+            <w:pPr>
+              <w:rPr>
+                <w:rFonts w:ascii="Calibri" w:hAnsi="Calibri" w:cs="Calibri"/>
+              </w:rPr>
+            </w:pPr>
             <w:proofErr w:type="spellStart"/>
             <w:r>
+              <w:rPr>
+                <w:rFonts w:ascii="Calibri" w:hAnsi="Calibri" w:cs="Calibri"/>
+              </w:rPr>
               <w:t>NodoDecision</w:t>
             </w:r>
             <w:proofErr w:type="spellEnd"/>
@@ -2202,8 +2572,16 @@
             <w:hideMark/>
           </w:tcPr>
           <w:p>
+            <w:pPr>
+              <w:rPr>
+                <w:rFonts w:ascii="Calibri" w:hAnsi="Calibri" w:cs="Calibri"/>
+              </w:rPr>
+            </w:pPr>
             <w:proofErr w:type="spellStart"/>
             <w:r>
+              <w:rPr>
+                <w:rFonts w:ascii="Calibri" w:hAnsi="Calibri" w:cs="Calibri"/>
+              </w:rPr>
               <w:t>NodoDecision</w:t>
             </w:r>
             <w:proofErr w:type="spellEnd"/>
@@ -2228,8 +2606,14 @@
             <w:hideMark/>
           </w:tcPr>
           <w:p>
+            <w:pPr>
+              <w:rPr>
+                <w:rFonts w:ascii="Calibri" w:hAnsi="Calibri" w:cs="Calibri"/>
+              </w:rPr>
+            </w:pPr>
             <w:r>
               <w:rPr>
+                <w:rFonts w:ascii="Calibri" w:hAnsi="Calibri" w:cs="Calibri"/>
                 <w:b/>
                 <w:bCs/>
               </w:rPr>
@@ -2238,6 +2622,7 @@
             <w:proofErr w:type="spellStart"/>
             <w:r>
               <w:rPr>
+                <w:rFonts w:ascii="Calibri" w:hAnsi="Calibri" w:cs="Calibri"/>
                 <w:b/>
                 <w:bCs/>
               </w:rPr>
@@ -2246,6 +2631,7 @@
             <w:proofErr w:type="spellEnd"/>
             <w:r>
               <w:rPr>
+                <w:rFonts w:ascii="Calibri" w:hAnsi="Calibri" w:cs="Calibri"/>
                 <w:b/>
                 <w:bCs/>
               </w:rPr>
@@ -2254,6 +2640,7 @@
             <w:proofErr w:type="spellStart"/>
             <w:r>
               <w:rPr>
+                <w:rFonts w:ascii="Calibri" w:hAnsi="Calibri" w:cs="Calibri"/>
                 <w:b/>
                 <w:bCs/>
               </w:rPr>
@@ -2262,6 +2649,7 @@
             <w:proofErr w:type="spellEnd"/>
             <w:r>
               <w:rPr>
+                <w:rFonts w:ascii="Calibri" w:hAnsi="Calibri" w:cs="Calibri"/>
                 <w:b/>
                 <w:bCs/>
               </w:rPr>
@@ -2288,15 +2676,29 @@
             <w:hideMark/>
           </w:tcPr>
           <w:p>
+            <w:pPr>
+              <w:rPr>
+                <w:rFonts w:ascii="Calibri" w:hAnsi="Calibri" w:cs="Calibri"/>
+              </w:rPr>
+            </w:pPr>
             <w:r>
+              <w:rPr>
+                <w:rFonts w:ascii="Calibri" w:hAnsi="Calibri" w:cs="Calibri"/>
+              </w:rPr>
               <w:t>1 a 2 (</w:t>
             </w:r>
             <w:proofErr w:type="spellStart"/>
             <w:r>
+              <w:rPr>
+                <w:rFonts w:ascii="Calibri" w:hAnsi="Calibri" w:cs="Calibri"/>
+              </w:rPr>
               <w:t>si</w:t>
             </w:r>
             <w:proofErr w:type="spellEnd"/>
             <w:r>
+              <w:rPr>
+                <w:rFonts w:ascii="Calibri" w:hAnsi="Calibri" w:cs="Calibri"/>
+              </w:rPr>
               <w:t xml:space="preserve"> / no)</w:t>
             </w:r>
           </w:p>
@@ -2322,11 +2724,13 @@
           <w:p>
             <w:pPr>
               <w:rPr>
+                <w:rFonts w:ascii="Calibri" w:hAnsi="Calibri" w:cs="Calibri"/>
                 <w:lang w:val="es-CR"/>
               </w:rPr>
             </w:pPr>
             <w:r>
               <w:rPr>
+                <w:rFonts w:ascii="Calibri" w:hAnsi="Calibri" w:cs="Calibri"/>
                 <w:lang w:val="es-CR"/>
               </w:rPr>
               <w:t>Relación jerárquica binaria donde un nodo de tipo pregunta referencia de forma obligatoria a otros dos nodos hijos (si y no).</w:t>
@@ -2338,6 +2742,7 @@
     <w:p>
       <w:pPr>
         <w:rPr>
+          <w:rFonts w:ascii="Calibri" w:hAnsi="Calibri" w:cs="Calibri"/>
           <w:lang w:val="es-CR"/>
         </w:rPr>
       </w:pPr>
@@ -2345,17 +2750,20 @@
     <w:p>
       <w:pPr>
         <w:rPr>
-          <w:lang w:val="es-CR"/>
-        </w:rPr>
-      </w:pPr>
-      <w:r>
-        <w:rPr>
+          <w:rFonts w:ascii="Calibri" w:hAnsi="Calibri" w:cs="Calibri"/>
+          <w:lang w:val="es-CR"/>
+        </w:rPr>
+      </w:pPr>
+      <w:r>
+        <w:rPr>
+          <w:rFonts w:ascii="Calibri" w:hAnsi="Calibri" w:cs="Calibri"/>
           <w:lang w:val="es-CR"/>
         </w:rPr>
         <w:t xml:space="preserve">La relación entre los componentes se rige bajo un esquema de </w:t>
       </w:r>
       <w:r>
         <w:rPr>
+          <w:rFonts w:ascii="Calibri" w:hAnsi="Calibri" w:cs="Calibri"/>
           <w:b/>
           <w:bCs/>
           <w:lang w:val="es-CR"/>
@@ -2364,6 +2772,7 @@
       </w:r>
       <w:r>
         <w:rPr>
+          <w:rFonts w:ascii="Calibri" w:hAnsi="Calibri" w:cs="Calibri"/>
           <w:lang w:val="es-CR"/>
         </w:rPr>
         <w:t xml:space="preserve">: </w:t>
@@ -2376,11 +2785,13 @@
           <w:numId w:val="6"/>
         </w:numPr>
         <w:rPr>
-          <w:lang w:val="es-CR"/>
-        </w:rPr>
-      </w:pPr>
-      <w:r>
-        <w:rPr>
+          <w:rFonts w:ascii="Calibri" w:hAnsi="Calibri" w:cs="Calibri"/>
+          <w:lang w:val="es-CR"/>
+        </w:rPr>
+      </w:pPr>
+      <w:r>
+        <w:rPr>
+          <w:rFonts w:ascii="Calibri" w:hAnsi="Calibri" w:cs="Calibri"/>
           <w:b/>
           <w:bCs/>
           <w:lang w:val="es-CR"/>
@@ -2390,6 +2801,7 @@
       <w:proofErr w:type="spellStart"/>
       <w:r>
         <w:rPr>
+          <w:rFonts w:ascii="Calibri" w:hAnsi="Calibri" w:cs="Calibri"/>
           <w:b/>
           <w:bCs/>
           <w:lang w:val="es-CR"/>
@@ -2399,6 +2811,7 @@
       <w:proofErr w:type="spellEnd"/>
       <w:r>
         <w:rPr>
+          <w:rFonts w:ascii="Calibri" w:hAnsi="Calibri" w:cs="Calibri"/>
           <w:b/>
           <w:bCs/>
           <w:lang w:val="es-CR"/>
@@ -2407,6 +2820,7 @@
       </w:r>
       <w:r>
         <w:rPr>
+          <w:rFonts w:ascii="Calibri" w:hAnsi="Calibri" w:cs="Calibri"/>
           <w:lang w:val="es-CR"/>
         </w:rPr>
         <w:t xml:space="preserve"> La clase </w:t>
@@ -2414,6 +2828,7 @@
       <w:proofErr w:type="spellStart"/>
       <w:r>
         <w:rPr>
+          <w:rFonts w:ascii="Calibri" w:hAnsi="Calibri" w:cs="Calibri"/>
           <w:lang w:val="es-CR"/>
         </w:rPr>
         <w:t>NodoDecision</w:t>
@@ -2421,6 +2836,7 @@
       <w:proofErr w:type="spellEnd"/>
       <w:r>
         <w:rPr>
+          <w:rFonts w:ascii="Calibri" w:hAnsi="Calibri" w:cs="Calibri"/>
           <w:lang w:val="es-CR"/>
         </w:rPr>
         <w:t xml:space="preserve"> se relaciona consigo misma, dado que cada objeto de tipo pregunta contiene punteros estructurales hacia otros dos objetos de tipo </w:t>
@@ -2428,6 +2844,7 @@
       <w:proofErr w:type="spellStart"/>
       <w:r>
         <w:rPr>
+          <w:rFonts w:ascii="Calibri" w:hAnsi="Calibri" w:cs="Calibri"/>
           <w:lang w:val="es-CR"/>
         </w:rPr>
         <w:t>NodoDecision</w:t>
@@ -2435,6 +2852,7 @@
       <w:proofErr w:type="spellEnd"/>
       <w:r>
         <w:rPr>
+          <w:rFonts w:ascii="Calibri" w:hAnsi="Calibri" w:cs="Calibri"/>
           <w:lang w:val="es-CR"/>
         </w:rPr>
         <w:t xml:space="preserve"> (si y no). </w:t>
@@ -2447,20 +2865,22 @@
           <w:numId w:val="6"/>
         </w:numPr>
         <w:rPr>
-          <w:lang w:val="es-CR"/>
-        </w:rPr>
-      </w:pPr>
-      <w:r>
-        <w:rPr>
+          <w:rFonts w:ascii="Calibri" w:hAnsi="Calibri" w:cs="Calibri"/>
+          <w:lang w:val="es-CR"/>
+        </w:rPr>
+      </w:pPr>
+      <w:r>
+        <w:rPr>
+          <w:rFonts w:ascii="Calibri" w:hAnsi="Calibri" w:cs="Calibri"/>
           <w:b/>
           <w:bCs/>
           <w:lang w:val="es-CR"/>
         </w:rPr>
-        <w:lastRenderedPageBreak/>
         <w:t>Composición:</w:t>
       </w:r>
       <w:r>
         <w:rPr>
+          <w:rFonts w:ascii="Calibri" w:hAnsi="Calibri" w:cs="Calibri"/>
           <w:lang w:val="es-CR"/>
         </w:rPr>
         <w:t xml:space="preserve"> La clase </w:t>
@@ -2468,6 +2888,7 @@
       <w:proofErr w:type="spellStart"/>
       <w:r>
         <w:rPr>
+          <w:rFonts w:ascii="Calibri" w:hAnsi="Calibri" w:cs="Calibri"/>
           <w:lang w:val="es-CR"/>
         </w:rPr>
         <w:t>ArbolDecision</w:t>
@@ -2475,6 +2896,7 @@
       <w:proofErr w:type="spellEnd"/>
       <w:r>
         <w:rPr>
+          <w:rFonts w:ascii="Calibri" w:hAnsi="Calibri" w:cs="Calibri"/>
           <w:lang w:val="es-CR"/>
         </w:rPr>
         <w:t xml:space="preserve"> mantiene una relación de composición directa con </w:t>
@@ -2482,6 +2904,7 @@
       <w:proofErr w:type="spellStart"/>
       <w:r>
         <w:rPr>
+          <w:rFonts w:ascii="Calibri" w:hAnsi="Calibri" w:cs="Calibri"/>
           <w:lang w:val="es-CR"/>
         </w:rPr>
         <w:t>NodoDecision</w:t>
@@ -2489,6 +2912,7 @@
       <w:proofErr w:type="spellEnd"/>
       <w:r>
         <w:rPr>
+          <w:rFonts w:ascii="Calibri" w:hAnsi="Calibri" w:cs="Calibri"/>
           <w:lang w:val="es-CR"/>
         </w:rPr>
         <w:t xml:space="preserve">, puesto que el árbol nace y se gobierna a partir de un nodo raíz primordial. </w:t>
@@ -2501,19 +2925,23 @@
           <w:numId w:val="6"/>
         </w:numPr>
         <w:rPr>
-          <w:lang w:val="es-CR"/>
-        </w:rPr>
-      </w:pPr>
-      <w:r>
-        <w:rPr>
+          <w:rFonts w:ascii="Calibri" w:hAnsi="Calibri" w:cs="Calibri"/>
+          <w:lang w:val="es-CR"/>
+        </w:rPr>
+      </w:pPr>
+      <w:r>
+        <w:rPr>
+          <w:rFonts w:ascii="Calibri" w:hAnsi="Calibri" w:cs="Calibri"/>
           <w:b/>
           <w:bCs/>
           <w:lang w:val="es-CR"/>
         </w:rPr>
+        <w:lastRenderedPageBreak/>
         <w:t>Agregación/Dependencia:</w:t>
       </w:r>
       <w:r>
         <w:rPr>
+          <w:rFonts w:ascii="Calibri" w:hAnsi="Calibri" w:cs="Calibri"/>
           <w:lang w:val="es-CR"/>
         </w:rPr>
         <w:t xml:space="preserve"> La clase </w:t>
@@ -2521,6 +2949,7 @@
       <w:proofErr w:type="spellStart"/>
       <w:r>
         <w:rPr>
+          <w:rFonts w:ascii="Calibri" w:hAnsi="Calibri" w:cs="Calibri"/>
           <w:lang w:val="es-CR"/>
         </w:rPr>
         <w:t>AppJuego</w:t>
@@ -2528,6 +2957,7 @@
       <w:proofErr w:type="spellEnd"/>
       <w:r>
         <w:rPr>
+          <w:rFonts w:ascii="Calibri" w:hAnsi="Calibri" w:cs="Calibri"/>
           <w:lang w:val="es-CR"/>
         </w:rPr>
         <w:t xml:space="preserve"> (</w:t>
@@ -2535,6 +2965,7 @@
       <w:proofErr w:type="spellStart"/>
       <w:r>
         <w:rPr>
+          <w:rFonts w:ascii="Calibri" w:hAnsi="Calibri" w:cs="Calibri"/>
           <w:lang w:val="es-CR"/>
         </w:rPr>
         <w:t>Frontend</w:t>
@@ -2542,6 +2973,7 @@
       <w:proofErr w:type="spellEnd"/>
       <w:r>
         <w:rPr>
+          <w:rFonts w:ascii="Calibri" w:hAnsi="Calibri" w:cs="Calibri"/>
           <w:lang w:val="es-CR"/>
         </w:rPr>
         <w:t xml:space="preserve">) agrega una instancia viva de </w:t>
@@ -2549,6 +2981,7 @@
       <w:proofErr w:type="spellStart"/>
       <w:r>
         <w:rPr>
+          <w:rFonts w:ascii="Calibri" w:hAnsi="Calibri" w:cs="Calibri"/>
           <w:lang w:val="es-CR"/>
         </w:rPr>
         <w:t>ArbolDecision</w:t>
@@ -2556,6 +2989,7 @@
       <w:proofErr w:type="spellEnd"/>
       <w:r>
         <w:rPr>
+          <w:rFonts w:ascii="Calibri" w:hAnsi="Calibri" w:cs="Calibri"/>
           <w:lang w:val="es-CR"/>
         </w:rPr>
         <w:t xml:space="preserve"> (</w:t>
@@ -2563,6 +2997,7 @@
       <w:proofErr w:type="spellStart"/>
       <w:r>
         <w:rPr>
+          <w:rFonts w:ascii="Calibri" w:hAnsi="Calibri" w:cs="Calibri"/>
           <w:lang w:val="es-CR"/>
         </w:rPr>
         <w:t>Backend</w:t>
@@ -2570,6 +3005,7 @@
       <w:proofErr w:type="spellEnd"/>
       <w:r>
         <w:rPr>
+          <w:rFonts w:ascii="Calibri" w:hAnsi="Calibri" w:cs="Calibri"/>
           <w:lang w:val="es-CR"/>
         </w:rPr>
         <w:t xml:space="preserve">). El </w:t>
@@ -2577,6 +3013,7 @@
       <w:proofErr w:type="spellStart"/>
       <w:r>
         <w:rPr>
+          <w:rFonts w:ascii="Calibri" w:hAnsi="Calibri" w:cs="Calibri"/>
           <w:lang w:val="es-CR"/>
         </w:rPr>
         <w:t>Frontend</w:t>
@@ -2584,6 +3021,7 @@
       <w:proofErr w:type="spellEnd"/>
       <w:r>
         <w:rPr>
+          <w:rFonts w:ascii="Calibri" w:hAnsi="Calibri" w:cs="Calibri"/>
           <w:lang w:val="es-CR"/>
         </w:rPr>
         <w:t xml:space="preserve"> invoca los métodos de servicio del árbol para consultar textos de preguntas, mover los punteros del juego o mandar a escribir en disco, pero la interfaz gráfica jamás manipula ni conoce las operaciones internas recursivas de reconstrucción de los datos, cumpliendo con la pauta arquitectónica obligatoria del proyecto. </w:t>
@@ -2591,7 +3029,72 @@
     </w:p>
     <w:p>
       <w:pPr>
-        <w:rPr>
+        <w:ind w:left="720"/>
+        <w:rPr>
+          <w:rFonts w:ascii="Calibri" w:hAnsi="Calibri" w:cs="Calibri"/>
+          <w:lang w:val="es-CR"/>
+        </w:rPr>
+      </w:pPr>
+    </w:p>
+    <w:p>
+      <w:pPr>
+        <w:rPr>
+          <w:rFonts w:ascii="Calibri" w:hAnsi="Calibri" w:cs="Calibri"/>
+          <w:lang w:val="es-CR"/>
+        </w:rPr>
+      </w:pPr>
+      <w:proofErr w:type="gramStart"/>
+      <w:r>
+        <w:rPr>
+          <w:rFonts w:ascii="Calibri" w:hAnsi="Calibri" w:cs="Calibri"/>
+          <w:b/>
+          <w:bCs/>
+          <w:lang w:val="es-CR"/>
+        </w:rPr>
+        <w:t>Link</w:t>
+      </w:r>
+      <w:proofErr w:type="gramEnd"/>
+      <w:r>
+        <w:rPr>
+          <w:rFonts w:ascii="Calibri" w:hAnsi="Calibri" w:cs="Calibri"/>
+          <w:b/>
+          <w:bCs/>
+          <w:lang w:val="es-CR"/>
+        </w:rPr>
+        <w:t xml:space="preserve"> de GitHub:</w:t>
+      </w:r>
+      <w:r>
+        <w:rPr>
+          <w:rFonts w:ascii="Calibri" w:hAnsi="Calibri" w:cs="Calibri"/>
+          <w:b/>
+          <w:bCs/>
+          <w:lang w:val="es-CR"/>
+        </w:rPr>
+        <w:br/>
+      </w:r>
+      <w:hyperlink r:id="rId5" w:history="1">
+        <w:r>
+          <w:rPr>
+            <w:rStyle w:val="Hyperlink"/>
+            <w:rFonts w:ascii="Calibri" w:hAnsi="Calibri" w:cs="Calibri"/>
+          </w:rPr>
+          <w:t>dylanrc16/</w:t>
+        </w:r>
+        <w:proofErr w:type="spellStart"/>
+        <w:r>
+          <w:rPr>
+            <w:rStyle w:val="Hyperlink"/>
+            <w:rFonts w:ascii="Calibri" w:hAnsi="Calibri" w:cs="Calibri"/>
+          </w:rPr>
+          <w:t>Oraculo</w:t>
+        </w:r>
+        <w:proofErr w:type="spellEnd"/>
+      </w:hyperlink>
+    </w:p>
+    <w:p>
+      <w:pPr>
+        <w:rPr>
+          <w:rFonts w:ascii="Calibri" w:hAnsi="Calibri" w:cs="Calibri"/>
           <w:lang w:val="es-CR"/>
         </w:rPr>
       </w:pPr>
@@ -4403,6 +4906,29 @@
       <w:spacing w:val="5"/>
     </w:rPr>
   </w:style>
+  <w:style w:type="character" w:styleId="Hyperlink">
+    <w:name w:val="Hyperlink"/>
+    <w:basedOn w:val="DefaultParagraphFont"/>
+    <w:uiPriority w:val="99"/>
+    <w:unhideWhenUsed/>
+    <w:rsid w:val="00B028BE"/>
+    <w:rPr>
+      <w:color w:val="467886" w:themeColor="hyperlink"/>
+      <w:u w:val="single"/>
+    </w:rPr>
+  </w:style>
+  <w:style w:type="character" w:styleId="UnresolvedMention">
+    <w:name w:val="Unresolved Mention"/>
+    <w:basedOn w:val="DefaultParagraphFont"/>
+    <w:uiPriority w:val="99"/>
+    <w:semiHidden/>
+    <w:unhideWhenUsed/>
+    <w:rsid w:val="00B028BE"/>
+    <w:rPr>
+      <w:color w:val="605E5C"/>
+      <w:shd w:val="clear" w:color="auto" w:fill="E1DFDD"/>
+    </w:rPr>
+  </w:style>
 </w:styles>
 </file>
 

--- a/Documentación-Oráculo.docx
+++ b/Documentación-Oráculo.docx
@@ -103,35 +103,7 @@
         <w:rPr>
           <w:rFonts w:ascii="Calibri" w:hAnsi="Calibri" w:cs="Calibri"/>
         </w:rPr>
-        <w:t xml:space="preserve">1. </w:t>
-      </w:r>
-      <w:proofErr w:type="spellStart"/>
-      <w:r>
-        <w:rPr>
-          <w:rFonts w:ascii="Calibri" w:hAnsi="Calibri" w:cs="Calibri"/>
-        </w:rPr>
-        <w:t>Representación</w:t>
-      </w:r>
-      <w:proofErr w:type="spellEnd"/>
-      <w:r>
-        <w:rPr>
-          <w:rFonts w:ascii="Calibri" w:hAnsi="Calibri" w:cs="Calibri"/>
-        </w:rPr>
-        <w:t xml:space="preserve"> y </w:t>
-      </w:r>
-      <w:proofErr w:type="spellStart"/>
-      <w:r>
-        <w:rPr>
-          <w:rFonts w:ascii="Calibri" w:hAnsi="Calibri" w:cs="Calibri"/>
-        </w:rPr>
-        <w:t>Recorrido</w:t>
-      </w:r>
-      <w:proofErr w:type="spellEnd"/>
-      <w:r>
-        <w:rPr>
-          <w:rFonts w:ascii="Calibri" w:hAnsi="Calibri" w:cs="Calibri"/>
-        </w:rPr>
-        <w:t xml:space="preserve"> del Árbol </w:t>
+        <w:t xml:space="preserve">1. Representación y Recorrido del Árbol </w:t>
       </w:r>
     </w:p>
     <w:p>
@@ -219,135 +191,20 @@
           <w:rFonts w:ascii="Calibri" w:hAnsi="Calibri" w:cs="Calibri"/>
           <w:lang w:val="es-CR"/>
         </w:rPr>
-        <w:t xml:space="preserve"> suministradas por el usuario. El sistema inicia con un puntero en el nodo </w:t>
-      </w:r>
-      <w:proofErr w:type="spellStart"/>
-      <w:r>
-        <w:rPr>
-          <w:rFonts w:ascii="Calibri" w:hAnsi="Calibri" w:cs="Calibri"/>
-          <w:lang w:val="es-CR"/>
-        </w:rPr>
-        <w:t>raiz</w:t>
-      </w:r>
-      <w:proofErr w:type="spellEnd"/>
-      <w:r>
-        <w:rPr>
-          <w:rFonts w:ascii="Calibri" w:hAnsi="Calibri" w:cs="Calibri"/>
-          <w:lang w:val="es-CR"/>
-        </w:rPr>
-        <w:t>. Si el usuario presiona "SÍ", el puntero se desplaza hacia el hijo izquierdo (</w:t>
-      </w:r>
-      <w:proofErr w:type="spellStart"/>
-      <w:r>
-        <w:rPr>
-          <w:rFonts w:ascii="Calibri" w:hAnsi="Calibri" w:cs="Calibri"/>
-          <w:lang w:val="es-CR"/>
-        </w:rPr>
-        <w:t>nodo.si</w:t>
-      </w:r>
-      <w:proofErr w:type="spellEnd"/>
-      <w:proofErr w:type="gramStart"/>
-      <w:r>
-        <w:rPr>
-          <w:rFonts w:ascii="Calibri" w:hAnsi="Calibri" w:cs="Calibri"/>
-          <w:lang w:val="es-CR"/>
-        </w:rPr>
-        <w:t>) ;</w:t>
-      </w:r>
-      <w:proofErr w:type="gramEnd"/>
-      <w:r>
-        <w:rPr>
-          <w:rFonts w:ascii="Calibri" w:hAnsi="Calibri" w:cs="Calibri"/>
-          <w:lang w:val="es-CR"/>
-        </w:rPr>
-        <w:t xml:space="preserve"> si presiona "NO", se desplaza hacia el hijo derecho (</w:t>
-      </w:r>
-      <w:proofErr w:type="spellStart"/>
-      <w:r>
-        <w:rPr>
-          <w:rFonts w:ascii="Calibri" w:hAnsi="Calibri" w:cs="Calibri"/>
-          <w:lang w:val="es-CR"/>
-        </w:rPr>
-        <w:t>nodo.no</w:t>
-      </w:r>
-      <w:proofErr w:type="spellEnd"/>
-      <w:r>
-        <w:rPr>
-          <w:rFonts w:ascii="Calibri" w:hAnsi="Calibri" w:cs="Calibri"/>
-          <w:lang w:val="es-CR"/>
-        </w:rPr>
-        <w:t xml:space="preserve">). Este proceso se repite cíclicamente hasta que el puntero alcanza un nodo donde el atributo </w:t>
-      </w:r>
-      <w:proofErr w:type="spellStart"/>
-      <w:r>
-        <w:rPr>
-          <w:rFonts w:ascii="Calibri" w:hAnsi="Calibri" w:cs="Calibri"/>
-          <w:lang w:val="es-CR"/>
-        </w:rPr>
-        <w:t>es_pregunta</w:t>
-      </w:r>
-      <w:proofErr w:type="spellEnd"/>
-      <w:r>
-        <w:rPr>
-          <w:rFonts w:ascii="Calibri" w:hAnsi="Calibri" w:cs="Calibri"/>
-          <w:lang w:val="es-CR"/>
-        </w:rPr>
-        <w:t xml:space="preserve"> es False (un nodo hoja). </w:t>
-      </w:r>
-    </w:p>
-    <w:p>
-      <w:pPr>
-        <w:rPr>
-          <w:rFonts w:ascii="Calibri" w:hAnsi="Calibri" w:cs="Calibri"/>
-        </w:rPr>
-      </w:pPr>
-      <w:r>
-        <w:rPr>
-          <w:rFonts w:ascii="Calibri" w:hAnsi="Calibri" w:cs="Calibri"/>
-        </w:rPr>
-        <w:t xml:space="preserve">2. </w:t>
-      </w:r>
-      <w:proofErr w:type="spellStart"/>
-      <w:r>
-        <w:rPr>
-          <w:rFonts w:ascii="Calibri" w:hAnsi="Calibri" w:cs="Calibri"/>
-        </w:rPr>
-        <w:t>Mecanismos</w:t>
-      </w:r>
-      <w:proofErr w:type="spellEnd"/>
-      <w:r>
-        <w:rPr>
-          <w:rFonts w:ascii="Calibri" w:hAnsi="Calibri" w:cs="Calibri"/>
-        </w:rPr>
-        <w:t xml:space="preserve"> de </w:t>
-      </w:r>
-      <w:proofErr w:type="spellStart"/>
-      <w:r>
-        <w:rPr>
-          <w:rFonts w:ascii="Calibri" w:hAnsi="Calibri" w:cs="Calibri"/>
-        </w:rPr>
-        <w:t>Aprendizaje</w:t>
-      </w:r>
-      <w:proofErr w:type="spellEnd"/>
-      <w:r>
-        <w:rPr>
-          <w:rFonts w:ascii="Calibri" w:hAnsi="Calibri" w:cs="Calibri"/>
-        </w:rPr>
-        <w:t xml:space="preserve"> y </w:t>
-      </w:r>
-      <w:proofErr w:type="spellStart"/>
-      <w:r>
-        <w:rPr>
-          <w:rFonts w:ascii="Calibri" w:hAnsi="Calibri" w:cs="Calibri"/>
-        </w:rPr>
-        <w:t>Persistencia</w:t>
-      </w:r>
-      <w:proofErr w:type="spellEnd"/>
-      <w:r>
-        <w:rPr>
-          <w:rFonts w:ascii="Calibri" w:hAnsi="Calibri" w:cs="Calibri"/>
-        </w:rPr>
-        <w:t xml:space="preserve"> </w:t>
+        <w:t xml:space="preserve"> suministradas por el usuario. El sistema inicia con un puntero en el nodo raiz. Si el usuario presiona "SÍ", el puntero se desplaza hacia el hijo izquierdo (nodo.si) ; si presiona "NO", se desplaza hacia el hijo derecho (nodo.no). Este proceso se repite cíclicamente hasta que el puntero alcanza un nodo donde el atributo es_pregunta es False (un nodo hoja). </w:t>
+      </w:r>
+    </w:p>
+    <w:p>
+      <w:pPr>
+        <w:rPr>
+          <w:rFonts w:ascii="Calibri" w:hAnsi="Calibri" w:cs="Calibri"/>
+        </w:rPr>
+      </w:pPr>
+      <w:r>
+        <w:rPr>
+          <w:rFonts w:ascii="Calibri" w:hAnsi="Calibri" w:cs="Calibri"/>
+        </w:rPr>
+        <w:t xml:space="preserve">2. Mecanismos de Aprendizaje y Persistencia </w:t>
       </w:r>
     </w:p>
     <w:p>
@@ -391,23 +248,7 @@
           <w:rFonts w:ascii="Calibri" w:hAnsi="Calibri" w:cs="Calibri"/>
           <w:lang w:val="es-CR"/>
         </w:rPr>
-        <w:t xml:space="preserve"> por un nuevo objeto </w:t>
-      </w:r>
-      <w:proofErr w:type="spellStart"/>
-      <w:r>
-        <w:rPr>
-          <w:rFonts w:ascii="Calibri" w:hAnsi="Calibri" w:cs="Calibri"/>
-          <w:lang w:val="es-CR"/>
-        </w:rPr>
-        <w:t>NodoDecision</w:t>
-      </w:r>
-      <w:proofErr w:type="spellEnd"/>
-      <w:r>
-        <w:rPr>
-          <w:rFonts w:ascii="Calibri" w:hAnsi="Calibri" w:cs="Calibri"/>
-          <w:lang w:val="es-CR"/>
-        </w:rPr>
-        <w:t xml:space="preserve"> de tipo pregunta. Las dos ramas de esta nueva pregunta se enlazan: una apunta hacia el nuevo objeto aprendido y la otra hacia el objeto que falló originalmente, ordenándose según el veredicto ("Sí" o "No") indicado por el usuario. </w:t>
+        <w:t xml:space="preserve"> por un nuevo objeto NodoDecision de tipo pregunta. Las dos ramas de esta nueva pregunta se enlazan: una apunta hacia el nuevo objeto aprendido y la otra hacia el objeto que falló originalmente, ordenándose según el veredicto ("Sí" o "No") indicado por el usuario. </w:t>
       </w:r>
     </w:p>
     <w:p>
@@ -435,39 +276,7 @@
           <w:rFonts w:ascii="Calibri" w:hAnsi="Calibri" w:cs="Calibri"/>
           <w:lang w:val="es-CR"/>
         </w:rPr>
-        <w:t xml:space="preserve"> El método </w:t>
-      </w:r>
-      <w:proofErr w:type="spellStart"/>
-      <w:r>
-        <w:rPr>
-          <w:rFonts w:ascii="Calibri" w:hAnsi="Calibri" w:cs="Calibri"/>
-          <w:lang w:val="es-CR"/>
-        </w:rPr>
-        <w:t>guardar_en_archivo</w:t>
-      </w:r>
-      <w:proofErr w:type="spellEnd"/>
-      <w:r>
-        <w:rPr>
-          <w:rFonts w:ascii="Calibri" w:hAnsi="Calibri" w:cs="Calibri"/>
-          <w:lang w:val="es-CR"/>
-        </w:rPr>
-        <w:t xml:space="preserve"> transforma recursivamente la estructura jerárquica de objetos de la memoria a un diccionario estándar de Python (_</w:t>
-      </w:r>
-      <w:proofErr w:type="spellStart"/>
-      <w:r>
-        <w:rPr>
-          <w:rFonts w:ascii="Calibri" w:hAnsi="Calibri" w:cs="Calibri"/>
-          <w:lang w:val="es-CR"/>
-        </w:rPr>
-        <w:t>nodo_a_diccionario</w:t>
-      </w:r>
-      <w:proofErr w:type="spellEnd"/>
-      <w:r>
-        <w:rPr>
-          <w:rFonts w:ascii="Calibri" w:hAnsi="Calibri" w:cs="Calibri"/>
-          <w:lang w:val="es-CR"/>
-        </w:rPr>
-        <w:t xml:space="preserve">), el cual es serializado automáticamente a un archivo físico con formato </w:t>
+        <w:t xml:space="preserve"> El método guardar_en_archivo transforma recursivamente la estructura jerárquica de objetos de la memoria a un diccionario estándar de Python (_nodo_a_diccionario), el cual es serializado automáticamente a un archivo físico con formato </w:t>
       </w:r>
       <w:r>
         <w:rPr>
@@ -483,23 +292,7 @@
           <w:rFonts w:ascii="Calibri" w:hAnsi="Calibri" w:cs="Calibri"/>
           <w:lang w:val="es-CR"/>
         </w:rPr>
-        <w:t xml:space="preserve"> mediante la librería nativa </w:t>
-      </w:r>
-      <w:proofErr w:type="spellStart"/>
-      <w:r>
-        <w:rPr>
-          <w:rFonts w:ascii="Calibri" w:hAnsi="Calibri" w:cs="Calibri"/>
-          <w:lang w:val="es-CR"/>
-        </w:rPr>
-        <w:t>json</w:t>
-      </w:r>
-      <w:proofErr w:type="spellEnd"/>
-      <w:r>
-        <w:rPr>
-          <w:rFonts w:ascii="Calibri" w:hAnsi="Calibri" w:cs="Calibri"/>
-          <w:lang w:val="es-CR"/>
-        </w:rPr>
-        <w:t xml:space="preserve"> de Python. Este guardado se detona de manera automática inmediatamente después de que el árbol aprende una nueva rama. </w:t>
+        <w:t xml:space="preserve"> mediante la librería nativa json de Python. Este guardado se detona de manera automática inmediatamente después de que el árbol aprende una nueva rama. </w:t>
       </w:r>
     </w:p>
     <w:p>
@@ -527,47 +320,9 @@
           <w:rFonts w:ascii="Calibri" w:hAnsi="Calibri" w:cs="Calibri"/>
           <w:lang w:val="es-CR"/>
         </w:rPr>
-        <w:t xml:space="preserve"> El método </w:t>
-      </w:r>
-      <w:proofErr w:type="spellStart"/>
-      <w:r>
-        <w:rPr>
-          <w:rFonts w:ascii="Calibri" w:hAnsi="Calibri" w:cs="Calibri"/>
-          <w:lang w:val="es-CR"/>
-        </w:rPr>
-        <w:t>cargar_desde_archivo</w:t>
-      </w:r>
-      <w:proofErr w:type="spellEnd"/>
-      <w:r>
-        <w:rPr>
-          <w:rFonts w:ascii="Calibri" w:hAnsi="Calibri" w:cs="Calibri"/>
-          <w:lang w:val="es-CR"/>
-        </w:rPr>
-        <w:t xml:space="preserve"> lee el archivo JSON en disco, maneja posibles excepciones de lectura (control de archivos corruptos o </w:t>
-      </w:r>
-      <w:r>
-        <w:rPr>
-          <w:rFonts w:ascii="Calibri" w:hAnsi="Calibri" w:cs="Calibri"/>
-          <w:lang w:val="es-CR"/>
-        </w:rPr>
+        <w:t xml:space="preserve"> El método cargar_desde_archivo lee el archivo JSON en disco, maneja posibles excepciones de lectura (control de archivos corruptos o </w:t>
         <w:lastRenderedPageBreak/>
-        <w:t>vacíos) y reconstruye recursivamente los objetos en memoria mediante la función auxiliar _</w:t>
-      </w:r>
-      <w:proofErr w:type="spellStart"/>
-      <w:r>
-        <w:rPr>
-          <w:rFonts w:ascii="Calibri" w:hAnsi="Calibri" w:cs="Calibri"/>
-          <w:lang w:val="es-CR"/>
-        </w:rPr>
-        <w:t>diccionario_a_nodo</w:t>
-      </w:r>
-      <w:proofErr w:type="spellEnd"/>
-      <w:r>
-        <w:rPr>
-          <w:rFonts w:ascii="Calibri" w:hAnsi="Calibri" w:cs="Calibri"/>
-          <w:lang w:val="es-CR"/>
-        </w:rPr>
-        <w:t xml:space="preserve">, restableciendo los punteros y los estados del juego exactamente como estaban antes de cerrar el programa. </w:t>
+        <w:t xml:space="preserve">vacíos) y reconstruye recursivamente los objetos en memoria mediante la función auxiliar _diccionario_a_nodo, restableciendo los punteros y los estados del juego exactamente como estaban antes de cerrar el programa. </w:t>
       </w:r>
     </w:p>
     <w:p>
@@ -601,19 +356,8 @@
           <w:bCs/>
           <w:lang w:val="es-CR"/>
         </w:rPr>
-        <w:t xml:space="preserve">Clase 1: </w:t>
-      </w:r>
-      <w:proofErr w:type="spellStart"/>
-      <w:r>
-        <w:rPr>
-          <w:rFonts w:ascii="Calibri" w:hAnsi="Calibri" w:cs="Calibri"/>
-          <w:b/>
-          <w:bCs/>
-          <w:lang w:val="es-CR"/>
-        </w:rPr>
-        <w:t>NodoDecision</w:t>
-      </w:r>
-      <w:proofErr w:type="spellEnd"/>
+        <w:t>Clase 1: NodoDecision</w:t>
+      </w:r>
     </w:p>
     <w:p>
       <w:pPr>
@@ -659,25 +403,7 @@
           <w:b/>
           <w:bCs/>
         </w:rPr>
-        <w:t xml:space="preserve">Atributos </w:t>
-      </w:r>
-      <w:proofErr w:type="spellStart"/>
-      <w:r>
-        <w:rPr>
-          <w:rFonts w:ascii="Calibri" w:hAnsi="Calibri" w:cs="Calibri"/>
-          <w:b/>
-          <w:bCs/>
-        </w:rPr>
-        <w:t>principales</w:t>
-      </w:r>
-      <w:proofErr w:type="spellEnd"/>
-      <w:r>
-        <w:rPr>
-          <w:rFonts w:ascii="Calibri" w:hAnsi="Calibri" w:cs="Calibri"/>
-          <w:b/>
-          <w:bCs/>
-        </w:rPr>
-        <w:t>:</w:t>
+        <w:t>Atributos principales:</w:t>
       </w:r>
     </w:p>
     <w:p>
@@ -710,21 +436,12 @@
           <w:lang w:val="es-CR"/>
         </w:rPr>
       </w:pPr>
-      <w:proofErr w:type="spellStart"/>
-      <w:r>
-        <w:rPr>
-          <w:rFonts w:ascii="Calibri" w:hAnsi="Calibri" w:cs="Calibri"/>
-          <w:lang w:val="es-CR"/>
-        </w:rPr>
-        <w:t>es_pregunta</w:t>
-      </w:r>
-      <w:proofErr w:type="spellEnd"/>
-      <w:r>
-        <w:rPr>
-          <w:rFonts w:ascii="Calibri" w:hAnsi="Calibri" w:cs="Calibri"/>
-          <w:lang w:val="es-CR"/>
-        </w:rPr>
-        <w:t xml:space="preserve"> (Booleano): Bandera para diferenciar si el nodo requiere una bifurcación (True) o es una hoja de veredicto (False). </w:t>
+      <w:r>
+        <w:rPr>
+          <w:rFonts w:ascii="Calibri" w:hAnsi="Calibri" w:cs="Calibri"/>
+          <w:lang w:val="es-CR"/>
+        </w:rPr>
+        <w:t xml:space="preserve">es_pregunta (Booleano): Bandera para diferenciar si el nodo requiere una bifurcación (True) o es una hoja de veredicto (False). </w:t>
       </w:r>
     </w:p>
     <w:p>
@@ -738,37 +455,12 @@
           <w:lang w:val="es-CR"/>
         </w:rPr>
       </w:pPr>
-      <w:proofErr w:type="spellStart"/>
-      <w:r>
-        <w:rPr>
-          <w:rFonts w:ascii="Calibri" w:hAnsi="Calibri" w:cs="Calibri"/>
-          <w:lang w:val="es-CR"/>
-        </w:rPr>
-        <w:t>si</w:t>
-      </w:r>
-      <w:proofErr w:type="spellEnd"/>
-      <w:r>
-        <w:rPr>
-          <w:rFonts w:ascii="Calibri" w:hAnsi="Calibri" w:cs="Calibri"/>
-          <w:lang w:val="es-CR"/>
-        </w:rPr>
-        <w:t xml:space="preserve"> (</w:t>
-      </w:r>
-      <w:proofErr w:type="spellStart"/>
-      <w:r>
-        <w:rPr>
-          <w:rFonts w:ascii="Calibri" w:hAnsi="Calibri" w:cs="Calibri"/>
-          <w:lang w:val="es-CR"/>
-        </w:rPr>
-        <w:t>NodoDecision</w:t>
-      </w:r>
-      <w:proofErr w:type="spellEnd"/>
-      <w:r>
-        <w:rPr>
-          <w:rFonts w:ascii="Calibri" w:hAnsi="Calibri" w:cs="Calibri"/>
-          <w:lang w:val="es-CR"/>
-        </w:rPr>
-        <w:t xml:space="preserve">): Puntero de referencia hacia el nodo hijo izquierdo (camino afirmativo). </w:t>
+      <w:r>
+        <w:rPr>
+          <w:rFonts w:ascii="Calibri" w:hAnsi="Calibri" w:cs="Calibri"/>
+          <w:lang w:val="es-CR"/>
+        </w:rPr>
+        <w:t xml:space="preserve">si (NodoDecision): Puntero de referencia hacia el nodo hijo izquierdo (camino afirmativo). </w:t>
       </w:r>
     </w:p>
     <w:p>
@@ -787,23 +479,7 @@
           <w:rFonts w:ascii="Calibri" w:hAnsi="Calibri" w:cs="Calibri"/>
           <w:lang w:val="es-CR"/>
         </w:rPr>
-        <w:t>no (</w:t>
-      </w:r>
-      <w:proofErr w:type="spellStart"/>
-      <w:r>
-        <w:rPr>
-          <w:rFonts w:ascii="Calibri" w:hAnsi="Calibri" w:cs="Calibri"/>
-          <w:lang w:val="es-CR"/>
-        </w:rPr>
-        <w:t>NodoDecision</w:t>
-      </w:r>
-      <w:proofErr w:type="spellEnd"/>
-      <w:r>
-        <w:rPr>
-          <w:rFonts w:ascii="Calibri" w:hAnsi="Calibri" w:cs="Calibri"/>
-          <w:lang w:val="es-CR"/>
-        </w:rPr>
-        <w:t xml:space="preserve">): Puntero de referencia hacia el nodo hijo derecho (camino negativo). </w:t>
+        <w:t xml:space="preserve">no (NodoDecision): Puntero de referencia hacia el nodo hijo derecho (camino negativo). </w:t>
       </w:r>
     </w:p>
     <w:p>
@@ -820,18 +496,8 @@
           <w:b/>
           <w:bCs/>
         </w:rPr>
-        <w:t xml:space="preserve">Clase 2: </w:t>
-      </w:r>
-      <w:proofErr w:type="spellStart"/>
-      <w:r>
-        <w:rPr>
-          <w:rFonts w:ascii="Calibri" w:hAnsi="Calibri" w:cs="Calibri"/>
-          <w:b/>
-          <w:bCs/>
-        </w:rPr>
-        <w:t>ArbolDecision</w:t>
-      </w:r>
-      <w:proofErr w:type="spellEnd"/>
+        <w:t>Clase 2: ArbolDecision</w:t>
+      </w:r>
     </w:p>
     <w:p>
       <w:pPr>
@@ -877,25 +543,7 @@
           <w:b/>
           <w:bCs/>
         </w:rPr>
-        <w:t xml:space="preserve">Atributos </w:t>
-      </w:r>
-      <w:proofErr w:type="spellStart"/>
-      <w:r>
-        <w:rPr>
-          <w:rFonts w:ascii="Calibri" w:hAnsi="Calibri" w:cs="Calibri"/>
-          <w:b/>
-          <w:bCs/>
-        </w:rPr>
-        <w:t>principales</w:t>
-      </w:r>
-      <w:proofErr w:type="spellEnd"/>
-      <w:r>
-        <w:rPr>
-          <w:rFonts w:ascii="Calibri" w:hAnsi="Calibri" w:cs="Calibri"/>
-          <w:b/>
-          <w:bCs/>
-        </w:rPr>
-        <w:t>:</w:t>
+        <w:t>Atributos principales:</w:t>
       </w:r>
     </w:p>
     <w:p>
@@ -909,37 +557,12 @@
           <w:lang w:val="es-CR"/>
         </w:rPr>
       </w:pPr>
-      <w:proofErr w:type="spellStart"/>
-      <w:r>
-        <w:rPr>
-          <w:rFonts w:ascii="Calibri" w:hAnsi="Calibri" w:cs="Calibri"/>
-          <w:lang w:val="es-CR"/>
-        </w:rPr>
-        <w:t>raiz</w:t>
-      </w:r>
-      <w:proofErr w:type="spellEnd"/>
-      <w:r>
-        <w:rPr>
-          <w:rFonts w:ascii="Calibri" w:hAnsi="Calibri" w:cs="Calibri"/>
-          <w:lang w:val="es-CR"/>
-        </w:rPr>
-        <w:t xml:space="preserve"> (</w:t>
-      </w:r>
-      <w:proofErr w:type="spellStart"/>
-      <w:r>
-        <w:rPr>
-          <w:rFonts w:ascii="Calibri" w:hAnsi="Calibri" w:cs="Calibri"/>
-          <w:lang w:val="es-CR"/>
-        </w:rPr>
-        <w:t>NodoDecision</w:t>
-      </w:r>
-      <w:proofErr w:type="spellEnd"/>
-      <w:r>
-        <w:rPr>
-          <w:rFonts w:ascii="Calibri" w:hAnsi="Calibri" w:cs="Calibri"/>
-          <w:lang w:val="es-CR"/>
-        </w:rPr>
-        <w:t xml:space="preserve">): Puntero principal que referencia el origen o nodo inicial de todo el árbol lógico. </w:t>
+      <w:r>
+        <w:rPr>
+          <w:rFonts w:ascii="Calibri" w:hAnsi="Calibri" w:cs="Calibri"/>
+          <w:lang w:val="es-CR"/>
+        </w:rPr>
+        <w:t xml:space="preserve">raiz (NodoDecision): Puntero principal que referencia el origen o nodo inicial de todo el árbol lógico. </w:t>
       </w:r>
     </w:p>
     <w:p>
@@ -952,41 +575,13 @@
           <w:rFonts w:ascii="Calibri" w:hAnsi="Calibri" w:cs="Calibri"/>
         </w:rPr>
       </w:pPr>
-      <w:proofErr w:type="spellStart"/>
       <w:r>
         <w:rPr>
           <w:rFonts w:ascii="Calibri" w:hAnsi="Calibri" w:cs="Calibri"/>
           <w:b/>
           <w:bCs/>
         </w:rPr>
-        <w:t>Métodos</w:t>
-      </w:r>
-      <w:proofErr w:type="spellEnd"/>
-      <w:r>
-        <w:rPr>
-          <w:rFonts w:ascii="Calibri" w:hAnsi="Calibri" w:cs="Calibri"/>
-          <w:b/>
-          <w:bCs/>
-        </w:rPr>
-        <w:t xml:space="preserve"> </w:t>
-      </w:r>
-      <w:proofErr w:type="spellStart"/>
-      <w:r>
-        <w:rPr>
-          <w:rFonts w:ascii="Calibri" w:hAnsi="Calibri" w:cs="Calibri"/>
-          <w:b/>
-          <w:bCs/>
-        </w:rPr>
-        <w:t>principales</w:t>
-      </w:r>
-      <w:proofErr w:type="spellEnd"/>
-      <w:r>
-        <w:rPr>
-          <w:rFonts w:ascii="Calibri" w:hAnsi="Calibri" w:cs="Calibri"/>
-          <w:b/>
-          <w:bCs/>
-        </w:rPr>
-        <w:t>:</w:t>
+        <w:t>Métodos principales:</w:t>
       </w:r>
     </w:p>
     <w:p>
@@ -1005,23 +600,7 @@
           <w:rFonts w:ascii="Calibri" w:hAnsi="Calibri" w:cs="Calibri"/>
           <w:lang w:val="es-CR"/>
         </w:rPr>
-        <w:t>_</w:t>
-      </w:r>
-      <w:proofErr w:type="spellStart"/>
-      <w:r>
-        <w:rPr>
-          <w:rFonts w:ascii="Calibri" w:hAnsi="Calibri" w:cs="Calibri"/>
-          <w:lang w:val="es-CR"/>
-        </w:rPr>
-        <w:t>nodo_a_diccionario</w:t>
-      </w:r>
-      <w:proofErr w:type="spellEnd"/>
-      <w:r>
-        <w:rPr>
-          <w:rFonts w:ascii="Calibri" w:hAnsi="Calibri" w:cs="Calibri"/>
-          <w:lang w:val="es-CR"/>
-        </w:rPr>
-        <w:t>(nodo): Método privado recursivo que mapea el árbol de objetos a una estructura anidada de diccionarios apta para JSON.</w:t>
+        <w:t>_nodo_a_diccionario(nodo): Método privado recursivo que mapea el árbol de objetos a una estructura anidada de diccionarios apta para JSON.</w:t>
       </w:r>
     </w:p>
     <w:p>
@@ -1040,39 +619,7 @@
           <w:rFonts w:ascii="Calibri" w:hAnsi="Calibri" w:cs="Calibri"/>
           <w:lang w:val="es-CR"/>
         </w:rPr>
-        <w:t>_</w:t>
-      </w:r>
-      <w:proofErr w:type="spellStart"/>
-      <w:r>
-        <w:rPr>
-          <w:rFonts w:ascii="Calibri" w:hAnsi="Calibri" w:cs="Calibri"/>
-          <w:lang w:val="es-CR"/>
-        </w:rPr>
-        <w:t>diccionario_a_nodo</w:t>
-      </w:r>
-      <w:proofErr w:type="spellEnd"/>
-      <w:r>
-        <w:rPr>
-          <w:rFonts w:ascii="Calibri" w:hAnsi="Calibri" w:cs="Calibri"/>
-          <w:lang w:val="es-CR"/>
-        </w:rPr>
-        <w:t xml:space="preserve">(datos): Método privado recursivo que procesa la sintaxis del JSON y reconstruye la jerarquía original de objetos </w:t>
-      </w:r>
-      <w:proofErr w:type="spellStart"/>
-      <w:r>
-        <w:rPr>
-          <w:rFonts w:ascii="Calibri" w:hAnsi="Calibri" w:cs="Calibri"/>
-          <w:lang w:val="es-CR"/>
-        </w:rPr>
-        <w:t>NodoDecision</w:t>
-      </w:r>
-      <w:proofErr w:type="spellEnd"/>
-      <w:r>
-        <w:rPr>
-          <w:rFonts w:ascii="Calibri" w:hAnsi="Calibri" w:cs="Calibri"/>
-          <w:lang w:val="es-CR"/>
-        </w:rPr>
-        <w:t>.</w:t>
+        <w:t>_diccionario_a_nodo(datos): Método privado recursivo que procesa la sintaxis del JSON y reconstruye la jerarquía original de objetos NodoDecision.</w:t>
       </w:r>
     </w:p>
     <w:p>
@@ -1086,37 +633,12 @@
           <w:lang w:val="es-CR"/>
         </w:rPr>
       </w:pPr>
-      <w:proofErr w:type="spellStart"/>
-      <w:r>
-        <w:rPr>
-          <w:rFonts w:ascii="Calibri" w:hAnsi="Calibri" w:cs="Calibri"/>
-          <w:lang w:val="es-CR"/>
-        </w:rPr>
-        <w:t>guardar_en_archivo</w:t>
-      </w:r>
-      <w:proofErr w:type="spellEnd"/>
-      <w:r>
-        <w:rPr>
-          <w:rFonts w:ascii="Calibri" w:hAnsi="Calibri" w:cs="Calibri"/>
-          <w:lang w:val="es-CR"/>
-        </w:rPr>
-        <w:t>(</w:t>
-      </w:r>
-      <w:proofErr w:type="spellStart"/>
-      <w:r>
-        <w:rPr>
-          <w:rFonts w:ascii="Calibri" w:hAnsi="Calibri" w:cs="Calibri"/>
-          <w:lang w:val="es-CR"/>
-        </w:rPr>
-        <w:t>ruta_archivo</w:t>
-      </w:r>
-      <w:proofErr w:type="spellEnd"/>
-      <w:r>
-        <w:rPr>
-          <w:rFonts w:ascii="Calibri" w:hAnsi="Calibri" w:cs="Calibri"/>
-          <w:lang w:val="es-CR"/>
-        </w:rPr>
-        <w:t xml:space="preserve">): Escribe el estado actual del árbol en un archivo físico serializado en JSON. </w:t>
+      <w:r>
+        <w:rPr>
+          <w:rFonts w:ascii="Calibri" w:hAnsi="Calibri" w:cs="Calibri"/>
+          <w:lang w:val="es-CR"/>
+        </w:rPr>
+        <w:t xml:space="preserve">guardar_en_archivo(ruta_archivo): Escribe el estado actual del árbol en un archivo físico serializado en JSON. </w:t>
       </w:r>
     </w:p>
     <w:p>
@@ -1130,38 +652,32 @@
           <w:lang w:val="es-CR"/>
         </w:rPr>
       </w:pPr>
-      <w:proofErr w:type="spellStart"/>
       <w:r>
         <w:rPr>
           <w:rFonts w:ascii="Calibri" w:hAnsi="Calibri" w:cs="Calibri"/>
           <w:lang w:val="es-CR"/>
         </w:rPr>
         <w:lastRenderedPageBreak/>
-        <w:t>cargar_desde_archivo</w:t>
-      </w:r>
-      <w:proofErr w:type="spellEnd"/>
-      <w:r>
-        <w:rPr>
-          <w:rFonts w:ascii="Calibri" w:hAnsi="Calibri" w:cs="Calibri"/>
-          <w:lang w:val="es-CR"/>
-        </w:rPr>
-        <w:t>(</w:t>
-      </w:r>
-      <w:proofErr w:type="spellStart"/>
-      <w:r>
-        <w:rPr>
-          <w:rFonts w:ascii="Calibri" w:hAnsi="Calibri" w:cs="Calibri"/>
-          <w:lang w:val="es-CR"/>
-        </w:rPr>
-        <w:t>ruta_archivo</w:t>
-      </w:r>
-      <w:proofErr w:type="spellEnd"/>
-      <w:r>
-        <w:rPr>
-          <w:rFonts w:ascii="Calibri" w:hAnsi="Calibri" w:cs="Calibri"/>
-          <w:lang w:val="es-CR"/>
-        </w:rPr>
-        <w:t xml:space="preserve">): Lee un archivo del disco, valida que no esté corrupto y lo inyecta como la nueva raíz lúdica activa. </w:t>
+        <w:t xml:space="preserve">cargar_desde_archivo(ruta_archivo): Lee un archivo del disco, valida que no esté corrupto y lo inyecta como la nueva raíz lúdica activa. </w:t>
+      </w:r>
+    </w:p>
+    <w:p>
+      <w:pPr>
+        <w:numPr>
+          <w:ilvl w:val="1"/>
+          <w:numId w:val="4"/>
+        </w:numPr>
+        <w:rPr>
+          <w:rFonts w:ascii="Calibri" w:hAnsi="Calibri" w:cs="Calibri"/>
+          <w:lang w:val="es-CR"/>
+        </w:rPr>
+      </w:pPr>
+      <w:r>
+        <w:rPr>
+          <w:rFonts w:ascii="Calibri" w:hAnsi="Calibri" w:cs="Calibri"/>
+          <w:lang w:val="es-CR"/>
+        </w:rPr>
+        <w:t xml:space="preserve">aprender(nodo_padre, fue_si, nuevo_objeto, nueva_pregunta, respuesta_es_si): Reestructura el árbol cuando la IA falla. Reemplaza el nodo hoja incorrecto por una nueva pregunta diferenciadora, enlazando el objeto nuevo y el objeto anterior como sus dos ramas hijas según la respuesta indicada por el usuario.</w:t>
       </w:r>
     </w:p>
     <w:p>
@@ -1178,18 +694,8 @@
           <w:b/>
           <w:bCs/>
         </w:rPr>
-        <w:t xml:space="preserve">Clase 3: </w:t>
-      </w:r>
-      <w:proofErr w:type="spellStart"/>
-      <w:r>
-        <w:rPr>
-          <w:rFonts w:ascii="Calibri" w:hAnsi="Calibri" w:cs="Calibri"/>
-          <w:b/>
-          <w:bCs/>
-        </w:rPr>
-        <w:t>AppJuego</w:t>
-      </w:r>
-      <w:proofErr w:type="spellEnd"/>
+        <w:t>Clase 3: AppJuego</w:t>
+      </w:r>
     </w:p>
     <w:p>
       <w:pPr>
@@ -1235,25 +741,7 @@
           <w:b/>
           <w:bCs/>
         </w:rPr>
-        <w:t xml:space="preserve">Atributos </w:t>
-      </w:r>
-      <w:proofErr w:type="spellStart"/>
-      <w:r>
-        <w:rPr>
-          <w:rFonts w:ascii="Calibri" w:hAnsi="Calibri" w:cs="Calibri"/>
-          <w:b/>
-          <w:bCs/>
-        </w:rPr>
-        <w:t>principales</w:t>
-      </w:r>
-      <w:proofErr w:type="spellEnd"/>
-      <w:r>
-        <w:rPr>
-          <w:rFonts w:ascii="Calibri" w:hAnsi="Calibri" w:cs="Calibri"/>
-          <w:b/>
-          <w:bCs/>
-        </w:rPr>
-        <w:t>:</w:t>
+        <w:t>Atributos principales:</w:t>
       </w:r>
     </w:p>
     <w:p>
@@ -1272,39 +760,7 @@
           <w:rFonts w:ascii="Calibri" w:hAnsi="Calibri" w:cs="Calibri"/>
           <w:lang w:val="es-CR"/>
         </w:rPr>
-        <w:t>ventana (</w:t>
-      </w:r>
-      <w:proofErr w:type="spellStart"/>
-      <w:r>
-        <w:rPr>
-          <w:rFonts w:ascii="Calibri" w:hAnsi="Calibri" w:cs="Calibri"/>
-          <w:lang w:val="es-CR"/>
-        </w:rPr>
-        <w:t>Tk</w:t>
-      </w:r>
-      <w:proofErr w:type="spellEnd"/>
-      <w:r>
-        <w:rPr>
-          <w:rFonts w:ascii="Calibri" w:hAnsi="Calibri" w:cs="Calibri"/>
-          <w:lang w:val="es-CR"/>
-        </w:rPr>
-        <w:t xml:space="preserve">): Ventana principal contenedora provista por la librería </w:t>
-      </w:r>
-      <w:proofErr w:type="spellStart"/>
-      <w:r>
-        <w:rPr>
-          <w:rFonts w:ascii="Calibri" w:hAnsi="Calibri" w:cs="Calibri"/>
-          <w:lang w:val="es-CR"/>
-        </w:rPr>
-        <w:t>Tkinter</w:t>
-      </w:r>
-      <w:proofErr w:type="spellEnd"/>
-      <w:r>
-        <w:rPr>
-          <w:rFonts w:ascii="Calibri" w:hAnsi="Calibri" w:cs="Calibri"/>
-          <w:lang w:val="es-CR"/>
-        </w:rPr>
-        <w:t xml:space="preserve">. </w:t>
+        <w:t xml:space="preserve">ventana (Tk): Ventana principal contenedora provista por la librería Tkinter. </w:t>
       </w:r>
     </w:p>
     <w:p>
@@ -1318,53 +774,12 @@
           <w:lang w:val="es-CR"/>
         </w:rPr>
       </w:pPr>
-      <w:proofErr w:type="spellStart"/>
-      <w:r>
-        <w:rPr>
-          <w:rFonts w:ascii="Calibri" w:hAnsi="Calibri" w:cs="Calibri"/>
-          <w:lang w:val="es-CR"/>
-        </w:rPr>
-        <w:t>arbol_logico</w:t>
-      </w:r>
-      <w:proofErr w:type="spellEnd"/>
-      <w:r>
-        <w:rPr>
-          <w:rFonts w:ascii="Calibri" w:hAnsi="Calibri" w:cs="Calibri"/>
-          <w:lang w:val="es-CR"/>
-        </w:rPr>
-        <w:t xml:space="preserve"> (</w:t>
-      </w:r>
-      <w:proofErr w:type="spellStart"/>
-      <w:r>
-        <w:rPr>
-          <w:rFonts w:ascii="Calibri" w:hAnsi="Calibri" w:cs="Calibri"/>
-          <w:lang w:val="es-CR"/>
-        </w:rPr>
-        <w:t>ArbolDecision</w:t>
-      </w:r>
-      <w:proofErr w:type="spellEnd"/>
-      <w:r>
-        <w:rPr>
-          <w:rFonts w:ascii="Calibri" w:hAnsi="Calibri" w:cs="Calibri"/>
-          <w:lang w:val="es-CR"/>
-        </w:rPr>
-        <w:t xml:space="preserve">): Instancia del </w:t>
-      </w:r>
-      <w:proofErr w:type="spellStart"/>
-      <w:r>
-        <w:rPr>
-          <w:rFonts w:ascii="Calibri" w:hAnsi="Calibri" w:cs="Calibri"/>
-          <w:lang w:val="es-CR"/>
-        </w:rPr>
-        <w:t>backend</w:t>
-      </w:r>
-      <w:proofErr w:type="spellEnd"/>
-      <w:r>
-        <w:rPr>
-          <w:rFonts w:ascii="Calibri" w:hAnsi="Calibri" w:cs="Calibri"/>
-          <w:lang w:val="es-CR"/>
-        </w:rPr>
-        <w:t xml:space="preserve"> encargada de resolver las operaciones lógicas y persistencia. </w:t>
+      <w:r>
+        <w:rPr>
+          <w:rFonts w:ascii="Calibri" w:hAnsi="Calibri" w:cs="Calibri"/>
+          <w:lang w:val="es-CR"/>
+        </w:rPr>
+        <w:t xml:space="preserve">arbol_logico (ArbolDecision): Instancia del backend encargada de resolver las operaciones lógicas y persistencia. </w:t>
       </w:r>
     </w:p>
     <w:p>
@@ -1378,37 +793,12 @@
           <w:lang w:val="es-CR"/>
         </w:rPr>
       </w:pPr>
-      <w:proofErr w:type="spellStart"/>
-      <w:r>
-        <w:rPr>
-          <w:rFonts w:ascii="Calibri" w:hAnsi="Calibri" w:cs="Calibri"/>
-          <w:lang w:val="es-CR"/>
-        </w:rPr>
-        <w:t>nodo_actual</w:t>
-      </w:r>
-      <w:proofErr w:type="spellEnd"/>
-      <w:r>
-        <w:rPr>
-          <w:rFonts w:ascii="Calibri" w:hAnsi="Calibri" w:cs="Calibri"/>
-          <w:lang w:val="es-CR"/>
-        </w:rPr>
-        <w:t xml:space="preserve"> (</w:t>
-      </w:r>
-      <w:proofErr w:type="spellStart"/>
-      <w:r>
-        <w:rPr>
-          <w:rFonts w:ascii="Calibri" w:hAnsi="Calibri" w:cs="Calibri"/>
-          <w:lang w:val="es-CR"/>
-        </w:rPr>
-        <w:t>NodoDecision</w:t>
-      </w:r>
-      <w:proofErr w:type="spellEnd"/>
-      <w:r>
-        <w:rPr>
-          <w:rFonts w:ascii="Calibri" w:hAnsi="Calibri" w:cs="Calibri"/>
-          <w:lang w:val="es-CR"/>
-        </w:rPr>
-        <w:t xml:space="preserve">): Puntero de control que rastrea en cuál pregunta o sospecha se encuentra el jugador en la partida actual. </w:t>
+      <w:r>
+        <w:rPr>
+          <w:rFonts w:ascii="Calibri" w:hAnsi="Calibri" w:cs="Calibri"/>
+          <w:lang w:val="es-CR"/>
+        </w:rPr>
+        <w:t xml:space="preserve">nodo_actual (NodoDecision): Puntero de control que rastrea en cuál pregunta o sospecha se encuentra el jugador en la partida actual. </w:t>
       </w:r>
     </w:p>
     <w:p>
@@ -1422,39 +812,31 @@
           <w:lang w:val="es-CR"/>
         </w:rPr>
       </w:pPr>
-      <w:proofErr w:type="spellStart"/>
-      <w:r>
-        <w:rPr>
-          <w:rFonts w:ascii="Calibri" w:hAnsi="Calibri" w:cs="Calibri"/>
-          <w:lang w:val="es-CR"/>
-        </w:rPr>
-        <w:t>archivo_guardado_automatico</w:t>
-      </w:r>
-      <w:proofErr w:type="spellEnd"/>
-      <w:r>
-        <w:rPr>
-          <w:rFonts w:ascii="Calibri" w:hAnsi="Calibri" w:cs="Calibri"/>
-          <w:lang w:val="es-CR"/>
-        </w:rPr>
-        <w:t xml:space="preserve"> (String): Almacena la ruta dinámica absoluta calculada en caliente para el </w:t>
-      </w:r>
-      <w:proofErr w:type="spellStart"/>
-      <w:proofErr w:type="gramStart"/>
-      <w:r>
-        <w:rPr>
-          <w:rFonts w:ascii="Calibri" w:hAnsi="Calibri" w:cs="Calibri"/>
-          <w:lang w:val="es-CR"/>
-        </w:rPr>
-        <w:t>auto-guardado</w:t>
-      </w:r>
-      <w:proofErr w:type="spellEnd"/>
-      <w:proofErr w:type="gramEnd"/>
-      <w:r>
-        <w:rPr>
-          <w:rFonts w:ascii="Calibri" w:hAnsi="Calibri" w:cs="Calibri"/>
-          <w:lang w:val="es-CR"/>
-        </w:rPr>
-        <w:t xml:space="preserve"> en segundo plano.</w:t>
+      <w:r>
+        <w:rPr>
+          <w:rFonts w:ascii="Calibri" w:hAnsi="Calibri" w:cs="Calibri"/>
+          <w:lang w:val="es-CR"/>
+        </w:rPr>
+        <w:t>archivo_guardado_automatico (String): Almacena la ruta dinámica absoluta calculada en caliente para el auto-guardado en segundo plano.</w:t>
+      </w:r>
+    </w:p>
+    <w:p>
+      <w:pPr>
+        <w:numPr>
+          <w:ilvl w:val="1"/>
+          <w:numId w:val="5"/>
+        </w:numPr>
+        <w:rPr>
+          <w:rFonts w:ascii="Calibri" w:hAnsi="Calibri" w:cs="Calibri"/>
+          <w:lang w:val="es-CR"/>
+        </w:rPr>
+      </w:pPr>
+      <w:r>
+        <w:rPr>
+          <w:rFonts w:ascii="Calibri" w:hAnsi="Calibri" w:cs="Calibri"/>
+          <w:lang w:val="es-CR"/>
+        </w:rPr>
+        <w:t>nodo_padre_actual (NodoDecision): Puntero que rastrea el nodo inmediatamente anterior al nodo activo durante el recorrido. Se pasa al backend en el método aprender() para que éste pueda reconectar correctamente la nueva rama al árbol.</w:t>
       </w:r>
     </w:p>
     <w:p>
@@ -1467,41 +849,13 @@
           <w:rFonts w:ascii="Calibri" w:hAnsi="Calibri" w:cs="Calibri"/>
         </w:rPr>
       </w:pPr>
-      <w:proofErr w:type="spellStart"/>
       <w:r>
         <w:rPr>
           <w:rFonts w:ascii="Calibri" w:hAnsi="Calibri" w:cs="Calibri"/>
           <w:b/>
           <w:bCs/>
         </w:rPr>
-        <w:t>Métodos</w:t>
-      </w:r>
-      <w:proofErr w:type="spellEnd"/>
-      <w:r>
-        <w:rPr>
-          <w:rFonts w:ascii="Calibri" w:hAnsi="Calibri" w:cs="Calibri"/>
-          <w:b/>
-          <w:bCs/>
-        </w:rPr>
-        <w:t xml:space="preserve"> </w:t>
-      </w:r>
-      <w:proofErr w:type="spellStart"/>
-      <w:r>
-        <w:rPr>
-          <w:rFonts w:ascii="Calibri" w:hAnsi="Calibri" w:cs="Calibri"/>
-          <w:b/>
-          <w:bCs/>
-        </w:rPr>
-        <w:t>principales</w:t>
-      </w:r>
-      <w:proofErr w:type="spellEnd"/>
-      <w:r>
-        <w:rPr>
-          <w:rFonts w:ascii="Calibri" w:hAnsi="Calibri" w:cs="Calibri"/>
-          <w:b/>
-          <w:bCs/>
-        </w:rPr>
-        <w:t>:</w:t>
+        <w:t>Métodos principales:</w:t>
       </w:r>
     </w:p>
     <w:p>
@@ -1515,37 +869,12 @@
           <w:lang w:val="es-CR"/>
         </w:rPr>
       </w:pPr>
-      <w:proofErr w:type="spellStart"/>
-      <w:r>
-        <w:rPr>
-          <w:rFonts w:ascii="Calibri" w:hAnsi="Calibri" w:cs="Calibri"/>
-          <w:lang w:val="es-CR"/>
-        </w:rPr>
-        <w:t>mostrar_menu_</w:t>
-      </w:r>
-      <w:proofErr w:type="gramStart"/>
-      <w:r>
-        <w:rPr>
-          <w:rFonts w:ascii="Calibri" w:hAnsi="Calibri" w:cs="Calibri"/>
-          <w:lang w:val="es-CR"/>
-        </w:rPr>
-        <w:t>inicio</w:t>
-      </w:r>
-      <w:proofErr w:type="spellEnd"/>
-      <w:r>
-        <w:rPr>
-          <w:rFonts w:ascii="Calibri" w:hAnsi="Calibri" w:cs="Calibri"/>
-          <w:lang w:val="es-CR"/>
-        </w:rPr>
-        <w:t>(</w:t>
-      </w:r>
-      <w:proofErr w:type="gramEnd"/>
-      <w:r>
-        <w:rPr>
-          <w:rFonts w:ascii="Calibri" w:hAnsi="Calibri" w:cs="Calibri"/>
-          <w:lang w:val="es-CR"/>
-        </w:rPr>
-        <w:t xml:space="preserve">): Dibuja la pantalla inicial con las opciones de arranque, carga de archivos y salida del sistema. </w:t>
+      <w:r>
+        <w:rPr>
+          <w:rFonts w:ascii="Calibri" w:hAnsi="Calibri" w:cs="Calibri"/>
+          <w:lang w:val="es-CR"/>
+        </w:rPr>
+        <w:t xml:space="preserve">mostrar_menu_inicio(): Dibuja la pantalla inicial con las opciones de arranque, carga de archivos y salida del sistema. </w:t>
       </w:r>
     </w:p>
     <w:p>
@@ -1559,53 +888,12 @@
           <w:lang w:val="es-CR"/>
         </w:rPr>
       </w:pPr>
-      <w:proofErr w:type="spellStart"/>
-      <w:r>
-        <w:rPr>
-          <w:rFonts w:ascii="Calibri" w:hAnsi="Calibri" w:cs="Calibri"/>
-          <w:lang w:val="es-CR"/>
-        </w:rPr>
-        <w:t>iniciar_</w:t>
-      </w:r>
-      <w:proofErr w:type="gramStart"/>
-      <w:r>
-        <w:rPr>
-          <w:rFonts w:ascii="Calibri" w:hAnsi="Calibri" w:cs="Calibri"/>
-          <w:lang w:val="es-CR"/>
-        </w:rPr>
-        <w:t>partida</w:t>
-      </w:r>
-      <w:proofErr w:type="spellEnd"/>
-      <w:r>
-        <w:rPr>
-          <w:rFonts w:ascii="Calibri" w:hAnsi="Calibri" w:cs="Calibri"/>
-          <w:lang w:val="es-CR"/>
-        </w:rPr>
-        <w:t>(</w:t>
-      </w:r>
-      <w:proofErr w:type="gramEnd"/>
-      <w:r>
-        <w:rPr>
-          <w:rFonts w:ascii="Calibri" w:hAnsi="Calibri" w:cs="Calibri"/>
-          <w:lang w:val="es-CR"/>
-        </w:rPr>
-        <w:t xml:space="preserve">): Inicializa y </w:t>
-      </w:r>
-      <w:proofErr w:type="gramStart"/>
-      <w:r>
-        <w:rPr>
-          <w:rFonts w:ascii="Calibri" w:hAnsi="Calibri" w:cs="Calibri"/>
-          <w:lang w:val="es-CR"/>
-        </w:rPr>
-        <w:t>resetea</w:t>
-      </w:r>
-      <w:proofErr w:type="gramEnd"/>
-      <w:r>
-        <w:rPr>
-          <w:rFonts w:ascii="Calibri" w:hAnsi="Calibri" w:cs="Calibri"/>
-          <w:lang w:val="es-CR"/>
-        </w:rPr>
-        <w:t xml:space="preserve"> los punteros lúdicos apuntando de vuelta a la raíz del árbol. </w:t>
+      <w:r>
+        <w:rPr>
+          <w:rFonts w:ascii="Calibri" w:hAnsi="Calibri" w:cs="Calibri"/>
+          <w:lang w:val="es-CR"/>
+        </w:rPr>
+        <w:t xml:space="preserve">iniciar_partida(): Inicializa y resetea los punteros lúdicos apuntando de vuelta a la raíz del árbol. </w:t>
       </w:r>
     </w:p>
     <w:p>
@@ -1619,53 +907,12 @@
           <w:lang w:val="es-CR"/>
         </w:rPr>
       </w:pPr>
-      <w:proofErr w:type="spellStart"/>
-      <w:r>
-        <w:rPr>
-          <w:rFonts w:ascii="Calibri" w:hAnsi="Calibri" w:cs="Calibri"/>
-          <w:lang w:val="es-CR"/>
-        </w:rPr>
-        <w:t>mostrar_pantalla_pregunta_o_</w:t>
-      </w:r>
-      <w:proofErr w:type="gramStart"/>
-      <w:r>
-        <w:rPr>
-          <w:rFonts w:ascii="Calibri" w:hAnsi="Calibri" w:cs="Calibri"/>
-          <w:lang w:val="es-CR"/>
-        </w:rPr>
-        <w:t>sospecha</w:t>
-      </w:r>
-      <w:proofErr w:type="spellEnd"/>
-      <w:r>
-        <w:rPr>
-          <w:rFonts w:ascii="Calibri" w:hAnsi="Calibri" w:cs="Calibri"/>
-          <w:lang w:val="es-CR"/>
-        </w:rPr>
-        <w:t>(</w:t>
-      </w:r>
-      <w:proofErr w:type="gramEnd"/>
-      <w:r>
-        <w:rPr>
-          <w:rFonts w:ascii="Calibri" w:hAnsi="Calibri" w:cs="Calibri"/>
-          <w:lang w:val="es-CR"/>
-        </w:rPr>
-        <w:t xml:space="preserve">): Renderiza dinámicamente las tarjetas gráficas de preguntas o el </w:t>
-      </w:r>
-      <w:proofErr w:type="gramStart"/>
-      <w:r>
-        <w:rPr>
-          <w:rFonts w:ascii="Calibri" w:hAnsi="Calibri" w:cs="Calibri"/>
-          <w:lang w:val="es-CR"/>
-        </w:rPr>
-        <w:t>veredicto final</w:t>
-      </w:r>
-      <w:proofErr w:type="gramEnd"/>
-      <w:r>
-        <w:rPr>
-          <w:rFonts w:ascii="Calibri" w:hAnsi="Calibri" w:cs="Calibri"/>
-          <w:lang w:val="es-CR"/>
-        </w:rPr>
-        <w:t xml:space="preserve"> según el tipo de nodo activo. </w:t>
+      <w:r>
+        <w:rPr>
+          <w:rFonts w:ascii="Calibri" w:hAnsi="Calibri" w:cs="Calibri"/>
+          <w:lang w:val="es-CR"/>
+        </w:rPr>
+        <w:t xml:space="preserve">mostrar_pantalla_pregunta_o_sospecha(): Renderiza dinámicamente las tarjetas gráficas de preguntas o el veredicto final según el tipo de nodo activo. </w:t>
       </w:r>
     </w:p>
     <w:p>
@@ -1679,37 +926,12 @@
           <w:lang w:val="es-CR"/>
         </w:rPr>
       </w:pPr>
-      <w:proofErr w:type="spellStart"/>
-      <w:r>
-        <w:rPr>
-          <w:rFonts w:ascii="Calibri" w:hAnsi="Calibri" w:cs="Calibri"/>
-          <w:lang w:val="es-CR"/>
-        </w:rPr>
-        <w:t>mostrar_pantalla_</w:t>
-      </w:r>
-      <w:proofErr w:type="gramStart"/>
-      <w:r>
-        <w:rPr>
-          <w:rFonts w:ascii="Calibri" w:hAnsi="Calibri" w:cs="Calibri"/>
-          <w:lang w:val="es-CR"/>
-        </w:rPr>
-        <w:t>aprendizaje</w:t>
-      </w:r>
-      <w:proofErr w:type="spellEnd"/>
-      <w:r>
-        <w:rPr>
-          <w:rFonts w:ascii="Calibri" w:hAnsi="Calibri" w:cs="Calibri"/>
-          <w:lang w:val="es-CR"/>
-        </w:rPr>
-        <w:t>(</w:t>
-      </w:r>
-      <w:proofErr w:type="gramEnd"/>
-      <w:r>
-        <w:rPr>
-          <w:rFonts w:ascii="Calibri" w:hAnsi="Calibri" w:cs="Calibri"/>
-          <w:lang w:val="es-CR"/>
-        </w:rPr>
-        <w:t xml:space="preserve">): Despliega el formulario de inputs de texto para que el usuario enseñe un nuevo elemento cuando la IA falla. </w:t>
+      <w:r>
+        <w:rPr>
+          <w:rFonts w:ascii="Calibri" w:hAnsi="Calibri" w:cs="Calibri"/>
+          <w:lang w:val="es-CR"/>
+        </w:rPr>
+        <w:t xml:space="preserve">mostrar_pantalla_aprendizaje(): Despliega el formulario de inputs de texto para que el usuario enseñe un nuevo elemento cuando la IA falla. </w:t>
       </w:r>
     </w:p>
     <w:p>
@@ -1723,53 +945,12 @@
           <w:lang w:val="es-CR"/>
         </w:rPr>
       </w:pPr>
-      <w:proofErr w:type="spellStart"/>
-      <w:r>
-        <w:rPr>
-          <w:rFonts w:ascii="Calibri" w:hAnsi="Calibri" w:cs="Calibri"/>
-          <w:lang w:val="es-CR"/>
-        </w:rPr>
-        <w:t>ejecutar_registro_</w:t>
-      </w:r>
-      <w:proofErr w:type="gramStart"/>
-      <w:r>
-        <w:rPr>
-          <w:rFonts w:ascii="Calibri" w:hAnsi="Calibri" w:cs="Calibri"/>
-          <w:lang w:val="es-CR"/>
-        </w:rPr>
-        <w:t>aprendizaje</w:t>
-      </w:r>
-      <w:proofErr w:type="spellEnd"/>
-      <w:r>
-        <w:rPr>
-          <w:rFonts w:ascii="Calibri" w:hAnsi="Calibri" w:cs="Calibri"/>
-          <w:lang w:val="es-CR"/>
-        </w:rPr>
-        <w:t>(</w:t>
-      </w:r>
-      <w:proofErr w:type="gramEnd"/>
-      <w:r>
-        <w:rPr>
-          <w:rFonts w:ascii="Calibri" w:hAnsi="Calibri" w:cs="Calibri"/>
-          <w:lang w:val="es-CR"/>
-        </w:rPr>
-        <w:t xml:space="preserve">): Valida los campos del formulario, reestructura las propiedades de los nodos enlazados en el </w:t>
-      </w:r>
-      <w:proofErr w:type="spellStart"/>
-      <w:r>
-        <w:rPr>
-          <w:rFonts w:ascii="Calibri" w:hAnsi="Calibri" w:cs="Calibri"/>
-          <w:lang w:val="es-CR"/>
-        </w:rPr>
-        <w:t>backend</w:t>
-      </w:r>
-      <w:proofErr w:type="spellEnd"/>
-      <w:r>
-        <w:rPr>
-          <w:rFonts w:ascii="Calibri" w:hAnsi="Calibri" w:cs="Calibri"/>
-          <w:lang w:val="es-CR"/>
-        </w:rPr>
-        <w:t xml:space="preserve"> y gatilla el almacenamiento automático en disco. </w:t>
+      <w:r>
+        <w:rPr>
+          <w:rFonts w:ascii="Calibri" w:hAnsi="Calibri" w:cs="Calibri"/>
+          <w:lang w:val="es-CR"/>
+        </w:rPr>
+        <w:t xml:space="preserve">ejecutar_registro_aprendizaje(): Valida los campos del formulario, delega la reestructuración del árbol al método aprender() del backend y gatilla el almacenamiento automático en disco. </w:t>
       </w:r>
     </w:p>
     <w:p>
@@ -1783,110 +964,12 @@
           <w:lang w:val="es-CR"/>
         </w:rPr>
       </w:pPr>
-      <w:proofErr w:type="spellStart"/>
-      <w:r>
-        <w:rPr>
-          <w:rFonts w:ascii="Calibri" w:hAnsi="Calibri" w:cs="Calibri"/>
-          <w:lang w:val="es-CR"/>
-        </w:rPr>
-        <w:t>presionar_boton_</w:t>
-      </w:r>
-      <w:proofErr w:type="gramStart"/>
-      <w:r>
-        <w:rPr>
-          <w:rFonts w:ascii="Calibri" w:hAnsi="Calibri" w:cs="Calibri"/>
-          <w:lang w:val="es-CR"/>
-        </w:rPr>
-        <w:t>cargar</w:t>
-      </w:r>
-      <w:proofErr w:type="spellEnd"/>
-      <w:r>
-        <w:rPr>
-          <w:rFonts w:ascii="Calibri" w:hAnsi="Calibri" w:cs="Calibri"/>
-          <w:lang w:val="es-CR"/>
-        </w:rPr>
-        <w:t>(</w:t>
-      </w:r>
-      <w:proofErr w:type="gramEnd"/>
-      <w:r>
-        <w:rPr>
-          <w:rFonts w:ascii="Calibri" w:hAnsi="Calibri" w:cs="Calibri"/>
-          <w:lang w:val="es-CR"/>
-        </w:rPr>
-        <w:t xml:space="preserve">) y </w:t>
-      </w:r>
-      <w:proofErr w:type="spellStart"/>
-      <w:r>
-        <w:rPr>
-          <w:rFonts w:ascii="Calibri" w:hAnsi="Calibri" w:cs="Calibri"/>
-          <w:lang w:val="es-CR"/>
-        </w:rPr>
-        <w:t>presionar_boton_</w:t>
-      </w:r>
-      <w:proofErr w:type="gramStart"/>
-      <w:r>
-        <w:rPr>
-          <w:rFonts w:ascii="Calibri" w:hAnsi="Calibri" w:cs="Calibri"/>
-          <w:lang w:val="es-CR"/>
-        </w:rPr>
-        <w:t>guardar</w:t>
-      </w:r>
-      <w:proofErr w:type="spellEnd"/>
-      <w:r>
-        <w:rPr>
-          <w:rFonts w:ascii="Calibri" w:hAnsi="Calibri" w:cs="Calibri"/>
-          <w:lang w:val="es-CR"/>
-        </w:rPr>
-        <w:t>(</w:t>
-      </w:r>
-      <w:proofErr w:type="gramEnd"/>
-      <w:r>
-        <w:rPr>
-          <w:rFonts w:ascii="Calibri" w:hAnsi="Calibri" w:cs="Calibri"/>
-          <w:lang w:val="es-CR"/>
-        </w:rPr>
-        <w:t xml:space="preserve">): Controladores asociados a los botones de archivos para abrir el explorador nativo de directorios de </w:t>
-      </w:r>
-      <w:proofErr w:type="spellStart"/>
-      <w:r>
-        <w:rPr>
-          <w:rFonts w:ascii="Calibri" w:hAnsi="Calibri" w:cs="Calibri"/>
-          <w:lang w:val="es-CR"/>
-        </w:rPr>
-        <w:t>Tkinter</w:t>
-      </w:r>
-      <w:proofErr w:type="spellEnd"/>
-      <w:r>
-        <w:rPr>
-          <w:rFonts w:ascii="Calibri" w:hAnsi="Calibri" w:cs="Calibri"/>
-          <w:lang w:val="es-CR"/>
-        </w:rPr>
-        <w:t xml:space="preserve"> con filtros estrictos para </w:t>
-      </w:r>
-      <w:proofErr w:type="gramStart"/>
-      <w:r>
-        <w:rPr>
-          <w:rFonts w:ascii="Calibri" w:hAnsi="Calibri" w:cs="Calibri"/>
-          <w:lang w:val="es-CR"/>
-        </w:rPr>
-        <w:t>archivos .</w:t>
-      </w:r>
-      <w:proofErr w:type="spellStart"/>
-      <w:r>
-        <w:rPr>
-          <w:rFonts w:ascii="Calibri" w:hAnsi="Calibri" w:cs="Calibri"/>
-          <w:lang w:val="es-CR"/>
-        </w:rPr>
-        <w:t>json</w:t>
-      </w:r>
-      <w:proofErr w:type="spellEnd"/>
-      <w:proofErr w:type="gramEnd"/>
-      <w:r>
-        <w:rPr>
-          <w:rFonts w:ascii="Calibri" w:hAnsi="Calibri" w:cs="Calibri"/>
-          <w:lang w:val="es-CR"/>
-        </w:rPr>
-        <w:t xml:space="preserve">. </w:t>
+      <w:r>
+        <w:rPr>
+          <w:rFonts w:ascii="Calibri" w:hAnsi="Calibri" w:cs="Calibri"/>
+          <w:lang w:val="es-CR"/>
+        </w:rPr>
+        <w:t xml:space="preserve">presionar_boton_cargar() y presionar_boton_guardar(): Controladores asociados a los botones de archivos para abrir el explorador nativo de directorios de Tkinter con filtros estrictos para archivos .json. </w:t>
       </w:r>
     </w:p>
     <w:tbl>
@@ -2012,18 +1095,8 @@
                 <w:b/>
                 <w:bCs/>
               </w:rPr>
-              <w:t xml:space="preserve">Tipo de </w:t>
+              <w:t>Tipo de Relación</w:t>
             </w:r>
-            <w:proofErr w:type="spellStart"/>
-            <w:r>
-              <w:rPr>
-                <w:rFonts w:ascii="Calibri" w:hAnsi="Calibri" w:cs="Calibri"/>
-                <w:b/>
-                <w:bCs/>
-              </w:rPr>
-              <w:t>Relación</w:t>
-            </w:r>
-            <w:proofErr w:type="spellEnd"/>
           </w:p>
         </w:tc>
         <w:tc>
@@ -2050,7 +1123,6 @@
                 <w:rFonts w:ascii="Calibri" w:hAnsi="Calibri" w:cs="Calibri"/>
               </w:rPr>
             </w:pPr>
-            <w:proofErr w:type="spellStart"/>
             <w:r>
               <w:rPr>
                 <w:rFonts w:ascii="Calibri" w:hAnsi="Calibri" w:cs="Calibri"/>
@@ -2059,7 +1131,6 @@
               </w:rPr>
               <w:t>Multiplicidad</w:t>
             </w:r>
-            <w:proofErr w:type="spellEnd"/>
           </w:p>
         </w:tc>
         <w:tc>
@@ -2086,34 +1157,14 @@
                 <w:rFonts w:ascii="Calibri" w:hAnsi="Calibri" w:cs="Calibri"/>
               </w:rPr>
             </w:pPr>
-            <w:proofErr w:type="spellStart"/>
             <w:r>
               <w:rPr>
                 <w:rFonts w:ascii="Calibri" w:hAnsi="Calibri" w:cs="Calibri"/>
                 <w:b/>
                 <w:bCs/>
               </w:rPr>
-              <w:t>Explicación</w:t>
+              <w:t>Explicación / Justificación</w:t>
             </w:r>
-            <w:proofErr w:type="spellEnd"/>
-            <w:r>
-              <w:rPr>
-                <w:rFonts w:ascii="Calibri" w:hAnsi="Calibri" w:cs="Calibri"/>
-                <w:b/>
-                <w:bCs/>
-              </w:rPr>
-              <w:t xml:space="preserve"> / </w:t>
-            </w:r>
-            <w:proofErr w:type="spellStart"/>
-            <w:r>
-              <w:rPr>
-                <w:rFonts w:ascii="Calibri" w:hAnsi="Calibri" w:cs="Calibri"/>
-                <w:b/>
-                <w:bCs/>
-              </w:rPr>
-              <w:t>Justificación</w:t>
-            </w:r>
-            <w:proofErr w:type="spellEnd"/>
           </w:p>
         </w:tc>
       </w:tr>
@@ -2145,14 +1196,12 @@
                 <w:rFonts w:ascii="Calibri" w:hAnsi="Calibri" w:cs="Calibri"/>
               </w:rPr>
             </w:pPr>
-            <w:proofErr w:type="spellStart"/>
             <w:r>
               <w:rPr>
                 <w:rFonts w:ascii="Calibri" w:hAnsi="Calibri" w:cs="Calibri"/>
               </w:rPr>
               <w:t>AppJuego</w:t>
             </w:r>
-            <w:proofErr w:type="spellEnd"/>
           </w:p>
         </w:tc>
         <w:tc>
@@ -2179,14 +1228,12 @@
                 <w:rFonts w:ascii="Calibri" w:hAnsi="Calibri" w:cs="Calibri"/>
               </w:rPr>
             </w:pPr>
-            <w:proofErr w:type="spellStart"/>
             <w:r>
               <w:rPr>
                 <w:rFonts w:ascii="Calibri" w:hAnsi="Calibri" w:cs="Calibri"/>
               </w:rPr>
               <w:t>ArbolDecision</w:t>
             </w:r>
-            <w:proofErr w:type="spellEnd"/>
           </w:p>
         </w:tc>
         <w:tc>
@@ -2213,34 +1260,14 @@
                 <w:rFonts w:ascii="Calibri" w:hAnsi="Calibri" w:cs="Calibri"/>
               </w:rPr>
             </w:pPr>
-            <w:proofErr w:type="spellStart"/>
             <w:r>
               <w:rPr>
                 <w:rFonts w:ascii="Calibri" w:hAnsi="Calibri" w:cs="Calibri"/>
                 <w:b/>
                 <w:bCs/>
               </w:rPr>
-              <w:t>Agregación</w:t>
+              <w:t>Agregación / Asociación</w:t>
             </w:r>
-            <w:proofErr w:type="spellEnd"/>
-            <w:r>
-              <w:rPr>
-                <w:rFonts w:ascii="Calibri" w:hAnsi="Calibri" w:cs="Calibri"/>
-                <w:b/>
-                <w:bCs/>
-              </w:rPr>
-              <w:t xml:space="preserve"> / </w:t>
-            </w:r>
-            <w:proofErr w:type="spellStart"/>
-            <w:r>
-              <w:rPr>
-                <w:rFonts w:ascii="Calibri" w:hAnsi="Calibri" w:cs="Calibri"/>
-                <w:b/>
-                <w:bCs/>
-              </w:rPr>
-              <w:t>Asociación</w:t>
-            </w:r>
-            <w:proofErr w:type="spellEnd"/>
           </w:p>
         </w:tc>
         <w:tc>
@@ -2305,23 +1332,7 @@
                 <w:rFonts w:ascii="Calibri" w:hAnsi="Calibri" w:cs="Calibri"/>
                 <w:lang w:val="es-CR"/>
               </w:rPr>
-              <w:t xml:space="preserve">La interfaz gráfica posee una instancia del árbol lógico para comunicarse con el </w:t>
-            </w:r>
-            <w:proofErr w:type="spellStart"/>
-            <w:r>
-              <w:rPr>
-                <w:rFonts w:ascii="Calibri" w:hAnsi="Calibri" w:cs="Calibri"/>
-                <w:lang w:val="es-CR"/>
-              </w:rPr>
-              <w:t>backend</w:t>
-            </w:r>
-            <w:proofErr w:type="spellEnd"/>
-            <w:r>
-              <w:rPr>
-                <w:rFonts w:ascii="Calibri" w:hAnsi="Calibri" w:cs="Calibri"/>
-                <w:lang w:val="es-CR"/>
-              </w:rPr>
-              <w:t>, pero el ciclo de vida del árbol es independiente de la vista.</w:t>
+              <w:t>La interfaz gráfica posee una instancia del árbol lógico para comunicarse con el backend, pero el ciclo de vida del árbol es independiente de la vista.</w:t>
             </w:r>
           </w:p>
         </w:tc>
@@ -2354,14 +1365,12 @@
                 <w:rFonts w:ascii="Calibri" w:hAnsi="Calibri" w:cs="Calibri"/>
               </w:rPr>
             </w:pPr>
-            <w:proofErr w:type="spellStart"/>
             <w:r>
               <w:rPr>
                 <w:rFonts w:ascii="Calibri" w:hAnsi="Calibri" w:cs="Calibri"/>
               </w:rPr>
               <w:t>ArbolDecision</w:t>
             </w:r>
-            <w:proofErr w:type="spellEnd"/>
           </w:p>
         </w:tc>
         <w:tc>
@@ -2388,14 +1397,12 @@
                 <w:rFonts w:ascii="Calibri" w:hAnsi="Calibri" w:cs="Calibri"/>
               </w:rPr>
             </w:pPr>
-            <w:proofErr w:type="spellStart"/>
             <w:r>
               <w:rPr>
                 <w:rFonts w:ascii="Calibri" w:hAnsi="Calibri" w:cs="Calibri"/>
               </w:rPr>
               <w:t>NodoDecision</w:t>
             </w:r>
-            <w:proofErr w:type="spellEnd"/>
           </w:p>
         </w:tc>
         <w:tc>
@@ -2422,7 +1429,6 @@
                 <w:rFonts w:ascii="Calibri" w:hAnsi="Calibri" w:cs="Calibri"/>
               </w:rPr>
             </w:pPr>
-            <w:proofErr w:type="spellStart"/>
             <w:r>
               <w:rPr>
                 <w:rFonts w:ascii="Calibri" w:hAnsi="Calibri" w:cs="Calibri"/>
@@ -2431,7 +1437,6 @@
               </w:rPr>
               <w:t>Composición</w:t>
             </w:r>
-            <w:proofErr w:type="spellEnd"/>
           </w:p>
         </w:tc>
         <w:tc>
@@ -2462,21 +1467,7 @@
               <w:rPr>
                 <w:rFonts w:ascii="Calibri" w:hAnsi="Calibri" w:cs="Calibri"/>
               </w:rPr>
-              <w:t>1 a 1 (</w:t>
-            </w:r>
-            <w:proofErr w:type="spellStart"/>
-            <w:r>
-              <w:rPr>
-                <w:rFonts w:ascii="Calibri" w:hAnsi="Calibri" w:cs="Calibri"/>
-              </w:rPr>
-              <w:t>Raíz</w:t>
-            </w:r>
-            <w:proofErr w:type="spellEnd"/>
-            <w:r>
-              <w:rPr>
-                <w:rFonts w:ascii="Calibri" w:hAnsi="Calibri" w:cs="Calibri"/>
-              </w:rPr>
-              <w:t>)</w:t>
+              <w:t>1 a 1 (Raíz)</w:t>
             </w:r>
           </w:p>
         </w:tc>
@@ -2543,14 +1534,12 @@
                 <w:rFonts w:ascii="Calibri" w:hAnsi="Calibri" w:cs="Calibri"/>
               </w:rPr>
             </w:pPr>
-            <w:proofErr w:type="spellStart"/>
             <w:r>
               <w:rPr>
                 <w:rFonts w:ascii="Calibri" w:hAnsi="Calibri" w:cs="Calibri"/>
               </w:rPr>
               <w:t>NodoDecision</w:t>
             </w:r>
-            <w:proofErr w:type="spellEnd"/>
           </w:p>
         </w:tc>
         <w:tc>
@@ -2577,14 +1566,12 @@
                 <w:rFonts w:ascii="Calibri" w:hAnsi="Calibri" w:cs="Calibri"/>
               </w:rPr>
             </w:pPr>
-            <w:proofErr w:type="spellStart"/>
             <w:r>
               <w:rPr>
                 <w:rFonts w:ascii="Calibri" w:hAnsi="Calibri" w:cs="Calibri"/>
               </w:rPr>
               <w:t>NodoDecision</w:t>
             </w:r>
-            <w:proofErr w:type="spellEnd"/>
           </w:p>
         </w:tc>
         <w:tc>
@@ -2617,43 +1604,7 @@
                 <w:b/>
                 <w:bCs/>
               </w:rPr>
-              <w:t>Auto-</w:t>
-            </w:r>
-            <w:proofErr w:type="spellStart"/>
-            <w:r>
-              <w:rPr>
-                <w:rFonts w:ascii="Calibri" w:hAnsi="Calibri" w:cs="Calibri"/>
-                <w:b/>
-                <w:bCs/>
-              </w:rPr>
-              <w:t>asociación</w:t>
-            </w:r>
-            <w:proofErr w:type="spellEnd"/>
-            <w:r>
-              <w:rPr>
-                <w:rFonts w:ascii="Calibri" w:hAnsi="Calibri" w:cs="Calibri"/>
-                <w:b/>
-                <w:bCs/>
-              </w:rPr>
-              <w:t xml:space="preserve"> (</w:t>
-            </w:r>
-            <w:proofErr w:type="spellStart"/>
-            <w:r>
-              <w:rPr>
-                <w:rFonts w:ascii="Calibri" w:hAnsi="Calibri" w:cs="Calibri"/>
-                <w:b/>
-                <w:bCs/>
-              </w:rPr>
-              <w:t>Recursiva</w:t>
-            </w:r>
-            <w:proofErr w:type="spellEnd"/>
-            <w:r>
-              <w:rPr>
-                <w:rFonts w:ascii="Calibri" w:hAnsi="Calibri" w:cs="Calibri"/>
-                <w:b/>
-                <w:bCs/>
-              </w:rPr>
-              <w:t>)</w:t>
+              <w:t>Auto-asociación (Recursiva)</w:t>
             </w:r>
           </w:p>
         </w:tc>
@@ -2685,21 +1636,7 @@
               <w:rPr>
                 <w:rFonts w:ascii="Calibri" w:hAnsi="Calibri" w:cs="Calibri"/>
               </w:rPr>
-              <w:t>1 a 2 (</w:t>
-            </w:r>
-            <w:proofErr w:type="spellStart"/>
-            <w:r>
-              <w:rPr>
-                <w:rFonts w:ascii="Calibri" w:hAnsi="Calibri" w:cs="Calibri"/>
-              </w:rPr>
-              <w:t>si</w:t>
-            </w:r>
-            <w:proofErr w:type="spellEnd"/>
-            <w:r>
-              <w:rPr>
-                <w:rFonts w:ascii="Calibri" w:hAnsi="Calibri" w:cs="Calibri"/>
-              </w:rPr>
-              <w:t xml:space="preserve"> / no)</w:t>
+              <w:t>1 a 2 (si / no)</w:t>
             </w:r>
           </w:p>
         </w:tc>
@@ -2796,66 +1733,14 @@
           <w:bCs/>
           <w:lang w:val="es-CR"/>
         </w:rPr>
-        <w:t>Asociación Jerárquica (</w:t>
-      </w:r>
-      <w:proofErr w:type="spellStart"/>
-      <w:r>
-        <w:rPr>
-          <w:rFonts w:ascii="Calibri" w:hAnsi="Calibri" w:cs="Calibri"/>
-          <w:b/>
-          <w:bCs/>
-          <w:lang w:val="es-CR"/>
-        </w:rPr>
-        <w:t>Auto-asociación</w:t>
-      </w:r>
-      <w:proofErr w:type="spellEnd"/>
-      <w:r>
-        <w:rPr>
-          <w:rFonts w:ascii="Calibri" w:hAnsi="Calibri" w:cs="Calibri"/>
-          <w:b/>
-          <w:bCs/>
-          <w:lang w:val="es-CR"/>
-        </w:rPr>
-        <w:t>):</w:t>
-      </w:r>
-      <w:r>
-        <w:rPr>
-          <w:rFonts w:ascii="Calibri" w:hAnsi="Calibri" w:cs="Calibri"/>
-          <w:lang w:val="es-CR"/>
-        </w:rPr>
-        <w:t xml:space="preserve"> La clase </w:t>
-      </w:r>
-      <w:proofErr w:type="spellStart"/>
-      <w:r>
-        <w:rPr>
-          <w:rFonts w:ascii="Calibri" w:hAnsi="Calibri" w:cs="Calibri"/>
-          <w:lang w:val="es-CR"/>
-        </w:rPr>
-        <w:t>NodoDecision</w:t>
-      </w:r>
-      <w:proofErr w:type="spellEnd"/>
-      <w:r>
-        <w:rPr>
-          <w:rFonts w:ascii="Calibri" w:hAnsi="Calibri" w:cs="Calibri"/>
-          <w:lang w:val="es-CR"/>
-        </w:rPr>
-        <w:t xml:space="preserve"> se relaciona consigo misma, dado que cada objeto de tipo pregunta contiene punteros estructurales hacia otros dos objetos de tipo </w:t>
-      </w:r>
-      <w:proofErr w:type="spellStart"/>
-      <w:r>
-        <w:rPr>
-          <w:rFonts w:ascii="Calibri" w:hAnsi="Calibri" w:cs="Calibri"/>
-          <w:lang w:val="es-CR"/>
-        </w:rPr>
-        <w:t>NodoDecision</w:t>
-      </w:r>
-      <w:proofErr w:type="spellEnd"/>
-      <w:r>
-        <w:rPr>
-          <w:rFonts w:ascii="Calibri" w:hAnsi="Calibri" w:cs="Calibri"/>
-          <w:lang w:val="es-CR"/>
-        </w:rPr>
-        <w:t xml:space="preserve"> (si y no). </w:t>
+        <w:t>Asociación Jerárquica (Auto-asociación):</w:t>
+      </w:r>
+      <w:r>
+        <w:rPr>
+          <w:rFonts w:ascii="Calibri" w:hAnsi="Calibri" w:cs="Calibri"/>
+          <w:lang w:val="es-CR"/>
+        </w:rPr>
+        <w:t xml:space="preserve"> La clase NodoDecision se relaciona consigo misma, dado que cada objeto de tipo pregunta contiene punteros estructurales hacia otros dos objetos de tipo NodoDecision (si y no). </w:t>
       </w:r>
     </w:p>
     <w:p>
@@ -2883,39 +1768,7 @@
           <w:rFonts w:ascii="Calibri" w:hAnsi="Calibri" w:cs="Calibri"/>
           <w:lang w:val="es-CR"/>
         </w:rPr>
-        <w:t xml:space="preserve"> La clase </w:t>
-      </w:r>
-      <w:proofErr w:type="spellStart"/>
-      <w:r>
-        <w:rPr>
-          <w:rFonts w:ascii="Calibri" w:hAnsi="Calibri" w:cs="Calibri"/>
-          <w:lang w:val="es-CR"/>
-        </w:rPr>
-        <w:t>ArbolDecision</w:t>
-      </w:r>
-      <w:proofErr w:type="spellEnd"/>
-      <w:r>
-        <w:rPr>
-          <w:rFonts w:ascii="Calibri" w:hAnsi="Calibri" w:cs="Calibri"/>
-          <w:lang w:val="es-CR"/>
-        </w:rPr>
-        <w:t xml:space="preserve"> mantiene una relación de composición directa con </w:t>
-      </w:r>
-      <w:proofErr w:type="spellStart"/>
-      <w:r>
-        <w:rPr>
-          <w:rFonts w:ascii="Calibri" w:hAnsi="Calibri" w:cs="Calibri"/>
-          <w:lang w:val="es-CR"/>
-        </w:rPr>
-        <w:t>NodoDecision</w:t>
-      </w:r>
-      <w:proofErr w:type="spellEnd"/>
-      <w:r>
-        <w:rPr>
-          <w:rFonts w:ascii="Calibri" w:hAnsi="Calibri" w:cs="Calibri"/>
-          <w:lang w:val="es-CR"/>
-        </w:rPr>
-        <w:t xml:space="preserve">, puesto que el árbol nace y se gobierna a partir de un nodo raíz primordial. </w:t>
+        <w:t xml:space="preserve"> La clase ArbolDecision mantiene una relación de composición directa con NodoDecision, puesto que el árbol nace y se gobierna a partir de un nodo raíz primordial. </w:t>
       </w:r>
     </w:p>
     <w:p>
@@ -2944,87 +1797,7 @@
           <w:rFonts w:ascii="Calibri" w:hAnsi="Calibri" w:cs="Calibri"/>
           <w:lang w:val="es-CR"/>
         </w:rPr>
-        <w:t xml:space="preserve"> La clase </w:t>
-      </w:r>
-      <w:proofErr w:type="spellStart"/>
-      <w:r>
-        <w:rPr>
-          <w:rFonts w:ascii="Calibri" w:hAnsi="Calibri" w:cs="Calibri"/>
-          <w:lang w:val="es-CR"/>
-        </w:rPr>
-        <w:t>AppJuego</w:t>
-      </w:r>
-      <w:proofErr w:type="spellEnd"/>
-      <w:r>
-        <w:rPr>
-          <w:rFonts w:ascii="Calibri" w:hAnsi="Calibri" w:cs="Calibri"/>
-          <w:lang w:val="es-CR"/>
-        </w:rPr>
-        <w:t xml:space="preserve"> (</w:t>
-      </w:r>
-      <w:proofErr w:type="spellStart"/>
-      <w:r>
-        <w:rPr>
-          <w:rFonts w:ascii="Calibri" w:hAnsi="Calibri" w:cs="Calibri"/>
-          <w:lang w:val="es-CR"/>
-        </w:rPr>
-        <w:t>Frontend</w:t>
-      </w:r>
-      <w:proofErr w:type="spellEnd"/>
-      <w:r>
-        <w:rPr>
-          <w:rFonts w:ascii="Calibri" w:hAnsi="Calibri" w:cs="Calibri"/>
-          <w:lang w:val="es-CR"/>
-        </w:rPr>
-        <w:t xml:space="preserve">) agrega una instancia viva de </w:t>
-      </w:r>
-      <w:proofErr w:type="spellStart"/>
-      <w:r>
-        <w:rPr>
-          <w:rFonts w:ascii="Calibri" w:hAnsi="Calibri" w:cs="Calibri"/>
-          <w:lang w:val="es-CR"/>
-        </w:rPr>
-        <w:t>ArbolDecision</w:t>
-      </w:r>
-      <w:proofErr w:type="spellEnd"/>
-      <w:r>
-        <w:rPr>
-          <w:rFonts w:ascii="Calibri" w:hAnsi="Calibri" w:cs="Calibri"/>
-          <w:lang w:val="es-CR"/>
-        </w:rPr>
-        <w:t xml:space="preserve"> (</w:t>
-      </w:r>
-      <w:proofErr w:type="spellStart"/>
-      <w:r>
-        <w:rPr>
-          <w:rFonts w:ascii="Calibri" w:hAnsi="Calibri" w:cs="Calibri"/>
-          <w:lang w:val="es-CR"/>
-        </w:rPr>
-        <w:t>Backend</w:t>
-      </w:r>
-      <w:proofErr w:type="spellEnd"/>
-      <w:r>
-        <w:rPr>
-          <w:rFonts w:ascii="Calibri" w:hAnsi="Calibri" w:cs="Calibri"/>
-          <w:lang w:val="es-CR"/>
-        </w:rPr>
-        <w:t xml:space="preserve">). El </w:t>
-      </w:r>
-      <w:proofErr w:type="spellStart"/>
-      <w:r>
-        <w:rPr>
-          <w:rFonts w:ascii="Calibri" w:hAnsi="Calibri" w:cs="Calibri"/>
-          <w:lang w:val="es-CR"/>
-        </w:rPr>
-        <w:t>Frontend</w:t>
-      </w:r>
-      <w:proofErr w:type="spellEnd"/>
-      <w:r>
-        <w:rPr>
-          <w:rFonts w:ascii="Calibri" w:hAnsi="Calibri" w:cs="Calibri"/>
-          <w:lang w:val="es-CR"/>
-        </w:rPr>
-        <w:t xml:space="preserve"> invoca los métodos de servicio del árbol para consultar textos de preguntas, mover los punteros del juego o mandar a escribir en disco, pero la interfaz gráfica jamás manipula ni conoce las operaciones internas recursivas de reconstrucción de los datos, cumpliendo con la pauta arquitectónica obligatoria del proyecto. </w:t>
+        <w:t xml:space="preserve"> La clase AppJuego (Frontend) agrega una instancia viva de ArbolDecision (Backend). El Frontend invoca los métodos de servicio del árbol para consultar textos de preguntas, mover los punteros del juego o mandar a escribir en disco, pero la interfaz gráfica jamás manipula ni conoce las operaciones internas recursivas de reconstrucción de los datos, cumpliendo con la pauta arquitectónica obligatoria del proyecto. </w:t>
       </w:r>
     </w:p>
     <w:p>
@@ -3043,7 +1816,6 @@
           <w:lang w:val="es-CR"/>
         </w:rPr>
       </w:pPr>
-      <w:proofErr w:type="gramStart"/>
       <w:r>
         <w:rPr>
           <w:rFonts w:ascii="Calibri" w:hAnsi="Calibri" w:cs="Calibri"/>
@@ -3051,25 +1823,7 @@
           <w:bCs/>
           <w:lang w:val="es-CR"/>
         </w:rPr>
-        <w:t>Link</w:t>
-      </w:r>
-      <w:proofErr w:type="gramEnd"/>
-      <w:r>
-        <w:rPr>
-          <w:rFonts w:ascii="Calibri" w:hAnsi="Calibri" w:cs="Calibri"/>
-          <w:b/>
-          <w:bCs/>
-          <w:lang w:val="es-CR"/>
-        </w:rPr>
-        <w:t xml:space="preserve"> de GitHub:</w:t>
-      </w:r>
-      <w:r>
-        <w:rPr>
-          <w:rFonts w:ascii="Calibri" w:hAnsi="Calibri" w:cs="Calibri"/>
-          <w:b/>
-          <w:bCs/>
-          <w:lang w:val="es-CR"/>
-        </w:rPr>
+        <w:t>Link de GitHub:</w:t>
         <w:br/>
       </w:r>
       <w:hyperlink r:id="rId5" w:history="1">
@@ -3078,17 +1832,8 @@
             <w:rStyle w:val="Hyperlink"/>
             <w:rFonts w:ascii="Calibri" w:hAnsi="Calibri" w:cs="Calibri"/>
           </w:rPr>
-          <w:t>dylanrc16/</w:t>
+          <w:t>dylanrc16/Oraculo</w:t>
         </w:r>
-        <w:proofErr w:type="spellStart"/>
-        <w:r>
-          <w:rPr>
-            <w:rStyle w:val="Hyperlink"/>
-            <w:rFonts w:ascii="Calibri" w:hAnsi="Calibri" w:cs="Calibri"/>
-          </w:rPr>
-          <w:t>Oraculo</w:t>
-        </w:r>
-        <w:proofErr w:type="spellEnd"/>
       </w:hyperlink>
     </w:p>
     <w:p>
